--- a/Apunte_Logica_Computacional.docx
+++ b/Apunte_Logica_Computacional.docx
@@ -352,6 +352,7 @@
                                     <w:color w:val="595959" w:themeColor="text1" w:themeTint="A6"/>
                                     <w:sz w:val="28"/>
                                     <w:szCs w:val="28"/>
+                                    <w:lang w:val="en-US"/>
                                   </w:rPr>
                                   <w:alias w:val="Autor"/>
                                   <w:tag w:val=""/>
@@ -362,12 +363,13 @@
                                 <w:sdtContent>
                                   <w:p>
                                     <w:pPr>
-                                      <w:pStyle w:val="Sinespaciado"/>
+                                      <w:pStyle w:val="NoSpacing"/>
                                       <w:jc w:val="right"/>
                                       <w:rPr>
                                         <w:color w:val="595959" w:themeColor="text1" w:themeTint="A6"/>
                                         <w:sz w:val="28"/>
                                         <w:szCs w:val="28"/>
+                                        <w:lang w:val="en-US"/>
                                       </w:rPr>
                                     </w:pPr>
                                     <w:r>
@@ -375,6 +377,7 @@
                                         <w:color w:val="595959" w:themeColor="text1" w:themeTint="A6"/>
                                         <w:sz w:val="28"/>
                                         <w:szCs w:val="28"/>
+                                        <w:lang w:val="en-US"/>
                                       </w:rPr>
                                       <w:t>Santiago Chiale</w:t>
                                     </w:r>
@@ -383,12 +386,13 @@
                               </w:sdt>
                               <w:p>
                                 <w:pPr>
-                                  <w:pStyle w:val="Sinespaciado"/>
+                                  <w:pStyle w:val="NoSpacing"/>
                                   <w:jc w:val="right"/>
                                   <w:rPr>
                                     <w:color w:val="595959" w:themeColor="text1" w:themeTint="A6"/>
                                     <w:sz w:val="18"/>
                                     <w:szCs w:val="18"/>
+                                    <w:lang w:val="en-US"/>
                                   </w:rPr>
                                 </w:pPr>
                                 <w:sdt>
@@ -397,6 +401,7 @@
                                       <w:color w:val="595959" w:themeColor="text1" w:themeTint="A6"/>
                                       <w:sz w:val="18"/>
                                       <w:szCs w:val="18"/>
+                                      <w:lang w:val="en-US"/>
                                     </w:rPr>
                                     <w:alias w:val="CorreoElectrónico"/>
                                     <w:tag w:val="CorreoElectrónico"/>
@@ -410,6 +415,7 @@
                                         <w:color w:val="595959" w:themeColor="text1" w:themeTint="A6"/>
                                         <w:sz w:val="18"/>
                                         <w:szCs w:val="18"/>
+                                        <w:lang w:val="en-US"/>
                                       </w:rPr>
                                       <w:t>santiag</w:t>
                                     </w:r>
@@ -418,6 +424,7 @@
                                         <w:color w:val="595959" w:themeColor="text1" w:themeTint="A6"/>
                                         <w:sz w:val="18"/>
                                         <w:szCs w:val="18"/>
+                                        <w:lang w:val="en-US"/>
                                       </w:rPr>
                                       <w:t>ochiale@abc.gob.ar</w:t>
                                     </w:r>
@@ -459,6 +466,7 @@
                               <w:color w:val="595959" w:themeColor="text1" w:themeTint="A6"/>
                               <w:sz w:val="28"/>
                               <w:szCs w:val="28"/>
+                              <w:lang w:val="en-US"/>
                             </w:rPr>
                             <w:alias w:val="Autor"/>
                             <w:tag w:val=""/>
@@ -469,12 +477,13 @@
                           <w:sdtContent>
                             <w:p>
                               <w:pPr>
-                                <w:pStyle w:val="Sinespaciado"/>
+                                <w:pStyle w:val="NoSpacing"/>
                                 <w:jc w:val="right"/>
                                 <w:rPr>
                                   <w:color w:val="595959" w:themeColor="text1" w:themeTint="A6"/>
                                   <w:sz w:val="28"/>
                                   <w:szCs w:val="28"/>
+                                  <w:lang w:val="en-US"/>
                                 </w:rPr>
                               </w:pPr>
                               <w:r>
@@ -482,6 +491,7 @@
                                   <w:color w:val="595959" w:themeColor="text1" w:themeTint="A6"/>
                                   <w:sz w:val="28"/>
                                   <w:szCs w:val="28"/>
+                                  <w:lang w:val="en-US"/>
                                 </w:rPr>
                                 <w:t>Santiago Chiale</w:t>
                               </w:r>
@@ -490,12 +500,13 @@
                         </w:sdt>
                         <w:p>
                           <w:pPr>
-                            <w:pStyle w:val="Sinespaciado"/>
+                            <w:pStyle w:val="NoSpacing"/>
                             <w:jc w:val="right"/>
                             <w:rPr>
                               <w:color w:val="595959" w:themeColor="text1" w:themeTint="A6"/>
                               <w:sz w:val="18"/>
                               <w:szCs w:val="18"/>
+                              <w:lang w:val="en-US"/>
                             </w:rPr>
                           </w:pPr>
                           <w:sdt>
@@ -504,6 +515,7 @@
                                 <w:color w:val="595959" w:themeColor="text1" w:themeTint="A6"/>
                                 <w:sz w:val="18"/>
                                 <w:szCs w:val="18"/>
+                                <w:lang w:val="en-US"/>
                               </w:rPr>
                               <w:alias w:val="CorreoElectrónico"/>
                               <w:tag w:val="CorreoElectrónico"/>
@@ -517,6 +529,7 @@
                                   <w:color w:val="595959" w:themeColor="text1" w:themeTint="A6"/>
                                   <w:sz w:val="18"/>
                                   <w:szCs w:val="18"/>
+                                  <w:lang w:val="en-US"/>
                                 </w:rPr>
                                 <w:t>santiag</w:t>
                               </w:r>
@@ -525,6 +538,7 @@
                                   <w:color w:val="595959" w:themeColor="text1" w:themeTint="A6"/>
                                   <w:sz w:val="18"/>
                                   <w:szCs w:val="18"/>
+                                  <w:lang w:val="en-US"/>
                                 </w:rPr>
                                 <w:t>ochiale@abc.gob.ar</w:t>
                               </w:r>
@@ -604,7 +618,7 @@
                             <w:txbxContent>
                               <w:p>
                                 <w:pPr>
-                                  <w:pStyle w:val="Sinespaciado"/>
+                                  <w:pStyle w:val="NoSpacing"/>
                                   <w:jc w:val="right"/>
                                   <w:rPr>
                                     <w:color w:val="595959" w:themeColor="text1" w:themeTint="A6"/>
@@ -640,7 +654,7 @@
                       <w:txbxContent>
                         <w:p>
                           <w:pPr>
-                            <w:pStyle w:val="Sinespaciado"/>
+                            <w:pStyle w:val="NoSpacing"/>
                             <w:jc w:val="right"/>
                             <w:rPr>
                               <w:color w:val="595959" w:themeColor="text1" w:themeTint="A6"/>
@@ -734,8 +748,8 @@
                                     <w:rPr>
                                       <w:caps/>
                                       <w:color w:val="156082" w:themeColor="accent1"/>
-                                      <w:sz w:val="64"/>
-                                      <w:szCs w:val="64"/>
+                                      <w:sz w:val="44"/>
+                                      <w:szCs w:val="44"/>
                                     </w:rPr>
                                     <w:alias w:val="Título"/>
                                     <w:tag w:val=""/>
@@ -753,8 +767,8 @@
                                       <w:rPr>
                                         <w:caps/>
                                         <w:color w:val="156082" w:themeColor="accent1"/>
-                                        <w:sz w:val="64"/>
-                                        <w:szCs w:val="64"/>
+                                        <w:sz w:val="44"/>
+                                        <w:szCs w:val="44"/>
                                       </w:rPr>
                                       <w:t>LOGICA COMPUTACIONAL</w:t>
                                     </w:r>
@@ -826,8 +840,8 @@
                               <w:rPr>
                                 <w:caps/>
                                 <w:color w:val="156082" w:themeColor="accent1"/>
-                                <w:sz w:val="64"/>
-                                <w:szCs w:val="64"/>
+                                <w:sz w:val="44"/>
+                                <w:szCs w:val="44"/>
                               </w:rPr>
                               <w:alias w:val="Título"/>
                               <w:tag w:val=""/>
@@ -845,8 +859,8 @@
                                 <w:rPr>
                                   <w:caps/>
                                   <w:color w:val="156082" w:themeColor="accent1"/>
-                                  <w:sz w:val="64"/>
-                                  <w:szCs w:val="64"/>
+                                  <w:sz w:val="44"/>
+                                  <w:szCs w:val="44"/>
                                 </w:rPr>
                                 <w:t>LOGICA COMPUTACIONAL</w:t>
                               </w:r>
@@ -937,13 +951,13 @@
     </w:sdt>
     <w:p>
       <w:pPr>
-        <w:pStyle w:val="Sinespaciado"/>
-        <w:jc w:val="both"/>
-      </w:pPr>
-    </w:p>
-    <w:p>
-      <w:pPr>
-        <w:pStyle w:val="Sinespaciado"/>
+        <w:pStyle w:val="NoSpacing"/>
+        <w:jc w:val="both"/>
+      </w:pPr>
+    </w:p>
+    <w:p>
+      <w:pPr>
+        <w:pStyle w:val="NoSpacing"/>
         <w:jc w:val="both"/>
       </w:pPr>
     </w:p>
@@ -971,7 +985,7 @@
       <w:sdtContent>
         <w:p>
           <w:pPr>
-            <w:pStyle w:val="TtuloTDC"/>
+            <w:pStyle w:val="TOCHeading"/>
             <w:jc w:val="both"/>
           </w:pPr>
           <w:r>
@@ -983,7 +997,7 @@
         </w:p>
         <w:p>
           <w:pPr>
-            <w:pStyle w:val="TDC1"/>
+            <w:pStyle w:val="TOC1"/>
             <w:tabs>
               <w:tab w:val="right" w:pos="8494"/>
             </w:tabs>
@@ -1008,7 +1022,7 @@
           <w:hyperlink w:anchor="_Toc194008592" w:history="1">
             <w:r>
               <w:rPr>
-                <w:rStyle w:val="Hipervnculo"/>
+                <w:rStyle w:val="Hyperlink"/>
                 <w:noProof/>
               </w:rPr>
               <w:t>Introducción</w:t>
@@ -1065,7 +1079,7 @@
         </w:p>
         <w:p>
           <w:pPr>
-            <w:pStyle w:val="TDC1"/>
+            <w:pStyle w:val="TOC1"/>
             <w:tabs>
               <w:tab w:val="right" w:pos="8494"/>
             </w:tabs>
@@ -1081,7 +1095,7 @@
           <w:hyperlink w:anchor="_Toc194008593" w:history="1">
             <w:r>
               <w:rPr>
-                <w:rStyle w:val="Hipervnculo"/>
+                <w:rStyle w:val="Hyperlink"/>
                 <w:rFonts w:ascii="Calibri" w:hAnsi="Calibri"/>
                 <w:noProof/>
               </w:rPr>
@@ -1139,7 +1153,7 @@
         </w:p>
         <w:p>
           <w:pPr>
-            <w:pStyle w:val="TDC2"/>
+            <w:pStyle w:val="TOC2"/>
             <w:tabs>
               <w:tab w:val="right" w:pos="8494"/>
             </w:tabs>
@@ -1155,7 +1169,7 @@
           <w:hyperlink w:anchor="_Toc194008594" w:history="1">
             <w:r>
               <w:rPr>
-                <w:rStyle w:val="Hipervnculo"/>
+                <w:rStyle w:val="Hyperlink"/>
                 <w:noProof/>
               </w:rPr>
               <w:t>Antecedentes Históricos y Relevancia Contemporánea</w:t>
@@ -1212,7 +1226,7 @@
         </w:p>
         <w:p>
           <w:pPr>
-            <w:pStyle w:val="TDC2"/>
+            <w:pStyle w:val="TOC2"/>
             <w:tabs>
               <w:tab w:val="right" w:pos="8494"/>
             </w:tabs>
@@ -1228,7 +1242,7 @@
           <w:hyperlink w:anchor="_Toc194008595" w:history="1">
             <w:r>
               <w:rPr>
-                <w:rStyle w:val="Hipervnculo"/>
+                <w:rStyle w:val="Hyperlink"/>
                 <w:noProof/>
               </w:rPr>
               <w:t>Conceptos Fundamentales</w:t>
@@ -1285,7 +1299,7 @@
         </w:p>
         <w:p>
           <w:pPr>
-            <w:pStyle w:val="TDC3"/>
+            <w:pStyle w:val="TOC3"/>
             <w:tabs>
               <w:tab w:val="right" w:pos="8494"/>
             </w:tabs>
@@ -1301,7 +1315,7 @@
           <w:hyperlink w:anchor="_Toc194008596" w:history="1">
             <w:r>
               <w:rPr>
-                <w:rStyle w:val="Hipervnculo"/>
+                <w:rStyle w:val="Hyperlink"/>
                 <w:noProof/>
               </w:rPr>
               <w:t>Proposiciones</w:t>
@@ -1358,7 +1372,7 @@
         </w:p>
         <w:p>
           <w:pPr>
-            <w:pStyle w:val="TDC3"/>
+            <w:pStyle w:val="TOC3"/>
             <w:tabs>
               <w:tab w:val="right" w:pos="8494"/>
             </w:tabs>
@@ -1374,7 +1388,7 @@
           <w:hyperlink w:anchor="_Toc194008597" w:history="1">
             <w:r>
               <w:rPr>
-                <w:rStyle w:val="Hipervnculo"/>
+                <w:rStyle w:val="Hyperlink"/>
                 <w:noProof/>
               </w:rPr>
               <w:t>Conectivos Lógicos</w:t>
@@ -1431,7 +1445,7 @@
         </w:p>
         <w:p>
           <w:pPr>
-            <w:pStyle w:val="TDC3"/>
+            <w:pStyle w:val="TOC3"/>
             <w:tabs>
               <w:tab w:val="right" w:pos="8494"/>
             </w:tabs>
@@ -1447,7 +1461,7 @@
           <w:hyperlink w:anchor="_Toc194008598" w:history="1">
             <w:r>
               <w:rPr>
-                <w:rStyle w:val="Hipervnculo"/>
+                <w:rStyle w:val="Hyperlink"/>
                 <w:noProof/>
               </w:rPr>
               <w:t>Tablas de verdad</w:t>
@@ -1504,7 +1518,7 @@
         </w:p>
         <w:p>
           <w:pPr>
-            <w:pStyle w:val="TDC2"/>
+            <w:pStyle w:val="TOC2"/>
             <w:tabs>
               <w:tab w:val="right" w:pos="8494"/>
             </w:tabs>
@@ -1520,7 +1534,7 @@
           <w:hyperlink w:anchor="_Toc194008599" w:history="1">
             <w:r>
               <w:rPr>
-                <w:rStyle w:val="Hipervnculo"/>
+                <w:rStyle w:val="Hyperlink"/>
                 <w:noProof/>
               </w:rPr>
               <w:t>Ejercicios Propuestos</w:t>
@@ -1577,7 +1591,7 @@
         </w:p>
         <w:p>
           <w:pPr>
-            <w:pStyle w:val="TDC3"/>
+            <w:pStyle w:val="TOC3"/>
             <w:tabs>
               <w:tab w:val="right" w:pos="8494"/>
             </w:tabs>
@@ -1593,7 +1607,7 @@
           <w:hyperlink w:anchor="_Toc194008600" w:history="1">
             <w:r>
               <w:rPr>
-                <w:rStyle w:val="Hipervnculo"/>
+                <w:rStyle w:val="Hyperlink"/>
                 <w:noProof/>
               </w:rPr>
               <w:t>Ejercicio 1: Identificación de Proposiciones</w:t>
@@ -1650,7 +1664,7 @@
         </w:p>
         <w:p>
           <w:pPr>
-            <w:pStyle w:val="TDC3"/>
+            <w:pStyle w:val="TOC3"/>
             <w:tabs>
               <w:tab w:val="right" w:pos="8494"/>
             </w:tabs>
@@ -1666,7 +1680,7 @@
           <w:hyperlink w:anchor="_Toc194008601" w:history="1">
             <w:r>
               <w:rPr>
-                <w:rStyle w:val="Hipervnculo"/>
+                <w:rStyle w:val="Hyperlink"/>
                 <w:noProof/>
               </w:rPr>
               <w:t>Ejercicio 2: Evaluación de Expresiones Lógicas</w:t>
@@ -1723,7 +1737,7 @@
         </w:p>
         <w:p>
           <w:pPr>
-            <w:pStyle w:val="TDC3"/>
+            <w:pStyle w:val="TOC3"/>
             <w:tabs>
               <w:tab w:val="right" w:pos="8494"/>
             </w:tabs>
@@ -1739,7 +1753,7 @@
           <w:hyperlink w:anchor="_Toc194008602" w:history="1">
             <w:r>
               <w:rPr>
-                <w:rStyle w:val="Hipervnculo"/>
+                <w:rStyle w:val="Hyperlink"/>
                 <w:noProof/>
               </w:rPr>
               <w:t>Ejercicio 3: codepen</w:t>
@@ -1796,7 +1810,7 @@
         </w:p>
         <w:p>
           <w:pPr>
-            <w:pStyle w:val="TDC2"/>
+            <w:pStyle w:val="TOC2"/>
             <w:tabs>
               <w:tab w:val="right" w:pos="8494"/>
             </w:tabs>
@@ -1812,7 +1826,7 @@
           <w:hyperlink w:anchor="_Toc194008603" w:history="1">
             <w:r>
               <w:rPr>
-                <w:rStyle w:val="Hipervnculo"/>
+                <w:rStyle w:val="Hyperlink"/>
                 <w:noProof/>
               </w:rPr>
               <w:t>Aplicación práctica: Compuertas lógicas en circuitos inteligentes</w:t>
@@ -1869,7 +1883,7 @@
         </w:p>
         <w:p>
           <w:pPr>
-            <w:pStyle w:val="TDC3"/>
+            <w:pStyle w:val="TOC3"/>
             <w:tabs>
               <w:tab w:val="right" w:pos="8494"/>
             </w:tabs>
@@ -1885,7 +1899,7 @@
           <w:hyperlink w:anchor="_Toc194008604" w:history="1">
             <w:r>
               <w:rPr>
-                <w:rStyle w:val="Hipervnculo"/>
+                <w:rStyle w:val="Hyperlink"/>
                 <w:noProof/>
               </w:rPr>
               <w:t>Caso real: Activación de un extractor de aire por temperatura y humedad</w:t>
@@ -1942,7 +1956,7 @@
         </w:p>
         <w:p>
           <w:pPr>
-            <w:pStyle w:val="TDC2"/>
+            <w:pStyle w:val="TOC2"/>
             <w:tabs>
               <w:tab w:val="right" w:pos="8494"/>
             </w:tabs>
@@ -1958,7 +1972,7 @@
           <w:hyperlink w:anchor="_Toc194008605" w:history="1">
             <w:r>
               <w:rPr>
-                <w:rStyle w:val="Hipervnculo"/>
+                <w:rStyle w:val="Hyperlink"/>
                 <w:noProof/>
               </w:rPr>
               <w:t>Conclusión</w:t>
@@ -2015,7 +2029,7 @@
         </w:p>
         <w:p>
           <w:pPr>
-            <w:pStyle w:val="TDC1"/>
+            <w:pStyle w:val="TOC1"/>
             <w:tabs>
               <w:tab w:val="right" w:pos="8494"/>
             </w:tabs>
@@ -2031,7 +2045,7 @@
           <w:hyperlink w:anchor="_Toc194008606" w:history="1">
             <w:r>
               <w:rPr>
-                <w:rStyle w:val="Hipervnculo"/>
+                <w:rStyle w:val="Hyperlink"/>
                 <w:noProof/>
               </w:rPr>
               <w:t>CAPÍTULO 2: LÓGICA DE PREDICADOS</w:t>
@@ -2088,7 +2102,7 @@
         </w:p>
         <w:p>
           <w:pPr>
-            <w:pStyle w:val="TDC2"/>
+            <w:pStyle w:val="TOC2"/>
             <w:tabs>
               <w:tab w:val="right" w:pos="8494"/>
             </w:tabs>
@@ -2104,7 +2118,7 @@
           <w:hyperlink w:anchor="_Toc194008607" w:history="1">
             <w:r>
               <w:rPr>
-                <w:rStyle w:val="Hipervnculo"/>
+                <w:rStyle w:val="Hyperlink"/>
                 <w:noProof/>
               </w:rPr>
               <w:t>Cuantificadores universal y existencial, interpretación en lenguajes de primer orden</w:t>
@@ -2161,7 +2175,7 @@
         </w:p>
         <w:p>
           <w:pPr>
-            <w:pStyle w:val="TDC3"/>
+            <w:pStyle w:val="TOC3"/>
             <w:tabs>
               <w:tab w:val="right" w:pos="8494"/>
             </w:tabs>
@@ -2177,7 +2191,7 @@
           <w:hyperlink w:anchor="_Toc194008608" w:history="1">
             <w:r>
               <w:rPr>
-                <w:rStyle w:val="Hipervnculo"/>
+                <w:rStyle w:val="Hyperlink"/>
                 <w:noProof/>
               </w:rPr>
               <w:t>¿Qué es un lenguaje de primer orden?</w:t>
@@ -2234,7 +2248,7 @@
         </w:p>
         <w:p>
           <w:pPr>
-            <w:pStyle w:val="TDC2"/>
+            <w:pStyle w:val="TOC2"/>
             <w:tabs>
               <w:tab w:val="right" w:pos="8494"/>
             </w:tabs>
@@ -2250,7 +2264,7 @@
           <w:hyperlink w:anchor="_Toc194008609" w:history="1">
             <w:r>
               <w:rPr>
-                <w:rStyle w:val="Hipervnculo"/>
+                <w:rStyle w:val="Hyperlink"/>
                 <w:noProof/>
               </w:rPr>
               <w:t>Sistemas formales: corrección y completitud, modelos e interpretaciones</w:t>
@@ -2307,7 +2321,7 @@
         </w:p>
         <w:p>
           <w:pPr>
-            <w:pStyle w:val="TDC3"/>
+            <w:pStyle w:val="TOC3"/>
             <w:tabs>
               <w:tab w:val="right" w:pos="8494"/>
             </w:tabs>
@@ -2323,7 +2337,7 @@
           <w:hyperlink w:anchor="_Toc194008610" w:history="1">
             <w:r>
               <w:rPr>
-                <w:rStyle w:val="Hipervnculo"/>
+                <w:rStyle w:val="Hyperlink"/>
                 <w:noProof/>
               </w:rPr>
               <w:t>Corrección y completitud</w:t>
@@ -2380,7 +2394,7 @@
         </w:p>
         <w:p>
           <w:pPr>
-            <w:pStyle w:val="TDC3"/>
+            <w:pStyle w:val="TOC3"/>
             <w:tabs>
               <w:tab w:val="right" w:pos="8494"/>
             </w:tabs>
@@ -2396,7 +2410,7 @@
           <w:hyperlink w:anchor="_Toc194008611" w:history="1">
             <w:r>
               <w:rPr>
-                <w:rStyle w:val="Hipervnculo"/>
+                <w:rStyle w:val="Hyperlink"/>
                 <w:noProof/>
               </w:rPr>
               <w:t>Modelos e interpretaciones</w:t>
@@ -2453,7 +2467,7 @@
         </w:p>
         <w:p>
           <w:pPr>
-            <w:pStyle w:val="TDC2"/>
+            <w:pStyle w:val="TOC2"/>
             <w:tabs>
               <w:tab w:val="right" w:pos="8494"/>
             </w:tabs>
@@ -2469,7 +2483,7 @@
           <w:hyperlink w:anchor="_Toc194008612" w:history="1">
             <w:r>
               <w:rPr>
-                <w:rStyle w:val="Hipervnculo"/>
+                <w:rStyle w:val="Hyperlink"/>
                 <w:noProof/>
               </w:rPr>
               <w:t>Límites de la lógica de predicados: intratabilidad e inexpresabilidad en ciertos problemas</w:t>
@@ -2526,7 +2540,7 @@
         </w:p>
         <w:p>
           <w:pPr>
-            <w:pStyle w:val="TDC2"/>
+            <w:pStyle w:val="TOC2"/>
             <w:tabs>
               <w:tab w:val="right" w:pos="8494"/>
             </w:tabs>
@@ -2542,7 +2556,7 @@
           <w:hyperlink w:anchor="_Toc194008613" w:history="1">
             <w:r>
               <w:rPr>
-                <w:rStyle w:val="Hipervnculo"/>
+                <w:rStyle w:val="Hyperlink"/>
                 <w:noProof/>
               </w:rPr>
               <w:t>Aplicación en la deducción natural, estrategias de formalización y deducción</w:t>
@@ -2599,7 +2613,7 @@
         </w:p>
         <w:p>
           <w:pPr>
-            <w:pStyle w:val="TDC3"/>
+            <w:pStyle w:val="TOC3"/>
             <w:tabs>
               <w:tab w:val="right" w:pos="8494"/>
             </w:tabs>
@@ -2615,7 +2629,7 @@
           <w:hyperlink w:anchor="_Toc194008614" w:history="1">
             <w:r>
               <w:rPr>
-                <w:rStyle w:val="Hipervnculo"/>
+                <w:rStyle w:val="Hyperlink"/>
                 <w:noProof/>
               </w:rPr>
               <w:t>Ejercicio práctico (Aplicación Web)</w:t>
@@ -2672,7 +2686,7 @@
         </w:p>
         <w:p>
           <w:pPr>
-            <w:pStyle w:val="TDC2"/>
+            <w:pStyle w:val="TOC2"/>
             <w:tabs>
               <w:tab w:val="right" w:pos="8494"/>
             </w:tabs>
@@ -2688,7 +2702,7 @@
           <w:hyperlink w:anchor="_Toc194008615" w:history="1">
             <w:r>
               <w:rPr>
-                <w:rStyle w:val="Hipervnculo"/>
+                <w:rStyle w:val="Hyperlink"/>
                 <w:noProof/>
               </w:rPr>
               <w:t>CAPÍTULO 3: LÓGICA DIGITAL</w:t>
@@ -2745,7 +2759,7 @@
         </w:p>
         <w:p>
           <w:pPr>
-            <w:pStyle w:val="TDC3"/>
+            <w:pStyle w:val="TOC3"/>
             <w:tabs>
               <w:tab w:val="right" w:pos="8494"/>
             </w:tabs>
@@ -2761,7 +2775,7 @@
           <w:hyperlink w:anchor="_Toc194008616" w:history="1">
             <w:r>
               <w:rPr>
-                <w:rStyle w:val="Hipervnculo"/>
+                <w:rStyle w:val="Hyperlink"/>
                 <w:noProof/>
               </w:rPr>
               <w:t>Introducción al Álgebra de Boole y a las Compuertas Lógicas</w:t>
@@ -2818,7 +2832,7 @@
         </w:p>
         <w:p>
           <w:pPr>
-            <w:pStyle w:val="TDC2"/>
+            <w:pStyle w:val="TOC2"/>
             <w:tabs>
               <w:tab w:val="right" w:pos="8494"/>
             </w:tabs>
@@ -2834,7 +2848,7 @@
           <w:hyperlink w:anchor="_Toc194008617" w:history="1">
             <w:r>
               <w:rPr>
-                <w:rStyle w:val="Hipervnculo"/>
+                <w:rStyle w:val="Hyperlink"/>
                 <w:noProof/>
               </w:rPr>
               <w:t>Dispositivos</w:t>
@@ -2891,7 +2905,7 @@
         </w:p>
         <w:p>
           <w:pPr>
-            <w:pStyle w:val="TDC3"/>
+            <w:pStyle w:val="TOC3"/>
             <w:tabs>
               <w:tab w:val="right" w:pos="8494"/>
             </w:tabs>
@@ -2907,7 +2921,7 @@
           <w:hyperlink w:anchor="_Toc194008618" w:history="1">
             <w:r>
               <w:rPr>
-                <w:rStyle w:val="Hipervnculo"/>
+                <w:rStyle w:val="Hyperlink"/>
                 <w:noProof/>
               </w:rPr>
               <w:t>Multiplexores (MUX)</w:t>
@@ -2964,7 +2978,7 @@
         </w:p>
         <w:p>
           <w:pPr>
-            <w:pStyle w:val="TDC3"/>
+            <w:pStyle w:val="TOC3"/>
             <w:tabs>
               <w:tab w:val="right" w:pos="8494"/>
             </w:tabs>
@@ -2980,7 +2994,7 @@
           <w:hyperlink w:anchor="_Toc194008619" w:history="1">
             <w:r>
               <w:rPr>
-                <w:rStyle w:val="Hipervnculo"/>
+                <w:rStyle w:val="Hyperlink"/>
                 <w:noProof/>
               </w:rPr>
               <w:t>Decodificadores</w:t>
@@ -3037,7 +3051,7 @@
         </w:p>
         <w:p>
           <w:pPr>
-            <w:pStyle w:val="TDC3"/>
+            <w:pStyle w:val="TOC3"/>
             <w:tabs>
               <w:tab w:val="right" w:pos="8494"/>
             </w:tabs>
@@ -3053,7 +3067,7 @@
           <w:hyperlink w:anchor="_Toc194008620" w:history="1">
             <w:r>
               <w:rPr>
-                <w:rStyle w:val="Hipervnculo"/>
+                <w:rStyle w:val="Hyperlink"/>
                 <w:noProof/>
               </w:rPr>
               <w:t>Biestables (Flip-Flops)</w:t>
@@ -3110,7 +3124,7 @@
         </w:p>
         <w:p>
           <w:pPr>
-            <w:pStyle w:val="TDC3"/>
+            <w:pStyle w:val="TOC3"/>
             <w:tabs>
               <w:tab w:val="right" w:pos="8494"/>
             </w:tabs>
@@ -3126,7 +3140,7 @@
           <w:hyperlink w:anchor="_Toc194008621" w:history="1">
             <w:r>
               <w:rPr>
-                <w:rStyle w:val="Hipervnculo"/>
+                <w:rStyle w:val="Hyperlink"/>
                 <w:noProof/>
               </w:rPr>
               <w:t>Memorias</w:t>
@@ -3183,7 +3197,7 @@
         </w:p>
         <w:p>
           <w:pPr>
-            <w:pStyle w:val="TDC3"/>
+            <w:pStyle w:val="TOC3"/>
             <w:tabs>
               <w:tab w:val="right" w:pos="8494"/>
             </w:tabs>
@@ -3199,7 +3213,7 @@
           <w:hyperlink w:anchor="_Toc194008622" w:history="1">
             <w:r>
               <w:rPr>
-                <w:rStyle w:val="Hipervnculo"/>
+                <w:rStyle w:val="Hyperlink"/>
                 <w:noProof/>
               </w:rPr>
               <w:t>Microcontroladores</w:t>
@@ -3256,7 +3270,7 @@
         </w:p>
         <w:p>
           <w:pPr>
-            <w:pStyle w:val="TDC2"/>
+            <w:pStyle w:val="TOC2"/>
             <w:tabs>
               <w:tab w:val="right" w:pos="8494"/>
             </w:tabs>
@@ -3272,7 +3286,7 @@
           <w:hyperlink w:anchor="_Toc194008623" w:history="1">
             <w:r>
               <w:rPr>
-                <w:rStyle w:val="Hipervnculo"/>
+                <w:rStyle w:val="Hyperlink"/>
                 <w:noProof/>
               </w:rPr>
               <w:t>Diseño a Mayor Escala: Módulos y Jerarquía</w:t>
@@ -3329,7 +3343,7 @@
         </w:p>
         <w:p>
           <w:pPr>
-            <w:pStyle w:val="TDC2"/>
+            <w:pStyle w:val="TOC2"/>
             <w:tabs>
               <w:tab w:val="right" w:pos="8494"/>
             </w:tabs>
@@ -3345,7 +3359,7 @@
           <w:hyperlink w:anchor="_Toc194008624" w:history="1">
             <w:r>
               <w:rPr>
-                <w:rStyle w:val="Hipervnculo"/>
+                <w:rStyle w:val="Hyperlink"/>
                 <w:noProof/>
               </w:rPr>
               <w:t>Conclusiones</w:t>
@@ -3418,7 +3432,7 @@
     </w:sdt>
     <w:p>
       <w:pPr>
-        <w:pStyle w:val="Ttulo1"/>
+        <w:pStyle w:val="Heading1"/>
         <w:jc w:val="both"/>
       </w:pPr>
       <w:bookmarkStart w:id="0" w:name="_Toc194008592"/>
@@ -3430,7 +3444,7 @@
     <w:p/>
     <w:p>
       <w:pPr>
-        <w:pStyle w:val="Sinespaciado"/>
+        <w:pStyle w:val="NoSpacing"/>
         <w:jc w:val="both"/>
       </w:pPr>
       <w:r>
@@ -3439,7 +3453,7 @@
     </w:p>
     <w:p>
       <w:pPr>
-        <w:pStyle w:val="Sinespaciado"/>
+        <w:pStyle w:val="NoSpacing"/>
         <w:jc w:val="both"/>
       </w:pPr>
       <w:r>
@@ -3448,7 +3462,7 @@
     </w:p>
     <w:p>
       <w:pPr>
-        <w:pStyle w:val="Sinespaciado"/>
+        <w:pStyle w:val="NoSpacing"/>
         <w:jc w:val="both"/>
       </w:pPr>
       <w:r>
@@ -3457,7 +3471,7 @@
     </w:p>
     <w:p>
       <w:pPr>
-        <w:pStyle w:val="Sinespaciado"/>
+        <w:pStyle w:val="NoSpacing"/>
         <w:spacing w:after="120" w:line="312" w:lineRule="auto"/>
         <w:jc w:val="both"/>
       </w:pPr>
@@ -3470,7 +3484,7 @@
     </w:p>
     <w:p>
       <w:pPr>
-        <w:pStyle w:val="Sinespaciado"/>
+        <w:pStyle w:val="NoSpacing"/>
         <w:spacing w:after="120" w:line="312" w:lineRule="auto"/>
         <w:jc w:val="both"/>
       </w:pPr>
@@ -3483,7 +3497,7 @@
     </w:p>
     <w:p>
       <w:pPr>
-        <w:pStyle w:val="Sinespaciado"/>
+        <w:pStyle w:val="NoSpacing"/>
         <w:spacing w:after="120" w:line="312" w:lineRule="auto"/>
         <w:jc w:val="both"/>
       </w:pPr>
@@ -3507,7 +3521,7 @@
     </w:p>
     <w:p>
       <w:pPr>
-        <w:pStyle w:val="Sinespaciado"/>
+        <w:pStyle w:val="NoSpacing"/>
         <w:spacing w:after="120" w:line="312" w:lineRule="auto"/>
         <w:jc w:val="both"/>
       </w:pPr>
@@ -3556,7 +3570,7 @@
     </w:p>
     <w:p>
       <w:pPr>
-        <w:pStyle w:val="Sinespaciado"/>
+        <w:pStyle w:val="NoSpacing"/>
         <w:spacing w:after="120" w:line="312" w:lineRule="auto"/>
         <w:jc w:val="both"/>
       </w:pPr>
@@ -3569,7 +3583,7 @@
     </w:p>
     <w:p>
       <w:pPr>
-        <w:pStyle w:val="Sinespaciado"/>
+        <w:pStyle w:val="NoSpacing"/>
         <w:spacing w:after="120" w:line="312" w:lineRule="auto"/>
         <w:jc w:val="both"/>
       </w:pPr>
@@ -3582,7 +3596,7 @@
     </w:p>
     <w:p>
       <w:pPr>
-        <w:pStyle w:val="Sinespaciado"/>
+        <w:pStyle w:val="NoSpacing"/>
         <w:spacing w:after="120" w:line="312" w:lineRule="auto"/>
         <w:jc w:val="both"/>
       </w:pPr>
@@ -3598,7 +3612,7 @@
     </w:p>
     <w:p>
       <w:pPr>
-        <w:pStyle w:val="Sinespaciado"/>
+        <w:pStyle w:val="NoSpacing"/>
         <w:spacing w:after="120" w:line="312" w:lineRule="auto"/>
         <w:jc w:val="both"/>
       </w:pPr>
@@ -3611,7 +3625,7 @@
     </w:p>
     <w:p>
       <w:pPr>
-        <w:pStyle w:val="Sinespaciado"/>
+        <w:pStyle w:val="NoSpacing"/>
         <w:spacing w:after="120" w:line="312" w:lineRule="auto"/>
         <w:jc w:val="both"/>
       </w:pPr>
@@ -3624,7 +3638,7 @@
     </w:p>
     <w:p>
       <w:pPr>
-        <w:pStyle w:val="Sinespaciado"/>
+        <w:pStyle w:val="NoSpacing"/>
         <w:spacing w:after="120" w:line="312" w:lineRule="auto"/>
         <w:jc w:val="both"/>
       </w:pPr>
@@ -3645,7 +3659,7 @@
     </w:p>
     <w:p>
       <w:pPr>
-        <w:pStyle w:val="Sinespaciado"/>
+        <w:pStyle w:val="NoSpacing"/>
         <w:spacing w:after="120" w:line="312" w:lineRule="auto"/>
         <w:jc w:val="both"/>
       </w:pPr>
@@ -3658,7 +3672,7 @@
     </w:p>
     <w:p>
       <w:pPr>
-        <w:pStyle w:val="Sinespaciado"/>
+        <w:pStyle w:val="NoSpacing"/>
         <w:spacing w:after="120" w:line="312" w:lineRule="auto"/>
         <w:jc w:val="both"/>
       </w:pPr>
@@ -3679,7 +3693,7 @@
     </w:p>
     <w:p>
       <w:pPr>
-        <w:pStyle w:val="Sinespaciado"/>
+        <w:pStyle w:val="NoSpacing"/>
         <w:spacing w:after="120" w:line="312" w:lineRule="auto"/>
         <w:jc w:val="both"/>
       </w:pPr>
@@ -3692,7 +3706,7 @@
     </w:p>
     <w:p>
       <w:pPr>
-        <w:pStyle w:val="Sinespaciado"/>
+        <w:pStyle w:val="NoSpacing"/>
         <w:spacing w:after="120" w:line="312" w:lineRule="auto"/>
         <w:jc w:val="both"/>
       </w:pPr>
@@ -3705,7 +3719,7 @@
     </w:p>
     <w:p>
       <w:pPr>
-        <w:pStyle w:val="Sinespaciado"/>
+        <w:pStyle w:val="NoSpacing"/>
         <w:spacing w:after="120" w:line="312" w:lineRule="auto"/>
         <w:jc w:val="both"/>
       </w:pPr>
@@ -3718,7 +3732,7 @@
     </w:p>
     <w:p>
       <w:pPr>
-        <w:pStyle w:val="Sinespaciado"/>
+        <w:pStyle w:val="NoSpacing"/>
         <w:spacing w:after="120" w:line="312" w:lineRule="auto"/>
         <w:jc w:val="both"/>
       </w:pPr>
@@ -3731,7 +3745,7 @@
     </w:p>
     <w:p>
       <w:pPr>
-        <w:pStyle w:val="Ttulo1"/>
+        <w:pStyle w:val="Heading1"/>
         <w:spacing w:after="120" w:line="312" w:lineRule="auto"/>
         <w:jc w:val="both"/>
         <w:rPr>
@@ -3742,7 +3756,7 @@
     </w:p>
     <w:p>
       <w:pPr>
-        <w:pStyle w:val="Ttulo1"/>
+        <w:pStyle w:val="Heading1"/>
         <w:spacing w:after="120" w:line="312" w:lineRule="auto"/>
         <w:jc w:val="both"/>
         <w:rPr>
@@ -3758,7 +3772,7 @@
     </w:p>
     <w:p>
       <w:pPr>
-        <w:pStyle w:val="Ttulo1"/>
+        <w:pStyle w:val="Heading1"/>
         <w:spacing w:after="120" w:line="312" w:lineRule="auto"/>
         <w:jc w:val="both"/>
       </w:pPr>
@@ -3780,7 +3794,7 @@
     </w:p>
     <w:p>
       <w:pPr>
-        <w:pStyle w:val="Ttulo2"/>
+        <w:pStyle w:val="Heading2"/>
         <w:jc w:val="both"/>
       </w:pPr>
       <w:bookmarkStart w:id="2" w:name="_Toc194008594"/>
@@ -3796,7 +3810,7 @@
     </w:p>
     <w:p>
       <w:pPr>
-        <w:pStyle w:val="Sinespaciado"/>
+        <w:pStyle w:val="NoSpacing"/>
         <w:spacing w:after="120" w:line="312" w:lineRule="auto"/>
         <w:jc w:val="both"/>
       </w:pPr>
@@ -3809,7 +3823,7 @@
     </w:p>
     <w:p>
       <w:pPr>
-        <w:pStyle w:val="Sinespaciado"/>
+        <w:pStyle w:val="NoSpacing"/>
         <w:spacing w:after="120" w:line="312" w:lineRule="auto"/>
         <w:jc w:val="both"/>
       </w:pPr>
@@ -3822,14 +3836,14 @@
     </w:p>
     <w:p>
       <w:pPr>
-        <w:pStyle w:val="Sinespaciado"/>
+        <w:pStyle w:val="NoSpacing"/>
         <w:ind w:left="708" w:hanging="708"/>
         <w:jc w:val="both"/>
       </w:pPr>
     </w:p>
     <w:p>
       <w:pPr>
-        <w:pStyle w:val="Ttulo2"/>
+        <w:pStyle w:val="Heading2"/>
         <w:jc w:val="both"/>
       </w:pPr>
       <w:bookmarkStart w:id="3" w:name="_Toc194008595"/>
@@ -3845,7 +3859,7 @@
     </w:p>
     <w:p>
       <w:pPr>
-        <w:pStyle w:val="Ttulo3"/>
+        <w:pStyle w:val="Heading3"/>
         <w:jc w:val="both"/>
       </w:pPr>
       <w:bookmarkStart w:id="4" w:name="_Toc194008596"/>
@@ -3861,7 +3875,7 @@
     </w:p>
     <w:p>
       <w:pPr>
-        <w:pStyle w:val="Sinespaciado"/>
+        <w:pStyle w:val="NoSpacing"/>
         <w:spacing w:after="120" w:line="312" w:lineRule="auto"/>
         <w:jc w:val="both"/>
       </w:pPr>
@@ -3874,13 +3888,13 @@
     </w:p>
     <w:p>
       <w:pPr>
-        <w:pStyle w:val="Sinespaciado"/>
-        <w:jc w:val="both"/>
-      </w:pPr>
-    </w:p>
-    <w:p>
-      <w:pPr>
-        <w:pStyle w:val="Sinespaciado"/>
+        <w:pStyle w:val="NoSpacing"/>
+        <w:jc w:val="both"/>
+      </w:pPr>
+    </w:p>
+    <w:p>
+      <w:pPr>
+        <w:pStyle w:val="NoSpacing"/>
         <w:spacing w:after="120" w:line="312" w:lineRule="auto"/>
         <w:jc w:val="both"/>
       </w:pPr>
@@ -3893,7 +3907,7 @@
     </w:p>
     <w:p>
       <w:pPr>
-        <w:pStyle w:val="Sinespaciado"/>
+        <w:pStyle w:val="NoSpacing"/>
         <w:numPr>
           <w:ilvl w:val="0"/>
           <w:numId w:val="19"/>
@@ -3910,7 +3924,7 @@
     </w:p>
     <w:p>
       <w:pPr>
-        <w:pStyle w:val="Sinespaciado"/>
+        <w:pStyle w:val="NoSpacing"/>
         <w:numPr>
           <w:ilvl w:val="0"/>
           <w:numId w:val="19"/>
@@ -3927,14 +3941,14 @@
     </w:p>
     <w:p>
       <w:pPr>
-        <w:pStyle w:val="Sinespaciado"/>
+        <w:pStyle w:val="NoSpacing"/>
         <w:ind w:left="360"/>
         <w:jc w:val="both"/>
       </w:pPr>
     </w:p>
     <w:p>
       <w:pPr>
-        <w:pStyle w:val="Sinespaciado"/>
+        <w:pStyle w:val="NoSpacing"/>
         <w:spacing w:after="120" w:line="312" w:lineRule="auto"/>
         <w:jc w:val="both"/>
       </w:pPr>
@@ -3947,7 +3961,7 @@
     </w:p>
     <w:p>
       <w:pPr>
-        <w:pStyle w:val="Sinespaciado"/>
+        <w:pStyle w:val="NoSpacing"/>
         <w:numPr>
           <w:ilvl w:val="0"/>
           <w:numId w:val="19"/>
@@ -3964,7 +3978,7 @@
     </w:p>
     <w:p>
       <w:pPr>
-        <w:pStyle w:val="Sinespaciado"/>
+        <w:pStyle w:val="NoSpacing"/>
         <w:numPr>
           <w:ilvl w:val="0"/>
           <w:numId w:val="19"/>
@@ -3981,7 +3995,7 @@
     </w:p>
     <w:p>
       <w:pPr>
-        <w:pStyle w:val="Sinespaciado"/>
+        <w:pStyle w:val="NoSpacing"/>
         <w:numPr>
           <w:ilvl w:val="0"/>
           <w:numId w:val="19"/>
@@ -3998,14 +4012,14 @@
     </w:p>
     <w:p>
       <w:pPr>
-        <w:pStyle w:val="Sinespaciado"/>
+        <w:pStyle w:val="NoSpacing"/>
         <w:ind w:left="720"/>
         <w:jc w:val="both"/>
       </w:pPr>
     </w:p>
     <w:p>
       <w:pPr>
-        <w:pStyle w:val="Ttulo4"/>
+        <w:pStyle w:val="Heading4"/>
         <w:jc w:val="both"/>
       </w:pPr>
       <w:r>
@@ -4020,7 +4034,7 @@
     </w:p>
     <w:p>
       <w:pPr>
-        <w:pStyle w:val="Sinespaciado"/>
+        <w:pStyle w:val="NoSpacing"/>
         <w:spacing w:after="120" w:line="312" w:lineRule="auto"/>
         <w:jc w:val="both"/>
       </w:pPr>
@@ -4033,22 +4047,22 @@
     </w:p>
     <w:p>
       <w:pPr>
-        <w:pStyle w:val="Sinespaciado"/>
-        <w:jc w:val="both"/>
-      </w:pPr>
-    </w:p>
-    <w:p>
-      <w:pPr>
-        <w:pStyle w:val="Sinespaciado"/>
+        <w:pStyle w:val="NoSpacing"/>
+        <w:jc w:val="both"/>
+      </w:pPr>
+    </w:p>
+    <w:p>
+      <w:pPr>
+        <w:pStyle w:val="NoSpacing"/>
         <w:spacing w:after="120" w:line="312" w:lineRule="auto"/>
         <w:jc w:val="both"/>
         <w:rPr>
-          <w:rStyle w:val="Textoennegrita"/>
-        </w:rPr>
-      </w:pPr>
-      <w:r>
-        <w:rPr>
-          <w:rStyle w:val="Textoennegrita"/>
+          <w:rStyle w:val="Strong"/>
+        </w:rPr>
+      </w:pPr>
+      <w:r>
+        <w:rPr>
+          <w:rStyle w:val="Strong"/>
           <w:rFonts w:ascii="Calibri" w:hAnsi="Calibri"/>
         </w:rPr>
         <w:t>Ejemplo:</w:t>
@@ -4056,16 +4070,16 @@
     </w:p>
     <w:p>
       <w:pPr>
-        <w:pStyle w:val="Sinespaciado"/>
-        <w:jc w:val="both"/>
-        <w:rPr>
-          <w:rStyle w:val="Textoennegrita"/>
-        </w:rPr>
-      </w:pPr>
-    </w:p>
-    <w:p>
-      <w:pPr>
-        <w:pStyle w:val="Sinespaciado"/>
+        <w:pStyle w:val="NoSpacing"/>
+        <w:jc w:val="both"/>
+        <w:rPr>
+          <w:rStyle w:val="Strong"/>
+        </w:rPr>
+      </w:pPr>
+    </w:p>
+    <w:p>
+      <w:pPr>
+        <w:pStyle w:val="NoSpacing"/>
         <w:numPr>
           <w:ilvl w:val="0"/>
           <w:numId w:val="19"/>
@@ -4082,14 +4096,14 @@
     </w:p>
     <w:p>
       <w:pPr>
-        <w:pStyle w:val="Sinespaciado"/>
+        <w:pStyle w:val="NoSpacing"/>
         <w:ind w:left="720"/>
         <w:jc w:val="both"/>
       </w:pPr>
     </w:p>
     <w:p>
       <w:pPr>
-        <w:pStyle w:val="Sinespaciado"/>
+        <w:pStyle w:val="NoSpacing"/>
         <w:spacing w:after="120" w:line="312" w:lineRule="auto"/>
         <w:jc w:val="both"/>
       </w:pPr>
@@ -4102,13 +4116,13 @@
     </w:p>
     <w:p>
       <w:pPr>
-        <w:pStyle w:val="Sinespaciado"/>
-        <w:jc w:val="both"/>
-      </w:pPr>
-    </w:p>
-    <w:p>
-      <w:pPr>
-        <w:pStyle w:val="Sinespaciado"/>
+        <w:pStyle w:val="NoSpacing"/>
+        <w:jc w:val="both"/>
+      </w:pPr>
+    </w:p>
+    <w:p>
+      <w:pPr>
+        <w:pStyle w:val="NoSpacing"/>
         <w:spacing w:after="120" w:line="312" w:lineRule="auto"/>
         <w:jc w:val="both"/>
       </w:pPr>
@@ -4121,13 +4135,13 @@
     </w:p>
     <w:p>
       <w:pPr>
-        <w:pStyle w:val="Sinespaciado"/>
-        <w:jc w:val="both"/>
-      </w:pPr>
-    </w:p>
-    <w:p>
-      <w:pPr>
-        <w:pStyle w:val="Ttulo3"/>
+        <w:pStyle w:val="NoSpacing"/>
+        <w:jc w:val="both"/>
+      </w:pPr>
+    </w:p>
+    <w:p>
+      <w:pPr>
+        <w:pStyle w:val="Heading3"/>
         <w:jc w:val="both"/>
       </w:pPr>
       <w:bookmarkStart w:id="5" w:name="_Toc194008597"/>
@@ -4143,7 +4157,7 @@
     </w:p>
     <w:p>
       <w:pPr>
-        <w:pStyle w:val="Sinespaciado"/>
+        <w:pStyle w:val="NoSpacing"/>
         <w:spacing w:after="120" w:line="312" w:lineRule="auto"/>
         <w:jc w:val="both"/>
       </w:pPr>
@@ -4156,7 +4170,7 @@
     </w:p>
     <w:p>
       <w:pPr>
-        <w:pStyle w:val="Sinespaciado"/>
+        <w:pStyle w:val="NoSpacing"/>
         <w:numPr>
           <w:ilvl w:val="0"/>
           <w:numId w:val="19"/>
@@ -4187,7 +4201,7 @@
     </w:p>
     <w:p>
       <w:pPr>
-        <w:pStyle w:val="Sinespaciado"/>
+        <w:pStyle w:val="NoSpacing"/>
         <w:numPr>
           <w:ilvl w:val="0"/>
           <w:numId w:val="19"/>
@@ -4213,7 +4227,7 @@
     </w:p>
     <w:p>
       <w:pPr>
-        <w:pStyle w:val="Sinespaciado"/>
+        <w:pStyle w:val="NoSpacing"/>
         <w:numPr>
           <w:ilvl w:val="0"/>
           <w:numId w:val="19"/>
@@ -4236,7 +4250,7 @@
     </w:p>
     <w:p>
       <w:pPr>
-        <w:pStyle w:val="Sinespaciado"/>
+        <w:pStyle w:val="NoSpacing"/>
         <w:numPr>
           <w:ilvl w:val="0"/>
           <w:numId w:val="19"/>
@@ -4253,7 +4267,7 @@
     </w:p>
     <w:p>
       <w:pPr>
-        <w:pStyle w:val="Sinespaciado"/>
+        <w:pStyle w:val="NoSpacing"/>
         <w:numPr>
           <w:ilvl w:val="0"/>
           <w:numId w:val="19"/>
@@ -4270,7 +4284,7 @@
     </w:p>
     <w:p>
       <w:pPr>
-        <w:pStyle w:val="Ttulo4"/>
+        <w:pStyle w:val="Heading4"/>
         <w:jc w:val="both"/>
       </w:pPr>
       <w:r>
@@ -4284,7 +4298,7 @@
     </w:p>
     <w:p>
       <w:pPr>
-        <w:pStyle w:val="Sinespaciado"/>
+        <w:pStyle w:val="NoSpacing"/>
         <w:spacing w:after="120" w:line="312" w:lineRule="auto"/>
         <w:jc w:val="both"/>
       </w:pPr>
@@ -4297,7 +4311,7 @@
     </w:p>
     <w:p>
       <w:pPr>
-        <w:pStyle w:val="Sinespaciado"/>
+        <w:pStyle w:val="NoSpacing"/>
         <w:numPr>
           <w:ilvl w:val="0"/>
           <w:numId w:val="25"/>
@@ -4314,7 +4328,7 @@
     </w:p>
     <w:p>
       <w:pPr>
-        <w:pStyle w:val="Sinespaciado"/>
+        <w:pStyle w:val="NoSpacing"/>
         <w:spacing w:after="120" w:line="312" w:lineRule="auto"/>
         <w:ind w:firstLine="708"/>
         <w:jc w:val="both"/>
@@ -4328,7 +4342,7 @@
     </w:p>
     <w:p>
       <w:pPr>
-        <w:pStyle w:val="Sinespaciado"/>
+        <w:pStyle w:val="NoSpacing"/>
         <w:spacing w:after="120" w:line="312" w:lineRule="auto"/>
         <w:ind w:firstLine="708"/>
         <w:jc w:val="both"/>
@@ -4342,7 +4356,7 @@
     </w:p>
     <w:p>
       <w:pPr>
-        <w:pStyle w:val="Sinespaciado"/>
+        <w:pStyle w:val="NoSpacing"/>
         <w:spacing w:after="120" w:line="312" w:lineRule="auto"/>
         <w:ind w:firstLine="708"/>
         <w:jc w:val="both"/>
@@ -4356,13 +4370,13 @@
     </w:p>
     <w:p>
       <w:pPr>
-        <w:pStyle w:val="Sinespaciado"/>
-        <w:jc w:val="both"/>
-      </w:pPr>
-    </w:p>
-    <w:p>
-      <w:pPr>
-        <w:pStyle w:val="Sinespaciado"/>
+        <w:pStyle w:val="NoSpacing"/>
+        <w:jc w:val="both"/>
+      </w:pPr>
+    </w:p>
+    <w:p>
+      <w:pPr>
+        <w:pStyle w:val="NoSpacing"/>
         <w:numPr>
           <w:ilvl w:val="0"/>
           <w:numId w:val="25"/>
@@ -4379,7 +4393,7 @@
     </w:p>
     <w:p>
       <w:pPr>
-        <w:pStyle w:val="Sinespaciado"/>
+        <w:pStyle w:val="NoSpacing"/>
         <w:spacing w:after="120" w:line="312" w:lineRule="auto"/>
         <w:ind w:left="360"/>
         <w:jc w:val="both"/>
@@ -4394,7 +4408,7 @@
     </w:p>
     <w:p>
       <w:pPr>
-        <w:pStyle w:val="Sinespaciado"/>
+        <w:pStyle w:val="NoSpacing"/>
         <w:spacing w:after="120" w:line="312" w:lineRule="auto"/>
         <w:ind w:left="360"/>
         <w:jc w:val="both"/>
@@ -4408,7 +4422,7 @@
     </w:p>
     <w:p>
       <w:pPr>
-        <w:pStyle w:val="Sinespaciado"/>
+        <w:pStyle w:val="NoSpacing"/>
         <w:spacing w:after="120" w:line="312" w:lineRule="auto"/>
         <w:ind w:left="360"/>
         <w:jc w:val="both"/>
@@ -4422,13 +4436,13 @@
     </w:p>
     <w:p>
       <w:pPr>
-        <w:pStyle w:val="Sinespaciado"/>
-        <w:jc w:val="both"/>
-      </w:pPr>
-    </w:p>
-    <w:p>
-      <w:pPr>
-        <w:pStyle w:val="Sinespaciado"/>
+        <w:pStyle w:val="NoSpacing"/>
+        <w:jc w:val="both"/>
+      </w:pPr>
+    </w:p>
+    <w:p>
+      <w:pPr>
+        <w:pStyle w:val="NoSpacing"/>
         <w:numPr>
           <w:ilvl w:val="0"/>
           <w:numId w:val="25"/>
@@ -4447,7 +4461,7 @@
     </w:p>
     <w:p>
       <w:pPr>
-        <w:pStyle w:val="Sinespaciado"/>
+        <w:pStyle w:val="NoSpacing"/>
         <w:spacing w:after="120" w:line="312" w:lineRule="auto"/>
         <w:ind w:left="360"/>
         <w:jc w:val="both"/>
@@ -4461,7 +4475,7 @@
     </w:p>
     <w:p>
       <w:pPr>
-        <w:pStyle w:val="Sinespaciado"/>
+        <w:pStyle w:val="NoSpacing"/>
         <w:spacing w:after="120" w:line="312" w:lineRule="auto"/>
         <w:ind w:left="360"/>
         <w:jc w:val="both"/>
@@ -4475,7 +4489,7 @@
     </w:p>
     <w:p>
       <w:pPr>
-        <w:pStyle w:val="Sinespaciado"/>
+        <w:pStyle w:val="NoSpacing"/>
         <w:spacing w:after="120" w:line="312" w:lineRule="auto"/>
         <w:ind w:left="360"/>
         <w:jc w:val="both"/>
@@ -4489,13 +4503,13 @@
     </w:p>
     <w:p>
       <w:pPr>
-        <w:pStyle w:val="Sinespaciado"/>
-        <w:jc w:val="both"/>
-      </w:pPr>
-    </w:p>
-    <w:p>
-      <w:pPr>
-        <w:pStyle w:val="Sinespaciado"/>
+        <w:pStyle w:val="NoSpacing"/>
+        <w:jc w:val="both"/>
+      </w:pPr>
+    </w:p>
+    <w:p>
+      <w:pPr>
+        <w:pStyle w:val="NoSpacing"/>
         <w:numPr>
           <w:ilvl w:val="0"/>
           <w:numId w:val="25"/>
@@ -4520,7 +4534,7 @@
     </w:p>
     <w:p>
       <w:pPr>
-        <w:pStyle w:val="Sinespaciado"/>
+        <w:pStyle w:val="NoSpacing"/>
         <w:spacing w:after="120" w:line="312" w:lineRule="auto"/>
         <w:ind w:left="360"/>
         <w:jc w:val="both"/>
@@ -4534,7 +4548,7 @@
     </w:p>
     <w:p>
       <w:pPr>
-        <w:pStyle w:val="Sinespaciado"/>
+        <w:pStyle w:val="NoSpacing"/>
         <w:spacing w:after="120" w:line="312" w:lineRule="auto"/>
         <w:ind w:left="360"/>
         <w:jc w:val="both"/>
@@ -4548,25 +4562,12 @@
       </w:r>
       <w:proofErr w:type="gramEnd"/>
       <w:r>
-        <w:t>P &amp;&amp; Q) ==</w:t>
-      </w:r>
-      <w:proofErr w:type="gramStart"/>
-      <w:r>
-        <w:t>= !P</w:t>
-      </w:r>
-      <w:proofErr w:type="gramEnd"/>
-      <w:r>
-        <w:t xml:space="preserve"> |</w:t>
-      </w:r>
-      <w:proofErr w:type="gramStart"/>
-      <w:r>
-        <w:t>| !Q</w:t>
-      </w:r>
-      <w:proofErr w:type="gramEnd"/>
-    </w:p>
-    <w:p>
-      <w:pPr>
-        <w:pStyle w:val="Sinespaciado"/>
+        <w:t>P &amp;&amp; Q) === !P || !Q</w:t>
+      </w:r>
+    </w:p>
+    <w:p>
+      <w:pPr>
+        <w:pStyle w:val="NoSpacing"/>
         <w:spacing w:after="120" w:line="312" w:lineRule="auto"/>
         <w:ind w:left="360"/>
         <w:jc w:val="both"/>
@@ -4580,20 +4581,12 @@
       </w:r>
       <w:proofErr w:type="gramEnd"/>
       <w:r>
-        <w:t>P || Q) ==</w:t>
-      </w:r>
-      <w:proofErr w:type="gramStart"/>
-      <w:r>
-        <w:t>= !P</w:t>
-      </w:r>
-      <w:proofErr w:type="gramEnd"/>
-      <w:r>
-        <w:t xml:space="preserve"> &amp;&amp; !Q</w:t>
-      </w:r>
-    </w:p>
-    <w:p>
-      <w:pPr>
-        <w:pStyle w:val="Sinespaciado"/>
+        <w:t>P || Q) === !P &amp;&amp; !Q</w:t>
+      </w:r>
+    </w:p>
+    <w:p>
+      <w:pPr>
+        <w:pStyle w:val="NoSpacing"/>
         <w:spacing w:after="120" w:line="312" w:lineRule="auto"/>
         <w:ind w:left="360"/>
         <w:jc w:val="both"/>
@@ -4601,7 +4594,7 @@
     </w:p>
     <w:p>
       <w:pPr>
-        <w:pStyle w:val="Ttulo3"/>
+        <w:pStyle w:val="Heading3"/>
         <w:jc w:val="both"/>
       </w:pPr>
       <w:bookmarkStart w:id="6" w:name="_Toc194008598"/>
@@ -4617,7 +4610,7 @@
     </w:p>
     <w:p>
       <w:pPr>
-        <w:pStyle w:val="Sinespaciado"/>
+        <w:pStyle w:val="NoSpacing"/>
         <w:spacing w:after="120" w:line="312" w:lineRule="auto"/>
         <w:jc w:val="both"/>
       </w:pPr>
@@ -4630,7 +4623,7 @@
     </w:p>
     <w:p>
       <w:pPr>
-        <w:pStyle w:val="Sinespaciado"/>
+        <w:pStyle w:val="NoSpacing"/>
         <w:spacing w:after="120" w:line="312" w:lineRule="auto"/>
         <w:jc w:val="both"/>
       </w:pPr>
@@ -4643,7 +4636,7 @@
     </w:p>
     <w:p>
       <w:pPr>
-        <w:pStyle w:val="Sinespaciado"/>
+        <w:pStyle w:val="NoSpacing"/>
         <w:numPr>
           <w:ilvl w:val="0"/>
           <w:numId w:val="19"/>
@@ -4668,7 +4661,7 @@
     </w:p>
     <w:p>
       <w:pPr>
-        <w:pStyle w:val="Sinespaciado"/>
+        <w:pStyle w:val="NoSpacing"/>
         <w:numPr>
           <w:ilvl w:val="0"/>
           <w:numId w:val="19"/>
@@ -4685,7 +4678,7 @@
     </w:p>
     <w:p>
       <w:pPr>
-        <w:pStyle w:val="Sinespaciado"/>
+        <w:pStyle w:val="NoSpacing"/>
         <w:numPr>
           <w:ilvl w:val="0"/>
           <w:numId w:val="19"/>
@@ -4702,7 +4695,7 @@
     </w:p>
     <w:p>
       <w:pPr>
-        <w:pStyle w:val="Ttulo4"/>
+        <w:pStyle w:val="Heading4"/>
         <w:jc w:val="both"/>
       </w:pPr>
       <w:r>
@@ -4716,7 +4709,7 @@
     </w:p>
     <w:p>
       <w:pPr>
-        <w:pStyle w:val="Sinespaciado"/>
+        <w:pStyle w:val="NoSpacing"/>
         <w:numPr>
           <w:ilvl w:val="0"/>
           <w:numId w:val="31"/>
@@ -4733,7 +4726,7 @@
     </w:p>
     <w:p>
       <w:pPr>
-        <w:pStyle w:val="Sinespaciado"/>
+        <w:pStyle w:val="NoSpacing"/>
         <w:spacing w:after="120" w:line="312" w:lineRule="auto"/>
         <w:ind w:firstLine="708"/>
         <w:jc w:val="both"/>
@@ -4755,7 +4748,7 @@
     </w:p>
     <w:p>
       <w:pPr>
-        <w:pStyle w:val="Sinespaciado"/>
+        <w:pStyle w:val="NoSpacing"/>
         <w:numPr>
           <w:ilvl w:val="1"/>
           <w:numId w:val="19"/>
@@ -4772,7 +4765,7 @@
     </w:p>
     <w:p>
       <w:pPr>
-        <w:pStyle w:val="Sinespaciado"/>
+        <w:pStyle w:val="NoSpacing"/>
         <w:numPr>
           <w:ilvl w:val="2"/>
           <w:numId w:val="19"/>
@@ -4789,7 +4782,7 @@
     </w:p>
     <w:p>
       <w:pPr>
-        <w:pStyle w:val="Sinespaciado"/>
+        <w:pStyle w:val="NoSpacing"/>
         <w:numPr>
           <w:ilvl w:val="2"/>
           <w:numId w:val="19"/>
@@ -4806,7 +4799,7 @@
     </w:p>
     <w:p>
       <w:pPr>
-        <w:pStyle w:val="Sinespaciado"/>
+        <w:pStyle w:val="NoSpacing"/>
         <w:numPr>
           <w:ilvl w:val="2"/>
           <w:numId w:val="19"/>
@@ -4824,7 +4817,7 @@
     </w:p>
     <w:p>
       <w:pPr>
-        <w:pStyle w:val="Sinespaciado"/>
+        <w:pStyle w:val="NoSpacing"/>
         <w:numPr>
           <w:ilvl w:val="0"/>
           <w:numId w:val="31"/>
@@ -4841,7 +4834,7 @@
     </w:p>
     <w:p>
       <w:pPr>
-        <w:pStyle w:val="Sinespaciado"/>
+        <w:pStyle w:val="NoSpacing"/>
         <w:spacing w:after="120" w:line="312" w:lineRule="auto"/>
         <w:ind w:left="708"/>
         <w:jc w:val="both"/>
@@ -4868,14 +4861,14 @@
     </w:p>
     <w:p>
       <w:pPr>
-        <w:pStyle w:val="Sinespaciado"/>
+        <w:pStyle w:val="NoSpacing"/>
         <w:ind w:left="360"/>
         <w:jc w:val="both"/>
       </w:pPr>
     </w:p>
     <w:p>
       <w:pPr>
-        <w:pStyle w:val="Sinespaciado"/>
+        <w:pStyle w:val="NoSpacing"/>
         <w:spacing w:after="120" w:line="312" w:lineRule="auto"/>
         <w:ind w:firstLine="708"/>
         <w:jc w:val="both"/>
@@ -5277,13 +5270,13 @@
     </w:tbl>
     <w:p>
       <w:pPr>
-        <w:pStyle w:val="Sinespaciado"/>
-        <w:jc w:val="both"/>
-      </w:pPr>
-    </w:p>
-    <w:p>
-      <w:pPr>
-        <w:pStyle w:val="Sinespaciado"/>
+        <w:pStyle w:val="NoSpacing"/>
+        <w:jc w:val="both"/>
+      </w:pPr>
+    </w:p>
+    <w:p>
+      <w:pPr>
+        <w:pStyle w:val="NoSpacing"/>
         <w:numPr>
           <w:ilvl w:val="0"/>
           <w:numId w:val="31"/>
@@ -5300,7 +5293,7 @@
     </w:p>
     <w:p>
       <w:pPr>
-        <w:pStyle w:val="Sinespaciado"/>
+        <w:pStyle w:val="NoSpacing"/>
         <w:spacing w:after="120" w:line="312" w:lineRule="auto"/>
         <w:ind w:firstLine="360"/>
         <w:jc w:val="both"/>
@@ -5317,14 +5310,14 @@
     </w:p>
     <w:p>
       <w:pPr>
-        <w:pStyle w:val="Sinespaciado"/>
+        <w:pStyle w:val="NoSpacing"/>
         <w:ind w:firstLine="360"/>
         <w:jc w:val="both"/>
       </w:pPr>
     </w:p>
     <w:p>
       <w:pPr>
-        <w:pStyle w:val="Sinespaciado"/>
+        <w:pStyle w:val="NoSpacing"/>
         <w:spacing w:after="120" w:line="312" w:lineRule="auto"/>
         <w:ind w:firstLine="360"/>
         <w:jc w:val="both"/>
@@ -6101,50 +6094,50 @@
     </w:tbl>
     <w:p>
       <w:pPr>
-        <w:pStyle w:val="Sinespaciado"/>
+        <w:pStyle w:val="NoSpacing"/>
         <w:ind w:firstLine="360"/>
         <w:jc w:val="both"/>
       </w:pPr>
     </w:p>
     <w:p>
       <w:pPr>
-        <w:pStyle w:val="Sinespaciado"/>
-        <w:jc w:val="both"/>
-      </w:pPr>
-    </w:p>
-    <w:p>
-      <w:pPr>
-        <w:pStyle w:val="Sinespaciado"/>
-        <w:jc w:val="both"/>
-      </w:pPr>
-    </w:p>
-    <w:p>
-      <w:pPr>
-        <w:pStyle w:val="Sinespaciado"/>
-        <w:jc w:val="both"/>
-      </w:pPr>
-    </w:p>
-    <w:p>
-      <w:pPr>
-        <w:pStyle w:val="Sinespaciado"/>
-        <w:jc w:val="both"/>
-      </w:pPr>
-    </w:p>
-    <w:p>
-      <w:pPr>
-        <w:pStyle w:val="Sinespaciado"/>
-        <w:jc w:val="both"/>
-      </w:pPr>
-    </w:p>
-    <w:p>
-      <w:pPr>
-        <w:pStyle w:val="Sinespaciado"/>
-        <w:jc w:val="both"/>
-      </w:pPr>
-    </w:p>
-    <w:p>
-      <w:pPr>
-        <w:pStyle w:val="Sinespaciado"/>
+        <w:pStyle w:val="NoSpacing"/>
+        <w:jc w:val="both"/>
+      </w:pPr>
+    </w:p>
+    <w:p>
+      <w:pPr>
+        <w:pStyle w:val="NoSpacing"/>
+        <w:jc w:val="both"/>
+      </w:pPr>
+    </w:p>
+    <w:p>
+      <w:pPr>
+        <w:pStyle w:val="NoSpacing"/>
+        <w:jc w:val="both"/>
+      </w:pPr>
+    </w:p>
+    <w:p>
+      <w:pPr>
+        <w:pStyle w:val="NoSpacing"/>
+        <w:jc w:val="both"/>
+      </w:pPr>
+    </w:p>
+    <w:p>
+      <w:pPr>
+        <w:pStyle w:val="NoSpacing"/>
+        <w:jc w:val="both"/>
+      </w:pPr>
+    </w:p>
+    <w:p>
+      <w:pPr>
+        <w:pStyle w:val="NoSpacing"/>
+        <w:jc w:val="both"/>
+      </w:pPr>
+    </w:p>
+    <w:p>
+      <w:pPr>
+        <w:pStyle w:val="NoSpacing"/>
         <w:numPr>
           <w:ilvl w:val="0"/>
           <w:numId w:val="31"/>
@@ -6161,7 +6154,7 @@
     </w:p>
     <w:p>
       <w:pPr>
-        <w:pStyle w:val="Sinespaciado"/>
+        <w:pStyle w:val="NoSpacing"/>
         <w:numPr>
           <w:ilvl w:val="1"/>
           <w:numId w:val="19"/>
@@ -6178,7 +6171,7 @@
     </w:p>
     <w:p>
       <w:pPr>
-        <w:pStyle w:val="Sinespaciado"/>
+        <w:pStyle w:val="NoSpacing"/>
         <w:numPr>
           <w:ilvl w:val="1"/>
           <w:numId w:val="19"/>
@@ -6195,7 +6188,7 @@
     </w:p>
     <w:p>
       <w:pPr>
-        <w:pStyle w:val="Sinespaciado"/>
+        <w:pStyle w:val="NoSpacing"/>
         <w:numPr>
           <w:ilvl w:val="1"/>
           <w:numId w:val="19"/>
@@ -6212,7 +6205,7 @@
     </w:p>
     <w:p>
       <w:pPr>
-        <w:pStyle w:val="Sinespaciado"/>
+        <w:pStyle w:val="NoSpacing"/>
         <w:numPr>
           <w:ilvl w:val="1"/>
           <w:numId w:val="19"/>
@@ -6237,13 +6230,13 @@
     </w:p>
     <w:p>
       <w:pPr>
-        <w:pStyle w:val="Sinespaciado"/>
-        <w:jc w:val="both"/>
-      </w:pPr>
-    </w:p>
-    <w:p>
-      <w:pPr>
-        <w:pStyle w:val="Sinespaciado"/>
+        <w:pStyle w:val="NoSpacing"/>
+        <w:jc w:val="both"/>
+      </w:pPr>
+    </w:p>
+    <w:p>
+      <w:pPr>
+        <w:pStyle w:val="NoSpacing"/>
         <w:jc w:val="both"/>
         <w:rPr>
           <w:rFonts w:ascii="Segoe UI Emoji" w:hAnsi="Segoe UI Emoji" w:cs="Segoe UI Emoji"/>
@@ -6252,7 +6245,7 @@
     </w:p>
     <w:p>
       <w:pPr>
-        <w:pStyle w:val="Sinespaciado"/>
+        <w:pStyle w:val="NoSpacing"/>
         <w:spacing w:after="120" w:line="312" w:lineRule="auto"/>
         <w:jc w:val="both"/>
       </w:pPr>
@@ -6265,7 +6258,7 @@
     </w:p>
     <w:p>
       <w:pPr>
-        <w:pStyle w:val="Sinespaciado"/>
+        <w:pStyle w:val="NoSpacing"/>
         <w:numPr>
           <w:ilvl w:val="0"/>
           <w:numId w:val="19"/>
@@ -6282,7 +6275,7 @@
     </w:p>
     <w:p>
       <w:pPr>
-        <w:pStyle w:val="Sinespaciado"/>
+        <w:pStyle w:val="NoSpacing"/>
         <w:numPr>
           <w:ilvl w:val="0"/>
           <w:numId w:val="19"/>
@@ -6315,7 +6308,7 @@
     </w:p>
     <w:p>
       <w:pPr>
-        <w:pStyle w:val="Sinespaciado"/>
+        <w:pStyle w:val="NoSpacing"/>
         <w:numPr>
           <w:ilvl w:val="0"/>
           <w:numId w:val="19"/>
@@ -6332,7 +6325,7 @@
     </w:p>
     <w:p>
       <w:pPr>
-        <w:pStyle w:val="Sinespaciado"/>
+        <w:pStyle w:val="NoSpacing"/>
         <w:numPr>
           <w:ilvl w:val="0"/>
           <w:numId w:val="19"/>
@@ -6354,7 +6347,7 @@
     </w:p>
     <w:p>
       <w:pPr>
-        <w:pStyle w:val="Sinespaciado"/>
+        <w:pStyle w:val="NoSpacing"/>
         <w:spacing w:after="120" w:line="312" w:lineRule="auto"/>
         <w:jc w:val="both"/>
       </w:pPr>
@@ -6377,7 +6370,7 @@
     </w:p>
     <w:tbl>
       <w:tblPr>
-        <w:tblStyle w:val="Tablanormal1"/>
+        <w:tblStyle w:val="PlainTable1"/>
         <w:tblW w:w="0" w:type="auto"/>
         <w:tblLook w:val="0420" w:firstRow="1" w:lastRow="0" w:firstColumn="0" w:lastColumn="0" w:noHBand="0" w:noVBand="1"/>
       </w:tblPr>
@@ -6627,7 +6620,7 @@
     </w:p>
     <w:p>
       <w:pPr>
-        <w:pStyle w:val="Ttulo2"/>
+        <w:pStyle w:val="Heading2"/>
         <w:jc w:val="both"/>
       </w:pPr>
       <w:bookmarkStart w:id="7" w:name="_Toc194008599"/>
@@ -6643,7 +6636,7 @@
     </w:p>
     <w:p>
       <w:pPr>
-        <w:pStyle w:val="Ttulo3"/>
+        <w:pStyle w:val="Heading3"/>
         <w:jc w:val="both"/>
       </w:pPr>
       <w:bookmarkStart w:id="8" w:name="_Toc194008600"/>
@@ -6659,7 +6652,7 @@
     </w:p>
     <w:p>
       <w:pPr>
-        <w:pStyle w:val="Sinespaciado"/>
+        <w:pStyle w:val="NoSpacing"/>
         <w:spacing w:after="120" w:line="312" w:lineRule="auto"/>
         <w:jc w:val="both"/>
       </w:pPr>
@@ -6672,7 +6665,7 @@
     </w:p>
     <w:p>
       <w:pPr>
-        <w:pStyle w:val="Sinespaciado"/>
+        <w:pStyle w:val="NoSpacing"/>
         <w:numPr>
           <w:ilvl w:val="0"/>
           <w:numId w:val="20"/>
@@ -6689,7 +6682,7 @@
     </w:p>
     <w:p>
       <w:pPr>
-        <w:pStyle w:val="Sinespaciado"/>
+        <w:pStyle w:val="NoSpacing"/>
         <w:numPr>
           <w:ilvl w:val="0"/>
           <w:numId w:val="20"/>
@@ -6706,7 +6699,7 @@
     </w:p>
     <w:p>
       <w:pPr>
-        <w:pStyle w:val="Sinespaciado"/>
+        <w:pStyle w:val="NoSpacing"/>
         <w:numPr>
           <w:ilvl w:val="0"/>
           <w:numId w:val="20"/>
@@ -6723,7 +6716,7 @@
     </w:p>
     <w:p>
       <w:pPr>
-        <w:pStyle w:val="Sinespaciado"/>
+        <w:pStyle w:val="NoSpacing"/>
         <w:numPr>
           <w:ilvl w:val="0"/>
           <w:numId w:val="20"/>
@@ -6740,7 +6733,7 @@
     </w:p>
     <w:p>
       <w:pPr>
-        <w:pStyle w:val="Sinespaciado"/>
+        <w:pStyle w:val="NoSpacing"/>
         <w:numPr>
           <w:ilvl w:val="0"/>
           <w:numId w:val="20"/>
@@ -6757,21 +6750,21 @@
     </w:p>
     <w:p>
       <w:pPr>
-        <w:pStyle w:val="Sinespaciado"/>
+        <w:pStyle w:val="NoSpacing"/>
         <w:ind w:left="360"/>
         <w:jc w:val="both"/>
       </w:pPr>
     </w:p>
     <w:p>
       <w:pPr>
-        <w:pStyle w:val="Sinespaciado"/>
+        <w:pStyle w:val="NoSpacing"/>
         <w:ind w:left="360"/>
         <w:jc w:val="both"/>
       </w:pPr>
     </w:p>
     <w:p>
       <w:pPr>
-        <w:pStyle w:val="Ttulo3"/>
+        <w:pStyle w:val="Heading3"/>
         <w:jc w:val="both"/>
       </w:pPr>
       <w:bookmarkStart w:id="9" w:name="_Toc194008601"/>
@@ -6787,7 +6780,7 @@
     </w:p>
     <w:p>
       <w:pPr>
-        <w:pStyle w:val="Sinespaciado"/>
+        <w:pStyle w:val="NoSpacing"/>
         <w:spacing w:after="120" w:line="312" w:lineRule="auto"/>
         <w:jc w:val="both"/>
       </w:pPr>
@@ -6800,13 +6793,13 @@
     </w:p>
     <w:p>
       <w:pPr>
-        <w:pStyle w:val="Sinespaciado"/>
-        <w:jc w:val="both"/>
-      </w:pPr>
-    </w:p>
-    <w:p>
-      <w:pPr>
-        <w:pStyle w:val="Ttulo4"/>
+        <w:pStyle w:val="NoSpacing"/>
+        <w:jc w:val="both"/>
+      </w:pPr>
+    </w:p>
+    <w:p>
+      <w:pPr>
+        <w:pStyle w:val="Heading4"/>
         <w:jc w:val="both"/>
       </w:pPr>
       <w:r>
@@ -6815,7 +6808,7 @@
     </w:p>
     <w:p>
       <w:pPr>
-        <w:pStyle w:val="Sinespaciado"/>
+        <w:pStyle w:val="NoSpacing"/>
         <w:jc w:val="both"/>
         <w:rPr>
           <w:u w:val="single"/>
@@ -7387,67 +7380,67 @@
     </w:tbl>
     <w:p>
       <w:pPr>
-        <w:pStyle w:val="Sinespaciado"/>
-        <w:jc w:val="both"/>
-      </w:pPr>
-    </w:p>
-    <w:p>
-      <w:pPr>
-        <w:pStyle w:val="Sinespaciado"/>
-        <w:jc w:val="both"/>
-      </w:pPr>
-    </w:p>
-    <w:p>
-      <w:pPr>
-        <w:pStyle w:val="Sinespaciado"/>
-        <w:jc w:val="both"/>
-      </w:pPr>
-    </w:p>
-    <w:p>
-      <w:pPr>
-        <w:pStyle w:val="Sinespaciado"/>
-        <w:jc w:val="both"/>
-      </w:pPr>
-    </w:p>
-    <w:p>
-      <w:pPr>
-        <w:pStyle w:val="Sinespaciado"/>
-        <w:jc w:val="both"/>
-      </w:pPr>
-    </w:p>
-    <w:p>
-      <w:pPr>
-        <w:pStyle w:val="Sinespaciado"/>
-        <w:jc w:val="both"/>
-      </w:pPr>
-    </w:p>
-    <w:p>
-      <w:pPr>
-        <w:pStyle w:val="Sinespaciado"/>
-        <w:jc w:val="both"/>
-      </w:pPr>
-    </w:p>
-    <w:p>
-      <w:pPr>
-        <w:pStyle w:val="Sinespaciado"/>
-        <w:jc w:val="both"/>
-      </w:pPr>
-    </w:p>
-    <w:p>
-      <w:pPr>
-        <w:pStyle w:val="Sinespaciado"/>
-        <w:jc w:val="both"/>
-      </w:pPr>
-    </w:p>
-    <w:p>
-      <w:pPr>
-        <w:pStyle w:val="Sinespaciado"/>
-        <w:jc w:val="both"/>
-      </w:pPr>
-    </w:p>
-    <w:p>
-      <w:pPr>
-        <w:pStyle w:val="Ttulo4"/>
+        <w:pStyle w:val="NoSpacing"/>
+        <w:jc w:val="both"/>
+      </w:pPr>
+    </w:p>
+    <w:p>
+      <w:pPr>
+        <w:pStyle w:val="NoSpacing"/>
+        <w:jc w:val="both"/>
+      </w:pPr>
+    </w:p>
+    <w:p>
+      <w:pPr>
+        <w:pStyle w:val="NoSpacing"/>
+        <w:jc w:val="both"/>
+      </w:pPr>
+    </w:p>
+    <w:p>
+      <w:pPr>
+        <w:pStyle w:val="NoSpacing"/>
+        <w:jc w:val="both"/>
+      </w:pPr>
+    </w:p>
+    <w:p>
+      <w:pPr>
+        <w:pStyle w:val="NoSpacing"/>
+        <w:jc w:val="both"/>
+      </w:pPr>
+    </w:p>
+    <w:p>
+      <w:pPr>
+        <w:pStyle w:val="NoSpacing"/>
+        <w:jc w:val="both"/>
+      </w:pPr>
+    </w:p>
+    <w:p>
+      <w:pPr>
+        <w:pStyle w:val="NoSpacing"/>
+        <w:jc w:val="both"/>
+      </w:pPr>
+    </w:p>
+    <w:p>
+      <w:pPr>
+        <w:pStyle w:val="NoSpacing"/>
+        <w:jc w:val="both"/>
+      </w:pPr>
+    </w:p>
+    <w:p>
+      <w:pPr>
+        <w:pStyle w:val="NoSpacing"/>
+        <w:jc w:val="both"/>
+      </w:pPr>
+    </w:p>
+    <w:p>
+      <w:pPr>
+        <w:pStyle w:val="NoSpacing"/>
+        <w:jc w:val="both"/>
+      </w:pPr>
+    </w:p>
+    <w:p>
+      <w:pPr>
+        <w:pStyle w:val="Heading4"/>
         <w:jc w:val="both"/>
       </w:pPr>
       <w:proofErr w:type="gramStart"/>
@@ -7472,13 +7465,13 @@
     </w:p>
     <w:p>
       <w:pPr>
-        <w:pStyle w:val="Sinespaciado"/>
-        <w:jc w:val="both"/>
-      </w:pPr>
-    </w:p>
-    <w:p>
-      <w:pPr>
-        <w:pStyle w:val="Sinespaciado"/>
+        <w:pStyle w:val="NoSpacing"/>
+        <w:jc w:val="both"/>
+      </w:pPr>
+    </w:p>
+    <w:p>
+      <w:pPr>
+        <w:pStyle w:val="NoSpacing"/>
         <w:spacing w:after="120" w:line="312" w:lineRule="auto"/>
         <w:jc w:val="both"/>
       </w:pPr>
@@ -7718,20 +7711,8 @@
                 <w:color w:val="000000"/>
                 <w:lang w:eastAsia="es-AR"/>
               </w:rPr>
-              <w:t xml:space="preserve"> </w:t>
-            </w:r>
-            <w:proofErr w:type="gramStart"/>
-            <w:r>
-              <w:rPr>
-                <w:rFonts w:ascii="Calibri" w:eastAsia="Times New Roman" w:hAnsi="Calibri" w:cs="Calibri"/>
-                <w:b/>
-                <w:bCs/>
-                <w:color w:val="000000"/>
-                <w:lang w:eastAsia="es-AR"/>
-              </w:rPr>
-              <w:t>&amp; !Q</w:t>
-            </w:r>
-            <w:proofErr w:type="gramEnd"/>
+              <w:t xml:space="preserve"> &amp; !Q</w:t>
+            </w:r>
           </w:p>
         </w:tc>
       </w:tr>
@@ -8422,49 +8403,49 @@
     </w:tbl>
     <w:p>
       <w:pPr>
-        <w:pStyle w:val="Sinespaciado"/>
-        <w:jc w:val="both"/>
-      </w:pPr>
-    </w:p>
-    <w:p>
-      <w:pPr>
-        <w:pStyle w:val="Sinespaciado"/>
-        <w:jc w:val="both"/>
-      </w:pPr>
-    </w:p>
-    <w:p>
-      <w:pPr>
-        <w:pStyle w:val="Sinespaciado"/>
-        <w:jc w:val="both"/>
-      </w:pPr>
-    </w:p>
-    <w:p>
-      <w:pPr>
-        <w:pStyle w:val="Sinespaciado"/>
-        <w:jc w:val="both"/>
-      </w:pPr>
-    </w:p>
-    <w:p>
-      <w:pPr>
-        <w:pStyle w:val="Sinespaciado"/>
-        <w:jc w:val="both"/>
-      </w:pPr>
-    </w:p>
-    <w:p>
-      <w:pPr>
-        <w:pStyle w:val="Sinespaciado"/>
-        <w:jc w:val="both"/>
-      </w:pPr>
-    </w:p>
-    <w:p>
-      <w:pPr>
-        <w:pStyle w:val="Sinespaciado"/>
-        <w:jc w:val="both"/>
-      </w:pPr>
-    </w:p>
-    <w:p>
-      <w:pPr>
-        <w:pStyle w:val="Sinespaciado"/>
+        <w:pStyle w:val="NoSpacing"/>
+        <w:jc w:val="both"/>
+      </w:pPr>
+    </w:p>
+    <w:p>
+      <w:pPr>
+        <w:pStyle w:val="NoSpacing"/>
+        <w:jc w:val="both"/>
+      </w:pPr>
+    </w:p>
+    <w:p>
+      <w:pPr>
+        <w:pStyle w:val="NoSpacing"/>
+        <w:jc w:val="both"/>
+      </w:pPr>
+    </w:p>
+    <w:p>
+      <w:pPr>
+        <w:pStyle w:val="NoSpacing"/>
+        <w:jc w:val="both"/>
+      </w:pPr>
+    </w:p>
+    <w:p>
+      <w:pPr>
+        <w:pStyle w:val="NoSpacing"/>
+        <w:jc w:val="both"/>
+      </w:pPr>
+    </w:p>
+    <w:p>
+      <w:pPr>
+        <w:pStyle w:val="NoSpacing"/>
+        <w:jc w:val="both"/>
+      </w:pPr>
+    </w:p>
+    <w:p>
+      <w:pPr>
+        <w:pStyle w:val="NoSpacing"/>
+        <w:jc w:val="both"/>
+      </w:pPr>
+    </w:p>
+    <w:p>
+      <w:pPr>
+        <w:pStyle w:val="NoSpacing"/>
         <w:spacing w:after="120" w:line="312" w:lineRule="auto"/>
         <w:jc w:val="both"/>
       </w:pPr>
@@ -8616,20 +8597,8 @@
                 <w:color w:val="000000"/>
                 <w:lang w:eastAsia="es-AR"/>
               </w:rPr>
-              <w:t xml:space="preserve"> </w:t>
-            </w:r>
-            <w:proofErr w:type="gramStart"/>
-            <w:r>
-              <w:rPr>
-                <w:rFonts w:ascii="Calibri" w:eastAsia="Times New Roman" w:hAnsi="Calibri" w:cs="Calibri"/>
-                <w:b/>
-                <w:bCs/>
-                <w:color w:val="000000"/>
-                <w:lang w:eastAsia="es-AR"/>
-              </w:rPr>
-              <w:t>&amp; !Q</w:t>
-            </w:r>
-            <w:proofErr w:type="gramEnd"/>
+              <w:t xml:space="preserve"> &amp; !Q</w:t>
+            </w:r>
           </w:p>
         </w:tc>
       </w:tr>
@@ -9064,55 +9033,55 @@
     </w:tbl>
     <w:p>
       <w:pPr>
-        <w:pStyle w:val="Sinespaciado"/>
-        <w:jc w:val="both"/>
-      </w:pPr>
-    </w:p>
-    <w:p>
-      <w:pPr>
-        <w:pStyle w:val="Sinespaciado"/>
-        <w:jc w:val="both"/>
-      </w:pPr>
-    </w:p>
-    <w:p>
-      <w:pPr>
-        <w:pStyle w:val="Sinespaciado"/>
-        <w:jc w:val="both"/>
-      </w:pPr>
-    </w:p>
-    <w:p>
-      <w:pPr>
-        <w:pStyle w:val="Sinespaciado"/>
-        <w:jc w:val="both"/>
-      </w:pPr>
-    </w:p>
-    <w:p>
-      <w:pPr>
-        <w:pStyle w:val="Sinespaciado"/>
-        <w:jc w:val="both"/>
-      </w:pPr>
-    </w:p>
-    <w:p>
-      <w:pPr>
-        <w:pStyle w:val="Sinespaciado"/>
-        <w:jc w:val="both"/>
-      </w:pPr>
-    </w:p>
-    <w:p>
-      <w:pPr>
-        <w:pStyle w:val="Sinespaciado"/>
-        <w:jc w:val="both"/>
-      </w:pPr>
-    </w:p>
-    <w:p>
-      <w:pPr>
-        <w:pStyle w:val="Sinespaciado"/>
-        <w:jc w:val="both"/>
-      </w:pPr>
-    </w:p>
-    <w:p>
-      <w:pPr>
-        <w:pStyle w:val="Ttulo4"/>
+        <w:pStyle w:val="NoSpacing"/>
+        <w:jc w:val="both"/>
+      </w:pPr>
+    </w:p>
+    <w:p>
+      <w:pPr>
+        <w:pStyle w:val="NoSpacing"/>
+        <w:jc w:val="both"/>
+      </w:pPr>
+    </w:p>
+    <w:p>
+      <w:pPr>
+        <w:pStyle w:val="NoSpacing"/>
+        <w:jc w:val="both"/>
+      </w:pPr>
+    </w:p>
+    <w:p>
+      <w:pPr>
+        <w:pStyle w:val="NoSpacing"/>
+        <w:jc w:val="both"/>
+      </w:pPr>
+    </w:p>
+    <w:p>
+      <w:pPr>
+        <w:pStyle w:val="NoSpacing"/>
+        <w:jc w:val="both"/>
+      </w:pPr>
+    </w:p>
+    <w:p>
+      <w:pPr>
+        <w:pStyle w:val="NoSpacing"/>
+        <w:jc w:val="both"/>
+      </w:pPr>
+    </w:p>
+    <w:p>
+      <w:pPr>
+        <w:pStyle w:val="NoSpacing"/>
+        <w:jc w:val="both"/>
+      </w:pPr>
+    </w:p>
+    <w:p>
+      <w:pPr>
+        <w:pStyle w:val="NoSpacing"/>
+        <w:jc w:val="both"/>
+      </w:pPr>
+    </w:p>
+    <w:p>
+      <w:pPr>
+        <w:pStyle w:val="Heading4"/>
         <w:jc w:val="both"/>
       </w:pPr>
       <w:r>
@@ -9133,7 +9102,7 @@
     </w:p>
     <w:p>
       <w:pPr>
-        <w:pStyle w:val="Sinespaciado"/>
+        <w:pStyle w:val="NoSpacing"/>
         <w:jc w:val="both"/>
         <w:rPr>
           <w:u w:val="single"/>
@@ -9142,7 +9111,7 @@
     </w:p>
     <w:p>
       <w:pPr>
-        <w:pStyle w:val="Sinespaciado"/>
+        <w:pStyle w:val="NoSpacing"/>
         <w:spacing w:after="120" w:line="312" w:lineRule="auto"/>
         <w:jc w:val="both"/>
       </w:pPr>
@@ -11041,73 +11010,73 @@
     </w:tbl>
     <w:p>
       <w:pPr>
-        <w:pStyle w:val="Sinespaciado"/>
-        <w:jc w:val="both"/>
-      </w:pPr>
-    </w:p>
-    <w:p>
-      <w:pPr>
-        <w:pStyle w:val="Sinespaciado"/>
-        <w:jc w:val="both"/>
-      </w:pPr>
-    </w:p>
-    <w:p>
-      <w:pPr>
-        <w:pStyle w:val="Sinespaciado"/>
-        <w:jc w:val="both"/>
-      </w:pPr>
-    </w:p>
-    <w:p>
-      <w:pPr>
-        <w:pStyle w:val="Sinespaciado"/>
-        <w:jc w:val="both"/>
-      </w:pPr>
-    </w:p>
-    <w:p>
-      <w:pPr>
-        <w:pStyle w:val="Sinespaciado"/>
-        <w:jc w:val="both"/>
-      </w:pPr>
-    </w:p>
-    <w:p>
-      <w:pPr>
-        <w:pStyle w:val="Sinespaciado"/>
-        <w:jc w:val="both"/>
-      </w:pPr>
-    </w:p>
-    <w:p>
-      <w:pPr>
-        <w:pStyle w:val="Sinespaciado"/>
-        <w:jc w:val="both"/>
-      </w:pPr>
-    </w:p>
-    <w:p>
-      <w:pPr>
-        <w:pStyle w:val="Sinespaciado"/>
-        <w:jc w:val="both"/>
-      </w:pPr>
-    </w:p>
-    <w:p>
-      <w:pPr>
-        <w:pStyle w:val="Sinespaciado"/>
-        <w:jc w:val="both"/>
-      </w:pPr>
-    </w:p>
-    <w:p>
-      <w:pPr>
-        <w:pStyle w:val="Sinespaciado"/>
-        <w:jc w:val="both"/>
-      </w:pPr>
-    </w:p>
-    <w:p>
-      <w:pPr>
-        <w:pStyle w:val="Sinespaciado"/>
-        <w:jc w:val="both"/>
-      </w:pPr>
-    </w:p>
-    <w:p>
-      <w:pPr>
-        <w:pStyle w:val="Sinespaciado"/>
+        <w:pStyle w:val="NoSpacing"/>
+        <w:jc w:val="both"/>
+      </w:pPr>
+    </w:p>
+    <w:p>
+      <w:pPr>
+        <w:pStyle w:val="NoSpacing"/>
+        <w:jc w:val="both"/>
+      </w:pPr>
+    </w:p>
+    <w:p>
+      <w:pPr>
+        <w:pStyle w:val="NoSpacing"/>
+        <w:jc w:val="both"/>
+      </w:pPr>
+    </w:p>
+    <w:p>
+      <w:pPr>
+        <w:pStyle w:val="NoSpacing"/>
+        <w:jc w:val="both"/>
+      </w:pPr>
+    </w:p>
+    <w:p>
+      <w:pPr>
+        <w:pStyle w:val="NoSpacing"/>
+        <w:jc w:val="both"/>
+      </w:pPr>
+    </w:p>
+    <w:p>
+      <w:pPr>
+        <w:pStyle w:val="NoSpacing"/>
+        <w:jc w:val="both"/>
+      </w:pPr>
+    </w:p>
+    <w:p>
+      <w:pPr>
+        <w:pStyle w:val="NoSpacing"/>
+        <w:jc w:val="both"/>
+      </w:pPr>
+    </w:p>
+    <w:p>
+      <w:pPr>
+        <w:pStyle w:val="NoSpacing"/>
+        <w:jc w:val="both"/>
+      </w:pPr>
+    </w:p>
+    <w:p>
+      <w:pPr>
+        <w:pStyle w:val="NoSpacing"/>
+        <w:jc w:val="both"/>
+      </w:pPr>
+    </w:p>
+    <w:p>
+      <w:pPr>
+        <w:pStyle w:val="NoSpacing"/>
+        <w:jc w:val="both"/>
+      </w:pPr>
+    </w:p>
+    <w:p>
+      <w:pPr>
+        <w:pStyle w:val="NoSpacing"/>
+        <w:jc w:val="both"/>
+      </w:pPr>
+    </w:p>
+    <w:p>
+      <w:pPr>
+        <w:pStyle w:val="NoSpacing"/>
         <w:spacing w:after="120" w:line="312" w:lineRule="auto"/>
         <w:jc w:val="both"/>
       </w:pPr>
@@ -12348,79 +12317,79 @@
     </w:tbl>
     <w:p>
       <w:pPr>
-        <w:pStyle w:val="Sinespaciado"/>
-        <w:jc w:val="both"/>
-      </w:pPr>
-    </w:p>
-    <w:p>
-      <w:pPr>
-        <w:pStyle w:val="Sinespaciado"/>
-        <w:jc w:val="both"/>
-      </w:pPr>
-    </w:p>
-    <w:p>
-      <w:pPr>
-        <w:pStyle w:val="Sinespaciado"/>
-        <w:jc w:val="both"/>
-      </w:pPr>
-    </w:p>
-    <w:p>
-      <w:pPr>
-        <w:pStyle w:val="Sinespaciado"/>
-        <w:jc w:val="both"/>
-      </w:pPr>
-    </w:p>
-    <w:p>
-      <w:pPr>
-        <w:pStyle w:val="Sinespaciado"/>
-        <w:jc w:val="both"/>
-      </w:pPr>
-    </w:p>
-    <w:p>
-      <w:pPr>
-        <w:pStyle w:val="Sinespaciado"/>
-        <w:jc w:val="both"/>
-      </w:pPr>
-    </w:p>
-    <w:p>
-      <w:pPr>
-        <w:pStyle w:val="Sinespaciado"/>
-        <w:jc w:val="both"/>
-      </w:pPr>
-    </w:p>
-    <w:p>
-      <w:pPr>
-        <w:pStyle w:val="Sinespaciado"/>
-        <w:jc w:val="both"/>
-      </w:pPr>
-    </w:p>
-    <w:p>
-      <w:pPr>
-        <w:pStyle w:val="Sinespaciado"/>
-        <w:jc w:val="both"/>
-      </w:pPr>
-    </w:p>
-    <w:p>
-      <w:pPr>
-        <w:pStyle w:val="Sinespaciado"/>
-        <w:jc w:val="both"/>
-      </w:pPr>
-    </w:p>
-    <w:p>
-      <w:pPr>
-        <w:pStyle w:val="Sinespaciado"/>
-        <w:jc w:val="both"/>
-      </w:pPr>
-    </w:p>
-    <w:p>
-      <w:pPr>
-        <w:pStyle w:val="Sinespaciado"/>
-        <w:jc w:val="both"/>
-      </w:pPr>
-    </w:p>
-    <w:p>
-      <w:pPr>
-        <w:pStyle w:val="Ttulo4"/>
+        <w:pStyle w:val="NoSpacing"/>
+        <w:jc w:val="both"/>
+      </w:pPr>
+    </w:p>
+    <w:p>
+      <w:pPr>
+        <w:pStyle w:val="NoSpacing"/>
+        <w:jc w:val="both"/>
+      </w:pPr>
+    </w:p>
+    <w:p>
+      <w:pPr>
+        <w:pStyle w:val="NoSpacing"/>
+        <w:jc w:val="both"/>
+      </w:pPr>
+    </w:p>
+    <w:p>
+      <w:pPr>
+        <w:pStyle w:val="NoSpacing"/>
+        <w:jc w:val="both"/>
+      </w:pPr>
+    </w:p>
+    <w:p>
+      <w:pPr>
+        <w:pStyle w:val="NoSpacing"/>
+        <w:jc w:val="both"/>
+      </w:pPr>
+    </w:p>
+    <w:p>
+      <w:pPr>
+        <w:pStyle w:val="NoSpacing"/>
+        <w:jc w:val="both"/>
+      </w:pPr>
+    </w:p>
+    <w:p>
+      <w:pPr>
+        <w:pStyle w:val="NoSpacing"/>
+        <w:jc w:val="both"/>
+      </w:pPr>
+    </w:p>
+    <w:p>
+      <w:pPr>
+        <w:pStyle w:val="NoSpacing"/>
+        <w:jc w:val="both"/>
+      </w:pPr>
+    </w:p>
+    <w:p>
+      <w:pPr>
+        <w:pStyle w:val="NoSpacing"/>
+        <w:jc w:val="both"/>
+      </w:pPr>
+    </w:p>
+    <w:p>
+      <w:pPr>
+        <w:pStyle w:val="NoSpacing"/>
+        <w:jc w:val="both"/>
+      </w:pPr>
+    </w:p>
+    <w:p>
+      <w:pPr>
+        <w:pStyle w:val="NoSpacing"/>
+        <w:jc w:val="both"/>
+      </w:pPr>
+    </w:p>
+    <w:p>
+      <w:pPr>
+        <w:pStyle w:val="NoSpacing"/>
+        <w:jc w:val="both"/>
+      </w:pPr>
+    </w:p>
+    <w:p>
+      <w:pPr>
+        <w:pStyle w:val="Heading4"/>
         <w:jc w:val="both"/>
       </w:pPr>
       <w:proofErr w:type="gramStart"/>
@@ -12438,13 +12407,13 @@
     </w:p>
     <w:p>
       <w:pPr>
-        <w:pStyle w:val="Sinespaciado"/>
-        <w:jc w:val="both"/>
-      </w:pPr>
-    </w:p>
-    <w:p>
-      <w:pPr>
-        <w:pStyle w:val="Sinespaciado"/>
+        <w:pStyle w:val="NoSpacing"/>
+        <w:jc w:val="both"/>
+      </w:pPr>
+    </w:p>
+    <w:p>
+      <w:pPr>
+        <w:pStyle w:val="NoSpacing"/>
         <w:spacing w:after="120" w:line="312" w:lineRule="auto"/>
         <w:jc w:val="both"/>
       </w:pPr>
@@ -14360,61 +14329,61 @@
     </w:p>
     <w:p>
       <w:pPr>
-        <w:pStyle w:val="Sinespaciado"/>
-        <w:jc w:val="both"/>
-        <w:rPr>
-          <w:rStyle w:val="Referenciaintensa"/>
-        </w:rPr>
-      </w:pPr>
-    </w:p>
-    <w:p>
-      <w:pPr>
-        <w:pStyle w:val="Sinespaciado"/>
-        <w:jc w:val="both"/>
-        <w:rPr>
-          <w:rStyle w:val="Referenciaintensa"/>
-        </w:rPr>
-      </w:pPr>
-    </w:p>
-    <w:p>
-      <w:pPr>
-        <w:pStyle w:val="Sinespaciado"/>
-        <w:jc w:val="both"/>
-        <w:rPr>
-          <w:rStyle w:val="Referenciaintensa"/>
-        </w:rPr>
-      </w:pPr>
-    </w:p>
-    <w:p>
-      <w:pPr>
-        <w:pStyle w:val="Sinespaciado"/>
-        <w:jc w:val="both"/>
-        <w:rPr>
-          <w:rStyle w:val="Referenciaintensa"/>
-        </w:rPr>
-      </w:pPr>
-    </w:p>
-    <w:p>
-      <w:pPr>
-        <w:pStyle w:val="Sinespaciado"/>
-        <w:jc w:val="both"/>
-        <w:rPr>
-          <w:rStyle w:val="Referenciaintensa"/>
-        </w:rPr>
-      </w:pPr>
-    </w:p>
-    <w:p>
-      <w:pPr>
-        <w:pStyle w:val="Sinespaciado"/>
-        <w:jc w:val="both"/>
-        <w:rPr>
-          <w:rStyle w:val="Referenciaintensa"/>
-        </w:rPr>
-      </w:pPr>
-    </w:p>
-    <w:p>
-      <w:pPr>
-        <w:pStyle w:val="Sinespaciado"/>
+        <w:pStyle w:val="NoSpacing"/>
+        <w:jc w:val="both"/>
+        <w:rPr>
+          <w:rStyle w:val="IntenseReference"/>
+        </w:rPr>
+      </w:pPr>
+    </w:p>
+    <w:p>
+      <w:pPr>
+        <w:pStyle w:val="NoSpacing"/>
+        <w:jc w:val="both"/>
+        <w:rPr>
+          <w:rStyle w:val="IntenseReference"/>
+        </w:rPr>
+      </w:pPr>
+    </w:p>
+    <w:p>
+      <w:pPr>
+        <w:pStyle w:val="NoSpacing"/>
+        <w:jc w:val="both"/>
+        <w:rPr>
+          <w:rStyle w:val="IntenseReference"/>
+        </w:rPr>
+      </w:pPr>
+    </w:p>
+    <w:p>
+      <w:pPr>
+        <w:pStyle w:val="NoSpacing"/>
+        <w:jc w:val="both"/>
+        <w:rPr>
+          <w:rStyle w:val="IntenseReference"/>
+        </w:rPr>
+      </w:pPr>
+    </w:p>
+    <w:p>
+      <w:pPr>
+        <w:pStyle w:val="NoSpacing"/>
+        <w:jc w:val="both"/>
+        <w:rPr>
+          <w:rStyle w:val="IntenseReference"/>
+        </w:rPr>
+      </w:pPr>
+    </w:p>
+    <w:p>
+      <w:pPr>
+        <w:pStyle w:val="NoSpacing"/>
+        <w:jc w:val="both"/>
+        <w:rPr>
+          <w:rStyle w:val="IntenseReference"/>
+        </w:rPr>
+      </w:pPr>
+    </w:p>
+    <w:p>
+      <w:pPr>
+        <w:pStyle w:val="NoSpacing"/>
         <w:spacing w:after="120" w:line="312" w:lineRule="auto"/>
         <w:jc w:val="both"/>
       </w:pPr>
@@ -15685,131 +15654,131 @@
     </w:tbl>
     <w:p>
       <w:pPr>
-        <w:pStyle w:val="Sinespaciado"/>
-        <w:jc w:val="both"/>
-        <w:rPr>
-          <w:rStyle w:val="Referenciaintensa"/>
-        </w:rPr>
-      </w:pPr>
-    </w:p>
-    <w:p>
-      <w:pPr>
-        <w:pStyle w:val="Sinespaciado"/>
-        <w:jc w:val="both"/>
-        <w:rPr>
-          <w:rStyle w:val="Referenciaintensa"/>
-        </w:rPr>
-      </w:pPr>
-    </w:p>
-    <w:p>
-      <w:pPr>
-        <w:pStyle w:val="Sinespaciado"/>
-        <w:jc w:val="both"/>
-        <w:rPr>
-          <w:rStyle w:val="Referenciaintensa"/>
-        </w:rPr>
-      </w:pPr>
-    </w:p>
-    <w:p>
-      <w:pPr>
-        <w:pStyle w:val="Sinespaciado"/>
-        <w:jc w:val="both"/>
-        <w:rPr>
-          <w:rStyle w:val="Referenciaintensa"/>
-        </w:rPr>
-      </w:pPr>
-    </w:p>
-    <w:p>
-      <w:pPr>
-        <w:pStyle w:val="Sinespaciado"/>
-        <w:jc w:val="both"/>
-        <w:rPr>
-          <w:rStyle w:val="Referenciaintensa"/>
-        </w:rPr>
-      </w:pPr>
-    </w:p>
-    <w:p>
-      <w:pPr>
-        <w:pStyle w:val="Sinespaciado"/>
-        <w:jc w:val="both"/>
-        <w:rPr>
-          <w:rStyle w:val="Referenciaintensa"/>
-        </w:rPr>
-      </w:pPr>
-    </w:p>
-    <w:p>
-      <w:pPr>
-        <w:pStyle w:val="Sinespaciado"/>
-        <w:jc w:val="both"/>
-        <w:rPr>
-          <w:rStyle w:val="Referenciaintensa"/>
-        </w:rPr>
-      </w:pPr>
-    </w:p>
-    <w:p>
-      <w:pPr>
-        <w:pStyle w:val="Sinespaciado"/>
-        <w:jc w:val="both"/>
-        <w:rPr>
-          <w:rStyle w:val="Referenciaintensa"/>
-        </w:rPr>
-      </w:pPr>
-    </w:p>
-    <w:p>
-      <w:pPr>
-        <w:pStyle w:val="Sinespaciado"/>
-        <w:jc w:val="both"/>
-        <w:rPr>
-          <w:rStyle w:val="Referenciaintensa"/>
-        </w:rPr>
-      </w:pPr>
-    </w:p>
-    <w:p>
-      <w:pPr>
-        <w:pStyle w:val="Sinespaciado"/>
-        <w:jc w:val="both"/>
-        <w:rPr>
-          <w:rStyle w:val="Referenciaintensa"/>
-        </w:rPr>
-      </w:pPr>
-    </w:p>
-    <w:p>
-      <w:pPr>
-        <w:pStyle w:val="Sinespaciado"/>
-        <w:jc w:val="both"/>
-        <w:rPr>
-          <w:rStyle w:val="Referenciaintensa"/>
-        </w:rPr>
-      </w:pPr>
-    </w:p>
-    <w:p>
-      <w:pPr>
-        <w:pStyle w:val="Sinespaciado"/>
-        <w:jc w:val="both"/>
-        <w:rPr>
-          <w:rStyle w:val="Referenciaintensa"/>
-        </w:rPr>
-      </w:pPr>
-    </w:p>
-    <w:p>
-      <w:pPr>
-        <w:pStyle w:val="Sinespaciado"/>
+        <w:pStyle w:val="NoSpacing"/>
+        <w:jc w:val="both"/>
+        <w:rPr>
+          <w:rStyle w:val="IntenseReference"/>
+        </w:rPr>
+      </w:pPr>
+    </w:p>
+    <w:p>
+      <w:pPr>
+        <w:pStyle w:val="NoSpacing"/>
+        <w:jc w:val="both"/>
+        <w:rPr>
+          <w:rStyle w:val="IntenseReference"/>
+        </w:rPr>
+      </w:pPr>
+    </w:p>
+    <w:p>
+      <w:pPr>
+        <w:pStyle w:val="NoSpacing"/>
+        <w:jc w:val="both"/>
+        <w:rPr>
+          <w:rStyle w:val="IntenseReference"/>
+        </w:rPr>
+      </w:pPr>
+    </w:p>
+    <w:p>
+      <w:pPr>
+        <w:pStyle w:val="NoSpacing"/>
+        <w:jc w:val="both"/>
+        <w:rPr>
+          <w:rStyle w:val="IntenseReference"/>
+        </w:rPr>
+      </w:pPr>
+    </w:p>
+    <w:p>
+      <w:pPr>
+        <w:pStyle w:val="NoSpacing"/>
+        <w:jc w:val="both"/>
+        <w:rPr>
+          <w:rStyle w:val="IntenseReference"/>
+        </w:rPr>
+      </w:pPr>
+    </w:p>
+    <w:p>
+      <w:pPr>
+        <w:pStyle w:val="NoSpacing"/>
+        <w:jc w:val="both"/>
+        <w:rPr>
+          <w:rStyle w:val="IntenseReference"/>
+        </w:rPr>
+      </w:pPr>
+    </w:p>
+    <w:p>
+      <w:pPr>
+        <w:pStyle w:val="NoSpacing"/>
+        <w:jc w:val="both"/>
+        <w:rPr>
+          <w:rStyle w:val="IntenseReference"/>
+        </w:rPr>
+      </w:pPr>
+    </w:p>
+    <w:p>
+      <w:pPr>
+        <w:pStyle w:val="NoSpacing"/>
+        <w:jc w:val="both"/>
+        <w:rPr>
+          <w:rStyle w:val="IntenseReference"/>
+        </w:rPr>
+      </w:pPr>
+    </w:p>
+    <w:p>
+      <w:pPr>
+        <w:pStyle w:val="NoSpacing"/>
+        <w:jc w:val="both"/>
+        <w:rPr>
+          <w:rStyle w:val="IntenseReference"/>
+        </w:rPr>
+      </w:pPr>
+    </w:p>
+    <w:p>
+      <w:pPr>
+        <w:pStyle w:val="NoSpacing"/>
+        <w:jc w:val="both"/>
+        <w:rPr>
+          <w:rStyle w:val="IntenseReference"/>
+        </w:rPr>
+      </w:pPr>
+    </w:p>
+    <w:p>
+      <w:pPr>
+        <w:pStyle w:val="NoSpacing"/>
+        <w:jc w:val="both"/>
+        <w:rPr>
+          <w:rStyle w:val="IntenseReference"/>
+        </w:rPr>
+      </w:pPr>
+    </w:p>
+    <w:p>
+      <w:pPr>
+        <w:pStyle w:val="NoSpacing"/>
+        <w:jc w:val="both"/>
+        <w:rPr>
+          <w:rStyle w:val="IntenseReference"/>
+        </w:rPr>
+      </w:pPr>
+    </w:p>
+    <w:p>
+      <w:pPr>
+        <w:pStyle w:val="NoSpacing"/>
         <w:spacing w:after="120" w:line="312" w:lineRule="auto"/>
         <w:jc w:val="both"/>
         <w:rPr>
-          <w:rStyle w:val="nfasisintenso"/>
-        </w:rPr>
-      </w:pPr>
-      <w:r>
-        <w:rPr>
-          <w:rStyle w:val="nfasisintenso"/>
+          <w:rStyle w:val="IntenseEmphasis"/>
+        </w:rPr>
+      </w:pPr>
+      <w:r>
+        <w:rPr>
+          <w:rStyle w:val="IntenseEmphasis"/>
         </w:rPr>
         <w:t>Instrucciones para los alumnos:</w:t>
       </w:r>
     </w:p>
     <w:p>
       <w:pPr>
-        <w:pStyle w:val="Sinespaciado"/>
+        <w:pStyle w:val="NoSpacing"/>
         <w:numPr>
           <w:ilvl w:val="0"/>
           <w:numId w:val="19"/>
@@ -15817,27 +15786,27 @@
         <w:spacing w:after="120" w:line="312" w:lineRule="auto"/>
         <w:jc w:val="both"/>
         <w:rPr>
-          <w:rStyle w:val="nfasisintenso"/>
+          <w:rStyle w:val="IntenseEmphasis"/>
         </w:rPr>
       </w:pPr>
       <w:proofErr w:type="spellStart"/>
       <w:r>
         <w:rPr>
-          <w:rStyle w:val="nfasisintenso"/>
+          <w:rStyle w:val="IntenseEmphasis"/>
         </w:rPr>
         <w:t>Enumerá</w:t>
       </w:r>
       <w:proofErr w:type="spellEnd"/>
       <w:r>
         <w:rPr>
-          <w:rStyle w:val="nfasisintenso"/>
+          <w:rStyle w:val="IntenseEmphasis"/>
         </w:rPr>
         <w:t xml:space="preserve"> todas las combinaciones posibles de valores de P, Q (y R cuando sea necesario).</w:t>
       </w:r>
     </w:p>
     <w:p>
       <w:pPr>
-        <w:pStyle w:val="Sinespaciado"/>
+        <w:pStyle w:val="NoSpacing"/>
         <w:numPr>
           <w:ilvl w:val="0"/>
           <w:numId w:val="19"/>
@@ -15845,27 +15814,27 @@
         <w:spacing w:after="120" w:line="312" w:lineRule="auto"/>
         <w:jc w:val="both"/>
         <w:rPr>
-          <w:rStyle w:val="nfasisintenso"/>
+          <w:rStyle w:val="IntenseEmphasis"/>
         </w:rPr>
       </w:pPr>
       <w:proofErr w:type="spellStart"/>
       <w:r>
         <w:rPr>
-          <w:rStyle w:val="nfasisintenso"/>
+          <w:rStyle w:val="IntenseEmphasis"/>
         </w:rPr>
         <w:t>Evaluá</w:t>
       </w:r>
       <w:proofErr w:type="spellEnd"/>
       <w:r>
         <w:rPr>
-          <w:rStyle w:val="nfasisintenso"/>
+          <w:rStyle w:val="IntenseEmphasis"/>
         </w:rPr>
         <w:t xml:space="preserve"> paso a paso cada subexpresión si es necesario.</w:t>
       </w:r>
     </w:p>
     <w:p>
       <w:pPr>
-        <w:pStyle w:val="Sinespaciado"/>
+        <w:pStyle w:val="NoSpacing"/>
         <w:numPr>
           <w:ilvl w:val="0"/>
           <w:numId w:val="19"/>
@@ -15873,34 +15842,34 @@
         <w:spacing w:after="120" w:line="312" w:lineRule="auto"/>
         <w:jc w:val="both"/>
         <w:rPr>
-          <w:rStyle w:val="nfasisintenso"/>
+          <w:rStyle w:val="IntenseEmphasis"/>
         </w:rPr>
       </w:pPr>
       <w:proofErr w:type="spellStart"/>
       <w:r>
         <w:rPr>
-          <w:rStyle w:val="nfasisintenso"/>
+          <w:rStyle w:val="IntenseEmphasis"/>
         </w:rPr>
         <w:t>Indicá</w:t>
       </w:r>
       <w:proofErr w:type="spellEnd"/>
       <w:r>
         <w:rPr>
-          <w:rStyle w:val="nfasisintenso"/>
+          <w:rStyle w:val="IntenseEmphasis"/>
         </w:rPr>
         <w:t xml:space="preserve"> si el resultado final de la expresión es V (verdadero) o F (falso) en cada caso.</w:t>
       </w:r>
     </w:p>
     <w:p>
       <w:pPr>
-        <w:pStyle w:val="Sinespaciado"/>
+        <w:pStyle w:val="NoSpacing"/>
         <w:ind w:left="720"/>
         <w:jc w:val="both"/>
       </w:pPr>
     </w:p>
     <w:p>
       <w:pPr>
-        <w:pStyle w:val="Ttulo3"/>
+        <w:pStyle w:val="Heading3"/>
         <w:jc w:val="both"/>
       </w:pPr>
       <w:bookmarkStart w:id="10" w:name="_Toc194008602"/>
@@ -15925,7 +15894,7 @@
     </w:p>
     <w:p>
       <w:pPr>
-        <w:pStyle w:val="Sinespaciado"/>
+        <w:pStyle w:val="NoSpacing"/>
         <w:spacing w:after="120" w:line="312" w:lineRule="auto"/>
         <w:jc w:val="both"/>
       </w:pPr>
@@ -15938,13 +15907,13 @@
     </w:p>
     <w:p>
       <w:pPr>
-        <w:pStyle w:val="Sinespaciado"/>
-        <w:jc w:val="both"/>
-      </w:pPr>
-    </w:p>
-    <w:p>
-      <w:pPr>
-        <w:pStyle w:val="Sinespaciado"/>
+        <w:pStyle w:val="NoSpacing"/>
+        <w:jc w:val="both"/>
+      </w:pPr>
+    </w:p>
+    <w:p>
+      <w:pPr>
+        <w:pStyle w:val="NoSpacing"/>
         <w:spacing w:after="120" w:line="312" w:lineRule="auto"/>
         <w:jc w:val="both"/>
       </w:pPr>
@@ -15957,7 +15926,7 @@
     </w:p>
     <w:p>
       <w:pPr>
-        <w:pStyle w:val="Sinespaciado"/>
+        <w:pStyle w:val="NoSpacing"/>
         <w:numPr>
           <w:ilvl w:val="0"/>
           <w:numId w:val="19"/>
@@ -15974,7 +15943,7 @@
     </w:p>
     <w:p>
       <w:pPr>
-        <w:pStyle w:val="Sinespaciado"/>
+        <w:pStyle w:val="NoSpacing"/>
         <w:numPr>
           <w:ilvl w:val="0"/>
           <w:numId w:val="19"/>
@@ -15999,7 +15968,7 @@
     </w:p>
     <w:p>
       <w:pPr>
-        <w:pStyle w:val="Sinespaciado"/>
+        <w:pStyle w:val="NoSpacing"/>
         <w:numPr>
           <w:ilvl w:val="0"/>
           <w:numId w:val="19"/>
@@ -16011,13 +15980,12 @@
         <w:rPr>
           <w:rFonts w:ascii="Calibri" w:hAnsi="Calibri"/>
         </w:rPr>
-        <w:lastRenderedPageBreak/>
         <w:t>Estos inputs solo deben admitir valores V o F o bien 1 o 0</w:t>
       </w:r>
     </w:p>
     <w:p>
       <w:pPr>
-        <w:pStyle w:val="Sinespaciado"/>
+        <w:pStyle w:val="NoSpacing"/>
         <w:numPr>
           <w:ilvl w:val="0"/>
           <w:numId w:val="19"/>
@@ -16029,6 +15997,7 @@
         <w:rPr>
           <w:rFonts w:ascii="Calibri" w:hAnsi="Calibri"/>
         </w:rPr>
+        <w:lastRenderedPageBreak/>
         <w:t xml:space="preserve">El resultado de la proposición debe verse en otro </w:t>
       </w:r>
       <w:proofErr w:type="gramStart"/>
@@ -16042,7 +16011,7 @@
     </w:p>
     <w:p>
       <w:pPr>
-        <w:pStyle w:val="Sinespaciado"/>
+        <w:pStyle w:val="NoSpacing"/>
         <w:spacing w:after="120" w:line="312" w:lineRule="auto"/>
         <w:jc w:val="both"/>
       </w:pPr>
@@ -16055,7 +16024,7 @@
     </w:p>
     <w:p>
       <w:pPr>
-        <w:pStyle w:val="Sinespaciado"/>
+        <w:pStyle w:val="NoSpacing"/>
         <w:numPr>
           <w:ilvl w:val="0"/>
           <w:numId w:val="19"/>
@@ -16084,7 +16053,7 @@
     </w:p>
     <w:p>
       <w:pPr>
-        <w:pStyle w:val="Ttulo2"/>
+        <w:pStyle w:val="Heading2"/>
         <w:jc w:val="both"/>
       </w:pPr>
       <w:bookmarkStart w:id="11" w:name="_Toc194008603"/>
@@ -16100,7 +16069,7 @@
     </w:p>
     <w:p>
       <w:pPr>
-        <w:pStyle w:val="Ttulo3"/>
+        <w:pStyle w:val="Heading3"/>
         <w:jc w:val="both"/>
       </w:pPr>
       <w:bookmarkStart w:id="12" w:name="_Toc194008604"/>
@@ -16163,7 +16132,7 @@
     </w:p>
     <w:tbl>
       <w:tblPr>
-        <w:tblStyle w:val="Tablanormal1"/>
+        <w:tblStyle w:val="PlainTable1"/>
         <w:tblW w:w="0" w:type="auto"/>
         <w:tblLook w:val="0420" w:firstRow="1" w:lastRow="0" w:firstColumn="0" w:lastColumn="0" w:noHBand="0" w:noVBand="1"/>
       </w:tblPr>
@@ -16400,7 +16369,7 @@
     </w:p>
     <w:p>
       <w:pPr>
-        <w:pStyle w:val="Ttulo4"/>
+        <w:pStyle w:val="Heading4"/>
         <w:jc w:val="both"/>
       </w:pPr>
       <w:r>
@@ -16414,7 +16383,7 @@
     </w:p>
     <w:p>
       <w:pPr>
-        <w:pStyle w:val="Ttulo5"/>
+        <w:pStyle w:val="Heading5"/>
         <w:jc w:val="both"/>
       </w:pPr>
       <w:r>
@@ -16460,11 +16429,10 @@
     </w:p>
     <w:p>
       <w:pPr>
-        <w:pStyle w:val="Ttulo5"/>
-        <w:jc w:val="both"/>
-      </w:pPr>
-      <w:r>
-        <w:lastRenderedPageBreak/>
+        <w:pStyle w:val="Heading5"/>
+        <w:jc w:val="both"/>
+      </w:pPr>
+      <w:r>
         <w:t>Simulación simple del sistema lógico</w:t>
       </w:r>
     </w:p>
@@ -16498,11 +16466,11 @@
       </w:r>
       <w:proofErr w:type="spellEnd"/>
       <w:r>
-        <w:t>(input(</w:t>
+        <w:t>(</w:t>
       </w:r>
       <w:proofErr w:type="gramEnd"/>
       <w:r>
-        <w:t>"¿Temperatura alta? (1=SÍ, 0=NO): "))</w:t>
+        <w:t>input("¿Temperatura alta? (1=SÍ, 0=NO): "))</w:t>
       </w:r>
     </w:p>
     <w:p>
@@ -16519,11 +16487,11 @@
       </w:r>
       <w:proofErr w:type="spellEnd"/>
       <w:r>
-        <w:t>(input(</w:t>
+        <w:t>(</w:t>
       </w:r>
       <w:proofErr w:type="gramEnd"/>
       <w:r>
-        <w:t>"¿Humedad alta? (1=SÍ, 0=NO): "))</w:t>
+        <w:t>input("¿Humedad alta? (1=SÍ, 0=NO): "))</w:t>
       </w:r>
     </w:p>
     <w:p>
@@ -16621,7 +16589,7 @@
     </w:p>
     <w:p>
       <w:pPr>
-        <w:pStyle w:val="Ttulo5"/>
+        <w:pStyle w:val="Heading5"/>
         <w:jc w:val="both"/>
       </w:pPr>
       <w:r>
@@ -16673,83 +16641,153 @@
     <w:p>
       <w:pPr>
         <w:jc w:val="both"/>
-      </w:pPr>
-      <w:proofErr w:type="spellStart"/>
-      <w:r>
-        <w:t>def</w:t>
-      </w:r>
-      <w:proofErr w:type="spellEnd"/>
-      <w:r>
-        <w:t xml:space="preserve"> </w:t>
-      </w:r>
+        <w:rPr>
+          <w:lang w:val="en-US"/>
+        </w:rPr>
+      </w:pPr>
+      <w:r>
+        <w:rPr>
+          <w:lang w:val="en-US"/>
+        </w:rPr>
+        <w:t xml:space="preserve">def </w:t>
+      </w:r>
+      <w:proofErr w:type="gramStart"/>
+      <w:r>
+        <w:rPr>
+          <w:lang w:val="en-US"/>
+        </w:rPr>
+        <w:t>setup(</w:t>
+      </w:r>
+      <w:proofErr w:type="gramEnd"/>
+      <w:r>
+        <w:rPr>
+          <w:lang w:val="en-US"/>
+        </w:rPr>
+        <w:t>):</w:t>
+      </w:r>
+    </w:p>
+    <w:p>
+      <w:pPr>
+        <w:jc w:val="both"/>
+        <w:rPr>
+          <w:lang w:val="en-US"/>
+        </w:rPr>
+      </w:pPr>
       <w:proofErr w:type="spellStart"/>
       <w:proofErr w:type="gramStart"/>
       <w:r>
-        <w:t>setup</w:t>
+        <w:rPr>
+          <w:lang w:val="en-US"/>
+        </w:rPr>
+        <w:t>pinMode</w:t>
       </w:r>
       <w:proofErr w:type="spellEnd"/>
       <w:r>
+        <w:rPr>
+          <w:lang w:val="en-US"/>
+        </w:rPr>
         <w:t>(</w:t>
       </w:r>
+      <w:proofErr w:type="spellStart"/>
       <w:proofErr w:type="gramEnd"/>
       <w:r>
-        <w:t>):</w:t>
-      </w:r>
-    </w:p>
-    <w:p>
-      <w:pPr>
-        <w:jc w:val="both"/>
+        <w:rPr>
+          <w:lang w:val="en-US"/>
+        </w:rPr>
+        <w:t>sensorTemp</w:t>
+      </w:r>
+      <w:proofErr w:type="spellEnd"/>
+      <w:r>
+        <w:rPr>
+          <w:lang w:val="en-US"/>
+        </w:rPr>
+        <w:t>, INPUT)</w:t>
+      </w:r>
+    </w:p>
+    <w:p>
+      <w:pPr>
+        <w:jc w:val="both"/>
+        <w:rPr>
+          <w:lang w:val="en-US"/>
+        </w:rPr>
       </w:pPr>
       <w:proofErr w:type="spellStart"/>
       <w:proofErr w:type="gramStart"/>
       <w:r>
+        <w:rPr>
+          <w:lang w:val="en-US"/>
+        </w:rPr>
         <w:t>pinMode</w:t>
       </w:r>
       <w:proofErr w:type="spellEnd"/>
       <w:r>
+        <w:rPr>
+          <w:lang w:val="en-US"/>
+        </w:rPr>
         <w:t>(</w:t>
       </w:r>
       <w:proofErr w:type="spellStart"/>
       <w:proofErr w:type="gramEnd"/>
       <w:r>
-        <w:t>sensorTemp</w:t>
+        <w:rPr>
+          <w:lang w:val="en-US"/>
+        </w:rPr>
+        <w:t>sensorHum</w:t>
       </w:r>
       <w:proofErr w:type="spellEnd"/>
       <w:r>
+        <w:rPr>
+          <w:lang w:val="en-US"/>
+        </w:rPr>
         <w:t>, INPUT)</w:t>
       </w:r>
     </w:p>
     <w:p>
       <w:pPr>
         <w:jc w:val="both"/>
+        <w:rPr>
+          <w:lang w:val="en-US"/>
+        </w:rPr>
       </w:pPr>
       <w:proofErr w:type="spellStart"/>
       <w:proofErr w:type="gramStart"/>
       <w:r>
+        <w:rPr>
+          <w:lang w:val="en-US"/>
+        </w:rPr>
         <w:t>pinMode</w:t>
       </w:r>
       <w:proofErr w:type="spellEnd"/>
       <w:r>
+        <w:rPr>
+          <w:lang w:val="en-US"/>
+        </w:rPr>
         <w:t>(</w:t>
       </w:r>
+      <w:proofErr w:type="gramEnd"/>
+      <w:r>
+        <w:rPr>
+          <w:lang w:val="en-US"/>
+        </w:rPr>
+        <w:t>extractor, OUTPUT)</w:t>
+      </w:r>
+    </w:p>
+    <w:p>
+      <w:pPr>
+        <w:jc w:val="both"/>
+      </w:pPr>
       <w:proofErr w:type="spellStart"/>
-      <w:proofErr w:type="gramEnd"/>
-      <w:r>
-        <w:t>sensorHum</w:t>
+      <w:r>
+        <w:t>def</w:t>
       </w:r>
       <w:proofErr w:type="spellEnd"/>
       <w:r>
-        <w:t>, INPUT)</w:t>
-      </w:r>
-    </w:p>
-    <w:p>
-      <w:pPr>
-        <w:jc w:val="both"/>
-      </w:pPr>
+        <w:t xml:space="preserve"> </w:t>
+      </w:r>
       <w:proofErr w:type="spellStart"/>
       <w:proofErr w:type="gramStart"/>
       <w:r>
-        <w:t>pinMode</w:t>
+        <w:t>loop</w:t>
       </w:r>
       <w:proofErr w:type="spellEnd"/>
       <w:r>
@@ -16757,25 +16795,78 @@
       </w:r>
       <w:proofErr w:type="gramEnd"/>
       <w:r>
-        <w:t>extractor, OUTPUT)</w:t>
-      </w:r>
-    </w:p>
-    <w:p>
-      <w:pPr>
-        <w:jc w:val="both"/>
-      </w:pPr>
+        <w:t>):</w:t>
+      </w:r>
+    </w:p>
+    <w:p>
+      <w:pPr>
+        <w:jc w:val="both"/>
+      </w:pPr>
+      <w:r>
+        <w:t xml:space="preserve">A = </w:t>
+      </w:r>
       <w:proofErr w:type="spellStart"/>
       <w:r>
-        <w:t>def</w:t>
+        <w:t>digitalRead</w:t>
       </w:r>
       <w:proofErr w:type="spellEnd"/>
       <w:r>
-        <w:t xml:space="preserve"> </w:t>
-      </w:r>
+        <w:t>(</w:t>
+      </w:r>
+      <w:proofErr w:type="spellStart"/>
+      <w:r>
+        <w:t>sensorTemp</w:t>
+      </w:r>
+      <w:proofErr w:type="spellEnd"/>
+      <w:r>
+        <w:t>)</w:t>
+      </w:r>
+    </w:p>
+    <w:p>
+      <w:pPr>
+        <w:jc w:val="both"/>
+      </w:pPr>
+      <w:r>
+        <w:t xml:space="preserve">B = </w:t>
+      </w:r>
+      <w:proofErr w:type="spellStart"/>
+      <w:r>
+        <w:t>digitalRead</w:t>
+      </w:r>
+      <w:proofErr w:type="spellEnd"/>
+      <w:r>
+        <w:t>(</w:t>
+      </w:r>
+      <w:proofErr w:type="spellStart"/>
+      <w:r>
+        <w:t>sensorHum</w:t>
+      </w:r>
+      <w:proofErr w:type="spellEnd"/>
+      <w:r>
+        <w:t>)</w:t>
+      </w:r>
+    </w:p>
+    <w:p>
+      <w:pPr>
+        <w:jc w:val="both"/>
+      </w:pPr>
+      <w:proofErr w:type="spellStart"/>
+      <w:r>
+        <w:t>if</w:t>
+      </w:r>
+      <w:proofErr w:type="spellEnd"/>
+      <w:r>
+        <w:t xml:space="preserve"> A and B:</w:t>
+      </w:r>
+    </w:p>
+    <w:p>
+      <w:pPr>
+        <w:jc w:val="both"/>
+      </w:pPr>
       <w:proofErr w:type="spellStart"/>
       <w:proofErr w:type="gramStart"/>
       <w:r>
-        <w:t>loop</w:t>
+        <w:t>digitalWrite</w:t>
       </w:r>
       <w:proofErr w:type="spellEnd"/>
       <w:r>
@@ -16783,68 +16874,20 @@
       </w:r>
       <w:proofErr w:type="gramEnd"/>
       <w:r>
-        <w:t>):</w:t>
-      </w:r>
-    </w:p>
-    <w:p>
-      <w:pPr>
-        <w:jc w:val="both"/>
-      </w:pPr>
-      <w:r>
-        <w:t xml:space="preserve">A = </w:t>
-      </w:r>
+        <w:t>extractor, HIGH)  # Encender</w:t>
+      </w:r>
+    </w:p>
+    <w:p>
+      <w:pPr>
+        <w:jc w:val="both"/>
+      </w:pPr>
       <w:proofErr w:type="spellStart"/>
       <w:r>
-        <w:t>digitalRead</w:t>
+        <w:t>else</w:t>
       </w:r>
       <w:proofErr w:type="spellEnd"/>
       <w:r>
-        <w:t>(</w:t>
-      </w:r>
-      <w:proofErr w:type="spellStart"/>
-      <w:r>
-        <w:t>sensorTemp</w:t>
-      </w:r>
-      <w:proofErr w:type="spellEnd"/>
-      <w:r>
-        <w:t>)</w:t>
-      </w:r>
-    </w:p>
-    <w:p>
-      <w:pPr>
-        <w:jc w:val="both"/>
-      </w:pPr>
-      <w:r>
-        <w:t xml:space="preserve">B = </w:t>
-      </w:r>
-      <w:proofErr w:type="spellStart"/>
-      <w:r>
-        <w:t>digitalRead</w:t>
-      </w:r>
-      <w:proofErr w:type="spellEnd"/>
-      <w:r>
-        <w:t>(</w:t>
-      </w:r>
-      <w:proofErr w:type="spellStart"/>
-      <w:r>
-        <w:t>sensorHum</w:t>
-      </w:r>
-      <w:proofErr w:type="spellEnd"/>
-      <w:r>
-        <w:t>)</w:t>
-      </w:r>
-    </w:p>
-    <w:p>
-      <w:pPr>
-        <w:jc w:val="both"/>
-      </w:pPr>
-      <w:proofErr w:type="spellStart"/>
-      <w:r>
-        <w:t>if</w:t>
-      </w:r>
-      <w:proofErr w:type="spellEnd"/>
-      <w:r>
-        <w:t xml:space="preserve"> A and B:</w:t>
+        <w:t>:</w:t>
       </w:r>
     </w:p>
     <w:p>
@@ -16862,28 +16905,7 @@
       </w:r>
       <w:proofErr w:type="gramEnd"/>
       <w:r>
-        <w:t xml:space="preserve">extractor, </w:t>
-      </w:r>
-      <w:proofErr w:type="gramStart"/>
-      <w:r>
-        <w:t>HIGH)  #</w:t>
-      </w:r>
-      <w:proofErr w:type="gramEnd"/>
-      <w:r>
-        <w:t xml:space="preserve"> Encender</w:t>
-      </w:r>
-    </w:p>
-    <w:p>
-      <w:pPr>
-        <w:jc w:val="both"/>
-      </w:pPr>
-      <w:proofErr w:type="spellStart"/>
-      <w:r>
-        <w:t>else</w:t>
-      </w:r>
-      <w:proofErr w:type="spellEnd"/>
-      <w:r>
-        <w:t>:</w:t>
+        <w:t>extractor, LOW)   # Apagar</w:t>
       </w:r>
     </w:p>
     <w:p>
@@ -16893,7 +16915,7 @@
       <w:proofErr w:type="spellStart"/>
       <w:proofErr w:type="gramStart"/>
       <w:r>
-        <w:t>digitalWrite</w:t>
+        <w:t>delay</w:t>
       </w:r>
       <w:proofErr w:type="spellEnd"/>
       <w:r>
@@ -16901,64 +16923,29 @@
       </w:r>
       <w:proofErr w:type="gramEnd"/>
       <w:r>
-        <w:t xml:space="preserve">extractor, </w:t>
-      </w:r>
-      <w:proofErr w:type="gramStart"/>
-      <w:r>
-        <w:t xml:space="preserve">LOW)   </w:t>
-      </w:r>
-      <w:proofErr w:type="gramEnd"/>
-      <w:r>
-        <w:t># Apagar</w:t>
-      </w:r>
-    </w:p>
-    <w:p>
-      <w:pPr>
-        <w:jc w:val="both"/>
-      </w:pPr>
-      <w:proofErr w:type="spellStart"/>
-      <w:proofErr w:type="gramStart"/>
-      <w:r>
-        <w:t>delay</w:t>
-      </w:r>
-      <w:proofErr w:type="spellEnd"/>
-      <w:r>
-        <w:t>(</w:t>
-      </w:r>
-      <w:proofErr w:type="gramEnd"/>
-      <w:r>
-        <w:t>1000</w:t>
-      </w:r>
-      <w:proofErr w:type="gramStart"/>
-      <w:r>
-        <w:t>)  #</w:t>
-      </w:r>
-      <w:proofErr w:type="gramEnd"/>
-      <w:r>
-        <w:t xml:space="preserve"> Esperar 1 segundo</w:t>
-      </w:r>
-    </w:p>
-    <w:p>
-      <w:pPr>
-        <w:jc w:val="both"/>
-      </w:pPr>
-    </w:p>
-    <w:p>
-      <w:pPr>
-        <w:jc w:val="both"/>
-      </w:pPr>
-    </w:p>
-    <w:p>
-      <w:pPr>
-        <w:jc w:val="both"/>
-      </w:pPr>
-    </w:p>
-    <w:p>
-      <w:pPr>
-        <w:jc w:val="both"/>
-      </w:pPr>
-      <w:r>
-        <w:lastRenderedPageBreak/>
+        <w:t>1000)  # Esperar 1 segundo</w:t>
+      </w:r>
+    </w:p>
+    <w:p>
+      <w:pPr>
+        <w:jc w:val="both"/>
+      </w:pPr>
+    </w:p>
+    <w:p>
+      <w:pPr>
+        <w:jc w:val="both"/>
+      </w:pPr>
+    </w:p>
+    <w:p>
+      <w:pPr>
+        <w:jc w:val="both"/>
+      </w:pPr>
+    </w:p>
+    <w:p>
+      <w:pPr>
+        <w:jc w:val="both"/>
+      </w:pPr>
+      <w:r>
         <w:t>Este ejemplo muestra cómo:</w:t>
       </w:r>
     </w:p>
@@ -16988,7 +16975,7 @@
     </w:p>
     <w:p>
       <w:pPr>
-        <w:pStyle w:val="Ttulo2"/>
+        <w:pStyle w:val="Heading2"/>
         <w:jc w:val="both"/>
       </w:pPr>
       <w:bookmarkStart w:id="13" w:name="_Toc194008605"/>
@@ -17136,12 +17123,11 @@
     </w:p>
     <w:p>
       <w:pPr>
-        <w:pStyle w:val="Ttulo1"/>
+        <w:pStyle w:val="Heading1"/>
         <w:jc w:val="both"/>
       </w:pPr>
       <w:bookmarkStart w:id="14" w:name="_Toc194008606"/>
       <w:r>
-        <w:lastRenderedPageBreak/>
         <w:t>CAPÍTULO 2: LÓGICA DE PREDICADOS</w:t>
       </w:r>
       <w:bookmarkEnd w:id="14"/>
@@ -17153,7 +17139,7 @@
     </w:p>
     <w:p>
       <w:pPr>
-        <w:pStyle w:val="Ttulo2"/>
+        <w:pStyle w:val="Heading2"/>
         <w:jc w:val="both"/>
       </w:pPr>
       <w:bookmarkStart w:id="15" w:name="_Toc194008607"/>
@@ -17164,13 +17150,13 @@
     </w:p>
     <w:p>
       <w:pPr>
-        <w:pStyle w:val="Sinespaciado"/>
-        <w:jc w:val="both"/>
-      </w:pPr>
-    </w:p>
-    <w:p>
-      <w:pPr>
-        <w:pStyle w:val="Sinespaciado"/>
+        <w:pStyle w:val="NoSpacing"/>
+        <w:jc w:val="both"/>
+      </w:pPr>
+    </w:p>
+    <w:p>
+      <w:pPr>
+        <w:pStyle w:val="NoSpacing"/>
         <w:jc w:val="both"/>
         <w:rPr>
           <w:rFonts w:eastAsiaTheme="majorEastAsia"/>
@@ -17227,7 +17213,7 @@
     </w:p>
     <w:p>
       <w:pPr>
-        <w:pStyle w:val="Sinespaciado"/>
+        <w:pStyle w:val="NoSpacing"/>
         <w:jc w:val="both"/>
         <w:rPr>
           <w:rFonts w:eastAsiaTheme="majorEastAsia"/>
@@ -17236,7 +17222,7 @@
     </w:p>
     <w:p>
       <w:pPr>
-        <w:pStyle w:val="Ttulo3"/>
+        <w:pStyle w:val="Heading3"/>
         <w:jc w:val="both"/>
       </w:pPr>
       <w:bookmarkStart w:id="16" w:name="_Toc194008608"/>
@@ -17252,7 +17238,7 @@
     </w:p>
     <w:p>
       <w:pPr>
-        <w:pStyle w:val="Sinespaciado"/>
+        <w:pStyle w:val="NoSpacing"/>
         <w:jc w:val="both"/>
         <w:rPr>
           <w:rFonts w:eastAsiaTheme="majorEastAsia"/>
@@ -17281,7 +17267,7 @@
     </w:p>
     <w:p>
       <w:pPr>
-        <w:pStyle w:val="Sinespaciado"/>
+        <w:pStyle w:val="NoSpacing"/>
         <w:jc w:val="both"/>
         <w:rPr>
           <w:rFonts w:eastAsiaTheme="majorEastAsia"/>
@@ -17290,7 +17276,7 @@
     </w:p>
     <w:p>
       <w:pPr>
-        <w:pStyle w:val="Sinespaciado"/>
+        <w:pStyle w:val="NoSpacing"/>
         <w:numPr>
           <w:ilvl w:val="0"/>
           <w:numId w:val="19"/>
@@ -17331,7 +17317,7 @@
     </w:p>
     <w:p>
       <w:pPr>
-        <w:pStyle w:val="Sinespaciado"/>
+        <w:pStyle w:val="NoSpacing"/>
         <w:numPr>
           <w:ilvl w:val="0"/>
           <w:numId w:val="19"/>
@@ -17358,7 +17344,7 @@
     </w:p>
     <w:p>
       <w:pPr>
-        <w:pStyle w:val="Sinespaciado"/>
+        <w:pStyle w:val="NoSpacing"/>
         <w:numPr>
           <w:ilvl w:val="0"/>
           <w:numId w:val="19"/>
@@ -17399,7 +17385,7 @@
     </w:p>
     <w:p>
       <w:pPr>
-        <w:pStyle w:val="Sinespaciado"/>
+        <w:pStyle w:val="NoSpacing"/>
         <w:numPr>
           <w:ilvl w:val="0"/>
           <w:numId w:val="19"/>
@@ -17426,7 +17412,7 @@
     </w:p>
     <w:p>
       <w:pPr>
-        <w:pStyle w:val="Sinespaciado"/>
+        <w:pStyle w:val="NoSpacing"/>
         <w:ind w:left="720"/>
         <w:jc w:val="both"/>
         <w:rPr>
@@ -17436,7 +17422,7 @@
     </w:p>
     <w:p>
       <w:pPr>
-        <w:pStyle w:val="Ttulo4"/>
+        <w:pStyle w:val="Heading4"/>
         <w:jc w:val="both"/>
       </w:pPr>
       <w:r>
@@ -17445,13 +17431,13 @@
     </w:p>
     <w:p>
       <w:pPr>
-        <w:pStyle w:val="Sinespaciado"/>
-        <w:jc w:val="both"/>
-      </w:pPr>
-    </w:p>
-    <w:p>
-      <w:pPr>
-        <w:pStyle w:val="Sinespaciado"/>
+        <w:pStyle w:val="NoSpacing"/>
+        <w:jc w:val="both"/>
+      </w:pPr>
+    </w:p>
+    <w:p>
+      <w:pPr>
+        <w:pStyle w:val="NoSpacing"/>
         <w:numPr>
           <w:ilvl w:val="0"/>
           <w:numId w:val="19"/>
@@ -17478,7 +17464,7 @@
     </w:p>
     <w:p>
       <w:pPr>
-        <w:pStyle w:val="Sinespaciado"/>
+        <w:pStyle w:val="NoSpacing"/>
         <w:numPr>
           <w:ilvl w:val="0"/>
           <w:numId w:val="19"/>
@@ -17505,7 +17491,7 @@
     </w:p>
     <w:p>
       <w:pPr>
-        <w:pStyle w:val="Sinespaciado"/>
+        <w:pStyle w:val="NoSpacing"/>
         <w:numPr>
           <w:ilvl w:val="0"/>
           <w:numId w:val="19"/>
@@ -17540,7 +17526,7 @@
     </w:p>
     <w:p>
       <w:pPr>
-        <w:pStyle w:val="Sinespaciado"/>
+        <w:pStyle w:val="NoSpacing"/>
         <w:jc w:val="both"/>
         <w:rPr>
           <w:rFonts w:eastAsiaTheme="majorEastAsia"/>
@@ -17549,7 +17535,7 @@
     </w:p>
     <w:p>
       <w:pPr>
-        <w:pStyle w:val="Sinespaciado"/>
+        <w:pStyle w:val="NoSpacing"/>
         <w:jc w:val="both"/>
         <w:rPr>
           <w:rFonts w:eastAsiaTheme="majorEastAsia"/>
@@ -17564,7 +17550,7 @@
     </w:p>
     <w:p>
       <w:pPr>
-        <w:pStyle w:val="Sinespaciado"/>
+        <w:pStyle w:val="NoSpacing"/>
         <w:jc w:val="both"/>
         <w:rPr>
           <w:rFonts w:eastAsiaTheme="majorEastAsia"/>
@@ -17573,7 +17559,7 @@
     </w:p>
     <w:p>
       <w:pPr>
-        <w:pStyle w:val="Sinespaciado"/>
+        <w:pStyle w:val="NoSpacing"/>
         <w:jc w:val="both"/>
         <w:rPr>
           <w:rFonts w:eastAsiaTheme="majorEastAsia"/>
@@ -17602,7 +17588,7 @@
     </w:p>
     <w:p>
       <w:pPr>
-        <w:pStyle w:val="Sinespaciado"/>
+        <w:pStyle w:val="NoSpacing"/>
         <w:jc w:val="both"/>
         <w:rPr>
           <w:rFonts w:eastAsiaTheme="majorEastAsia"/>
@@ -17611,7 +17597,7 @@
     </w:p>
     <w:p>
       <w:pPr>
-        <w:pStyle w:val="Sinespaciado"/>
+        <w:pStyle w:val="NoSpacing"/>
         <w:jc w:val="both"/>
         <w:rPr>
           <w:rFonts w:eastAsiaTheme="majorEastAsia"/>
@@ -17626,7 +17612,7 @@
     </w:p>
     <w:p>
       <w:pPr>
-        <w:pStyle w:val="Sinespaciado"/>
+        <w:pStyle w:val="NoSpacing"/>
         <w:jc w:val="both"/>
         <w:rPr>
           <w:rFonts w:eastAsiaTheme="majorEastAsia"/>
@@ -17635,7 +17621,7 @@
     </w:p>
     <w:p>
       <w:pPr>
-        <w:pStyle w:val="Sinespaciado"/>
+        <w:pStyle w:val="NoSpacing"/>
         <w:jc w:val="both"/>
         <w:rPr>
           <w:rFonts w:eastAsiaTheme="majorEastAsia"/>
@@ -17660,7 +17646,7 @@
     </w:p>
     <w:p>
       <w:pPr>
-        <w:pStyle w:val="Sinespaciado"/>
+        <w:pStyle w:val="NoSpacing"/>
         <w:jc w:val="both"/>
         <w:rPr>
           <w:rFonts w:eastAsiaTheme="majorEastAsia"/>
@@ -17700,117 +17686,103 @@
         <w:rPr>
           <w:rFonts w:eastAsiaTheme="majorEastAsia"/>
         </w:rPr>
-        <w:t xml:space="preserve"> &amp;</w:t>
+        <w:t xml:space="preserve"> &amp;&amp; !</w:t>
+      </w:r>
+      <w:proofErr w:type="spellStart"/>
+      <w:r>
+        <w:rPr>
+          <w:rFonts w:eastAsiaTheme="majorEastAsia"/>
+        </w:rPr>
+        <w:t>u.recibeRecomendacion</w:t>
+      </w:r>
+      <w:proofErr w:type="spellEnd"/>
+      <w:r>
+        <w:rPr>
+          <w:rFonts w:eastAsiaTheme="majorEastAsia"/>
+        </w:rPr>
+        <w:t>) cumple = false;</w:t>
+      </w:r>
+    </w:p>
+    <w:p>
+      <w:pPr>
+        <w:pStyle w:val="NoSpacing"/>
+        <w:jc w:val="both"/>
+        <w:rPr>
+          <w:rFonts w:eastAsiaTheme="majorEastAsia"/>
+        </w:rPr>
+      </w:pPr>
+      <w:r>
+        <w:rPr>
+          <w:rFonts w:eastAsiaTheme="majorEastAsia"/>
+        </w:rPr>
+        <w:t>});</w:t>
+      </w:r>
+    </w:p>
+    <w:p>
+      <w:pPr>
+        <w:pStyle w:val="NoSpacing"/>
+        <w:jc w:val="both"/>
+        <w:rPr>
+          <w:rFonts w:eastAsiaTheme="majorEastAsia"/>
+        </w:rPr>
+      </w:pPr>
+    </w:p>
+    <w:p>
+      <w:pPr>
+        <w:pStyle w:val="NoSpacing"/>
+        <w:jc w:val="both"/>
+        <w:rPr>
+          <w:rFonts w:eastAsiaTheme="majorEastAsia"/>
+        </w:rPr>
+      </w:pPr>
+      <w:r>
+        <w:rPr>
+          <w:rFonts w:eastAsiaTheme="majorEastAsia"/>
+        </w:rPr>
+        <w:t>// THERE EXISTS x (Cliente(x) &amp;</w:t>
       </w:r>
       <w:proofErr w:type="gramStart"/>
       <w:r>
         <w:rPr>
           <w:rFonts w:eastAsiaTheme="majorEastAsia"/>
         </w:rPr>
-        <w:t>&amp; !</w:t>
-      </w:r>
-      <w:proofErr w:type="spellStart"/>
+        <w:t>&amp; !Pago</w:t>
+      </w:r>
+      <w:proofErr w:type="gramEnd"/>
       <w:r>
         <w:rPr>
           <w:rFonts w:eastAsiaTheme="majorEastAsia"/>
         </w:rPr>
-        <w:t>u</w:t>
-      </w:r>
-      <w:proofErr w:type="gramEnd"/>
-      <w:r>
+        <w:t>(x))</w:t>
+      </w:r>
+    </w:p>
+    <w:p>
+      <w:pPr>
+        <w:pStyle w:val="NoSpacing"/>
+        <w:jc w:val="both"/>
         <w:rPr>
           <w:rFonts w:eastAsiaTheme="majorEastAsia"/>
         </w:rPr>
-        <w:t>.recibeRecomendacion</w:t>
-      </w:r>
-      <w:proofErr w:type="spellEnd"/>
-      <w:r>
+      </w:pPr>
+    </w:p>
+    <w:p>
+      <w:pPr>
+        <w:pStyle w:val="NoSpacing"/>
+        <w:jc w:val="both"/>
         <w:rPr>
           <w:rFonts w:eastAsiaTheme="majorEastAsia"/>
         </w:rPr>
-        <w:t>) cumple = false;</w:t>
-      </w:r>
-    </w:p>
-    <w:p>
-      <w:pPr>
-        <w:pStyle w:val="Sinespaciado"/>
-        <w:jc w:val="both"/>
+      </w:pPr>
+      <w:r>
         <w:rPr>
           <w:rFonts w:eastAsiaTheme="majorEastAsia"/>
         </w:rPr>
-      </w:pPr>
-      <w:r>
-        <w:rPr>
-          <w:rFonts w:eastAsiaTheme="majorEastAsia"/>
-        </w:rPr>
-        <w:t>});</w:t>
-      </w:r>
-    </w:p>
-    <w:p>
-      <w:pPr>
-        <w:pStyle w:val="Sinespaciado"/>
-        <w:jc w:val="both"/>
-        <w:rPr>
-          <w:rFonts w:eastAsiaTheme="majorEastAsia"/>
-        </w:rPr>
-      </w:pPr>
-    </w:p>
-    <w:p>
-      <w:pPr>
-        <w:pStyle w:val="Sinespaciado"/>
-        <w:jc w:val="both"/>
-        <w:rPr>
-          <w:rFonts w:eastAsiaTheme="majorEastAsia"/>
-        </w:rPr>
-      </w:pPr>
-      <w:r>
-        <w:rPr>
-          <w:rFonts w:eastAsiaTheme="majorEastAsia"/>
-        </w:rPr>
-        <w:t>// THERE EXISTS x (Cliente(x) &amp;</w:t>
-      </w:r>
-      <w:proofErr w:type="gramStart"/>
-      <w:r>
-        <w:rPr>
-          <w:rFonts w:eastAsiaTheme="majorEastAsia"/>
-        </w:rPr>
-        <w:t>&amp; !Pago</w:t>
-      </w:r>
-      <w:proofErr w:type="gramEnd"/>
-      <w:r>
-        <w:rPr>
-          <w:rFonts w:eastAsiaTheme="majorEastAsia"/>
-        </w:rPr>
-        <w:t>(x))</w:t>
-      </w:r>
-    </w:p>
-    <w:p>
-      <w:pPr>
-        <w:pStyle w:val="Sinespaciado"/>
-        <w:jc w:val="both"/>
-        <w:rPr>
-          <w:rFonts w:eastAsiaTheme="majorEastAsia"/>
-        </w:rPr>
-      </w:pPr>
-    </w:p>
-    <w:p>
-      <w:pPr>
-        <w:pStyle w:val="Sinespaciado"/>
-        <w:jc w:val="both"/>
-        <w:rPr>
-          <w:rFonts w:eastAsiaTheme="majorEastAsia"/>
-        </w:rPr>
-      </w:pPr>
-      <w:r>
-        <w:rPr>
-          <w:rFonts w:eastAsiaTheme="majorEastAsia"/>
-        </w:rPr>
         <w:t>JavaScript</w:t>
       </w:r>
     </w:p>
     <w:p>
       <w:pPr>
-        <w:pStyle w:val="Sinespaciado"/>
+        <w:pStyle w:val="NoSpacing"/>
         <w:jc w:val="both"/>
         <w:rPr>
           <w:rFonts w:eastAsiaTheme="majorEastAsia"/>
@@ -17861,7 +17833,6 @@
         <w:t xml:space="preserve">(c =&gt; </w:t>
       </w:r>
       <w:proofErr w:type="spellStart"/>
-      <w:proofErr w:type="gramStart"/>
       <w:r>
         <w:rPr>
           <w:rFonts w:eastAsiaTheme="majorEastAsia"/>
@@ -17869,45 +17840,30 @@
         <w:t>c.esCliente</w:t>
       </w:r>
       <w:proofErr w:type="spellEnd"/>
-      <w:proofErr w:type="gramEnd"/>
       <w:r>
         <w:rPr>
           <w:rFonts w:eastAsiaTheme="majorEastAsia"/>
         </w:rPr>
-        <w:t xml:space="preserve"> &amp;</w:t>
-      </w:r>
-      <w:proofErr w:type="gramStart"/>
+        <w:t xml:space="preserve"> &amp;&amp; !</w:t>
+      </w:r>
+      <w:proofErr w:type="spellStart"/>
       <w:r>
         <w:rPr>
           <w:rFonts w:eastAsiaTheme="majorEastAsia"/>
         </w:rPr>
-        <w:t>&amp; !</w:t>
-      </w:r>
-      <w:proofErr w:type="spellStart"/>
+        <w:t>c.pagado</w:t>
+      </w:r>
+      <w:proofErr w:type="spellEnd"/>
       <w:r>
         <w:rPr>
           <w:rFonts w:eastAsiaTheme="majorEastAsia"/>
         </w:rPr>
-        <w:t>c</w:t>
-      </w:r>
-      <w:proofErr w:type="gramEnd"/>
-      <w:r>
-        <w:rPr>
-          <w:rFonts w:eastAsiaTheme="majorEastAsia"/>
-        </w:rPr>
-        <w:t>.pagado</w:t>
-      </w:r>
-      <w:proofErr w:type="spellEnd"/>
-      <w:r>
-        <w:rPr>
-          <w:rFonts w:eastAsiaTheme="majorEastAsia"/>
-        </w:rPr>
         <w:t>);</w:t>
       </w:r>
     </w:p>
     <w:p>
       <w:pPr>
-        <w:pStyle w:val="Sinespaciado"/>
+        <w:pStyle w:val="NoSpacing"/>
         <w:jc w:val="both"/>
         <w:rPr>
           <w:rFonts w:eastAsiaTheme="majorEastAsia"/>
@@ -17918,7 +17874,7 @@
     </w:p>
     <w:p>
       <w:pPr>
-        <w:pStyle w:val="Sinespaciado"/>
+        <w:pStyle w:val="NoSpacing"/>
         <w:jc w:val="both"/>
         <w:rPr>
           <w:rFonts w:eastAsiaTheme="majorEastAsia"/>
@@ -17929,7 +17885,7 @@
     </w:p>
     <w:p>
       <w:pPr>
-        <w:pStyle w:val="Ttulo4"/>
+        <w:pStyle w:val="Heading4"/>
         <w:jc w:val="both"/>
       </w:pPr>
       <w:r>
@@ -17943,7 +17899,7 @@
     </w:p>
     <w:p>
       <w:pPr>
-        <w:pStyle w:val="Sinespaciado"/>
+        <w:pStyle w:val="NoSpacing"/>
         <w:jc w:val="both"/>
         <w:rPr>
           <w:rFonts w:eastAsiaTheme="majorEastAsia"/>
@@ -17972,7 +17928,7 @@
     </w:p>
     <w:p>
       <w:pPr>
-        <w:pStyle w:val="Sinespaciado"/>
+        <w:pStyle w:val="NoSpacing"/>
         <w:jc w:val="both"/>
         <w:rPr>
           <w:rFonts w:eastAsiaTheme="majorEastAsia"/>
@@ -17981,7 +17937,7 @@
     </w:p>
     <w:p>
       <w:pPr>
-        <w:pStyle w:val="Sinespaciado"/>
+        <w:pStyle w:val="NoSpacing"/>
         <w:numPr>
           <w:ilvl w:val="0"/>
           <w:numId w:val="19"/>
@@ -18014,7 +17970,7 @@
     </w:p>
     <w:p>
       <w:pPr>
-        <w:pStyle w:val="Sinespaciado"/>
+        <w:pStyle w:val="NoSpacing"/>
         <w:numPr>
           <w:ilvl w:val="0"/>
           <w:numId w:val="19"/>
@@ -18033,7 +17989,7 @@
     </w:p>
     <w:p>
       <w:pPr>
-        <w:pStyle w:val="Sinespaciado"/>
+        <w:pStyle w:val="NoSpacing"/>
         <w:numPr>
           <w:ilvl w:val="0"/>
           <w:numId w:val="19"/>
@@ -18046,7 +18002,7 @@
     </w:p>
     <w:p>
       <w:pPr>
-        <w:pStyle w:val="Sinespaciado"/>
+        <w:pStyle w:val="NoSpacing"/>
         <w:jc w:val="both"/>
         <w:rPr>
           <w:rFonts w:eastAsiaTheme="majorEastAsia"/>
@@ -18075,7 +18031,7 @@
     </w:p>
     <w:p>
       <w:pPr>
-        <w:pStyle w:val="Sinespaciado"/>
+        <w:pStyle w:val="NoSpacing"/>
         <w:jc w:val="both"/>
         <w:rPr>
           <w:rFonts w:eastAsiaTheme="majorEastAsia"/>
@@ -18084,7 +18040,7 @@
     </w:p>
     <w:p>
       <w:pPr>
-        <w:pStyle w:val="Ttulo2"/>
+        <w:pStyle w:val="Heading2"/>
         <w:jc w:val="both"/>
       </w:pPr>
       <w:bookmarkStart w:id="17" w:name="_Toc194008609"/>
@@ -18095,13 +18051,13 @@
     </w:p>
     <w:p>
       <w:pPr>
-        <w:pStyle w:val="Sinespaciado"/>
-        <w:jc w:val="both"/>
-      </w:pPr>
-    </w:p>
-    <w:p>
-      <w:pPr>
-        <w:pStyle w:val="Sinespaciado"/>
+        <w:pStyle w:val="NoSpacing"/>
+        <w:jc w:val="both"/>
+      </w:pPr>
+    </w:p>
+    <w:p>
+      <w:pPr>
+        <w:pStyle w:val="NoSpacing"/>
         <w:jc w:val="both"/>
         <w:rPr>
           <w:rFonts w:eastAsiaTheme="majorEastAsia"/>
@@ -18130,7 +18086,7 @@
     </w:p>
     <w:p>
       <w:pPr>
-        <w:pStyle w:val="Sinespaciado"/>
+        <w:pStyle w:val="NoSpacing"/>
         <w:jc w:val="both"/>
         <w:rPr>
           <w:rFonts w:eastAsiaTheme="majorEastAsia"/>
@@ -18139,7 +18095,7 @@
     </w:p>
     <w:p>
       <w:pPr>
-        <w:pStyle w:val="Sinespaciado"/>
+        <w:pStyle w:val="NoSpacing"/>
         <w:jc w:val="both"/>
         <w:rPr>
           <w:rFonts w:eastAsiaTheme="majorEastAsia"/>
@@ -18154,7 +18110,7 @@
     </w:p>
     <w:p>
       <w:pPr>
-        <w:pStyle w:val="Sinespaciado"/>
+        <w:pStyle w:val="NoSpacing"/>
         <w:numPr>
           <w:ilvl w:val="0"/>
           <w:numId w:val="19"/>
@@ -18181,7 +18137,7 @@
     </w:p>
     <w:p>
       <w:pPr>
-        <w:pStyle w:val="Sinespaciado"/>
+        <w:pStyle w:val="NoSpacing"/>
         <w:numPr>
           <w:ilvl w:val="0"/>
           <w:numId w:val="19"/>
@@ -18208,7 +18164,7 @@
     </w:p>
     <w:p>
       <w:pPr>
-        <w:pStyle w:val="Sinespaciado"/>
+        <w:pStyle w:val="NoSpacing"/>
         <w:numPr>
           <w:ilvl w:val="0"/>
           <w:numId w:val="19"/>
@@ -18235,7 +18191,7 @@
     </w:p>
     <w:p>
       <w:pPr>
-        <w:pStyle w:val="Sinespaciado"/>
+        <w:pStyle w:val="NoSpacing"/>
         <w:jc w:val="both"/>
         <w:rPr>
           <w:rFonts w:eastAsiaTheme="majorEastAsia"/>
@@ -18246,7 +18202,7 @@
     </w:p>
     <w:p>
       <w:pPr>
-        <w:pStyle w:val="Ttulo3"/>
+        <w:pStyle w:val="Heading3"/>
         <w:jc w:val="both"/>
       </w:pPr>
       <w:bookmarkStart w:id="18" w:name="_Toc194008610"/>
@@ -18257,7 +18213,7 @@
     </w:p>
     <w:p>
       <w:pPr>
-        <w:pStyle w:val="Sinespaciado"/>
+        <w:pStyle w:val="NoSpacing"/>
         <w:jc w:val="both"/>
         <w:rPr>
           <w:rFonts w:eastAsiaTheme="majorEastAsia"/>
@@ -18268,7 +18224,7 @@
     </w:p>
     <w:p>
       <w:pPr>
-        <w:pStyle w:val="Sinespaciado"/>
+        <w:pStyle w:val="NoSpacing"/>
         <w:jc w:val="both"/>
         <w:rPr>
           <w:rFonts w:eastAsiaTheme="majorEastAsia"/>
@@ -18297,7 +18253,7 @@
     </w:p>
     <w:p>
       <w:pPr>
-        <w:pStyle w:val="Sinespaciado"/>
+        <w:pStyle w:val="NoSpacing"/>
         <w:jc w:val="both"/>
         <w:rPr>
           <w:rFonts w:eastAsiaTheme="majorEastAsia"/>
@@ -18326,7 +18282,7 @@
     </w:p>
     <w:p>
       <w:pPr>
-        <w:pStyle w:val="Sinespaciado"/>
+        <w:pStyle w:val="NoSpacing"/>
         <w:jc w:val="both"/>
         <w:rPr>
           <w:rFonts w:eastAsiaTheme="majorEastAsia"/>
@@ -18335,7 +18291,7 @@
     </w:p>
     <w:p>
       <w:pPr>
-        <w:pStyle w:val="Sinespaciado"/>
+        <w:pStyle w:val="NoSpacing"/>
         <w:jc w:val="both"/>
         <w:rPr>
           <w:rFonts w:eastAsiaTheme="majorEastAsia"/>
@@ -18364,7 +18320,7 @@
     </w:p>
     <w:p>
       <w:pPr>
-        <w:pStyle w:val="Sinespaciado"/>
+        <w:pStyle w:val="NoSpacing"/>
         <w:jc w:val="both"/>
         <w:rPr>
           <w:rFonts w:eastAsiaTheme="majorEastAsia"/>
@@ -18373,7 +18329,7 @@
     </w:p>
     <w:p>
       <w:pPr>
-        <w:pStyle w:val="Sinespaciado"/>
+        <w:pStyle w:val="NoSpacing"/>
         <w:jc w:val="both"/>
         <w:rPr>
           <w:rFonts w:eastAsiaTheme="majorEastAsia"/>
@@ -18388,7 +18344,7 @@
     </w:p>
     <w:p>
       <w:pPr>
-        <w:pStyle w:val="Sinespaciado"/>
+        <w:pStyle w:val="NoSpacing"/>
         <w:jc w:val="both"/>
         <w:rPr>
           <w:rFonts w:eastAsiaTheme="majorEastAsia"/>
@@ -18397,7 +18353,7 @@
     </w:p>
     <w:p>
       <w:pPr>
-        <w:pStyle w:val="Sinespaciado"/>
+        <w:pStyle w:val="NoSpacing"/>
         <w:jc w:val="both"/>
         <w:rPr>
           <w:rFonts w:eastAsiaTheme="majorEastAsia"/>
@@ -18434,7 +18390,6 @@
         <w:t xml:space="preserve"> &amp;&amp; </w:t>
       </w:r>
       <w:proofErr w:type="spellStart"/>
-      <w:proofErr w:type="gramStart"/>
       <w:r>
         <w:rPr>
           <w:rFonts w:eastAsiaTheme="majorEastAsia"/>
@@ -18442,7 +18397,6 @@
         <w:t>usuario.compraFrecuente</w:t>
       </w:r>
       <w:proofErr w:type="spellEnd"/>
-      <w:proofErr w:type="gramEnd"/>
       <w:r>
         <w:rPr>
           <w:rFonts w:eastAsiaTheme="majorEastAsia"/>
@@ -18452,7 +18406,7 @@
     </w:p>
     <w:p>
       <w:pPr>
-        <w:pStyle w:val="Sinespaciado"/>
+        <w:pStyle w:val="NoSpacing"/>
         <w:jc w:val="both"/>
         <w:rPr>
           <w:rFonts w:eastAsiaTheme="majorEastAsia"/>
@@ -18481,7 +18435,7 @@
     </w:p>
     <w:p>
       <w:pPr>
-        <w:pStyle w:val="Sinespaciado"/>
+        <w:pStyle w:val="NoSpacing"/>
         <w:jc w:val="both"/>
         <w:rPr>
           <w:rFonts w:eastAsiaTheme="majorEastAsia"/>
@@ -18496,7 +18450,7 @@
     </w:p>
     <w:p>
       <w:pPr>
-        <w:pStyle w:val="Sinespaciado"/>
+        <w:pStyle w:val="NoSpacing"/>
         <w:jc w:val="both"/>
         <w:rPr>
           <w:rFonts w:eastAsiaTheme="majorEastAsia"/>
@@ -18505,7 +18459,7 @@
     </w:p>
     <w:p>
       <w:pPr>
-        <w:pStyle w:val="Ttulo3"/>
+        <w:pStyle w:val="Heading3"/>
         <w:jc w:val="both"/>
       </w:pPr>
       <w:bookmarkStart w:id="19" w:name="_Toc194008611"/>
@@ -18521,7 +18475,7 @@
     </w:p>
     <w:p>
       <w:pPr>
-        <w:pStyle w:val="Sinespaciado"/>
+        <w:pStyle w:val="NoSpacing"/>
         <w:jc w:val="both"/>
         <w:rPr>
           <w:rFonts w:eastAsiaTheme="majorEastAsia"/>
@@ -18550,7 +18504,7 @@
     </w:p>
     <w:p>
       <w:pPr>
-        <w:pStyle w:val="Sinespaciado"/>
+        <w:pStyle w:val="NoSpacing"/>
         <w:jc w:val="both"/>
         <w:rPr>
           <w:rFonts w:eastAsiaTheme="majorEastAsia"/>
@@ -18559,7 +18513,7 @@
     </w:p>
     <w:p>
       <w:pPr>
-        <w:pStyle w:val="Sinespaciado"/>
+        <w:pStyle w:val="NoSpacing"/>
         <w:jc w:val="both"/>
         <w:rPr>
           <w:rFonts w:eastAsiaTheme="majorEastAsia"/>
@@ -18568,12 +18522,11 @@
     </w:p>
     <w:p>
       <w:pPr>
-        <w:pStyle w:val="Ttulo2"/>
+        <w:pStyle w:val="Heading2"/>
         <w:jc w:val="both"/>
       </w:pPr>
       <w:bookmarkStart w:id="20" w:name="_Toc194008612"/>
       <w:r>
-        <w:lastRenderedPageBreak/>
         <w:t xml:space="preserve">Límites de la lógica de predicados: intratabilidad e </w:t>
       </w:r>
       <w:proofErr w:type="spellStart"/>
@@ -18593,7 +18546,7 @@
     </w:p>
     <w:p>
       <w:pPr>
-        <w:pStyle w:val="Sinespaciado"/>
+        <w:pStyle w:val="NoSpacing"/>
         <w:jc w:val="both"/>
         <w:rPr>
           <w:rFonts w:eastAsiaTheme="majorEastAsia"/>
@@ -18636,7 +18589,7 @@
     </w:p>
     <w:p>
       <w:pPr>
-        <w:pStyle w:val="Sinespaciado"/>
+        <w:pStyle w:val="NoSpacing"/>
         <w:jc w:val="both"/>
         <w:rPr>
           <w:rFonts w:eastAsiaTheme="majorEastAsia"/>
@@ -18645,7 +18598,7 @@
     </w:p>
     <w:p>
       <w:pPr>
-        <w:pStyle w:val="Ttulo4"/>
+        <w:pStyle w:val="Heading4"/>
         <w:jc w:val="both"/>
       </w:pPr>
       <w:r>
@@ -18659,7 +18612,7 @@
     </w:p>
     <w:p>
       <w:pPr>
-        <w:pStyle w:val="Sinespaciado"/>
+        <w:pStyle w:val="NoSpacing"/>
         <w:jc w:val="both"/>
         <w:rPr>
           <w:rFonts w:eastAsiaTheme="majorEastAsia"/>
@@ -18690,7 +18643,7 @@
     </w:p>
     <w:p>
       <w:pPr>
-        <w:pStyle w:val="Sinespaciado"/>
+        <w:pStyle w:val="NoSpacing"/>
         <w:jc w:val="both"/>
         <w:rPr>
           <w:rFonts w:eastAsiaTheme="majorEastAsia"/>
@@ -18699,7 +18652,7 @@
     </w:p>
     <w:p>
       <w:pPr>
-        <w:pStyle w:val="Sinespaciado"/>
+        <w:pStyle w:val="NoSpacing"/>
         <w:jc w:val="both"/>
         <w:rPr>
           <w:rFonts w:eastAsiaTheme="majorEastAsia"/>
@@ -18714,7 +18667,7 @@
     </w:p>
     <w:p>
       <w:pPr>
-        <w:pStyle w:val="Sinespaciado"/>
+        <w:pStyle w:val="NoSpacing"/>
         <w:jc w:val="both"/>
         <w:rPr>
           <w:rFonts w:eastAsiaTheme="majorEastAsia"/>
@@ -18723,7 +18676,7 @@
     </w:p>
     <w:p>
       <w:pPr>
-        <w:pStyle w:val="Sinespaciado"/>
+        <w:pStyle w:val="NoSpacing"/>
         <w:jc w:val="both"/>
         <w:rPr>
           <w:rFonts w:eastAsiaTheme="majorEastAsia"/>
@@ -18738,7 +18691,7 @@
     </w:p>
     <w:p>
       <w:pPr>
-        <w:pStyle w:val="Sinespaciado"/>
+        <w:pStyle w:val="NoSpacing"/>
         <w:jc w:val="both"/>
         <w:rPr>
           <w:rFonts w:eastAsiaTheme="majorEastAsia"/>
@@ -18747,7 +18700,7 @@
     </w:p>
     <w:p>
       <w:pPr>
-        <w:pStyle w:val="Sinespaciado"/>
+        <w:pStyle w:val="NoSpacing"/>
         <w:jc w:val="both"/>
         <w:rPr>
           <w:rFonts w:eastAsiaTheme="majorEastAsia"/>
@@ -18770,7 +18723,7 @@
     </w:p>
     <w:p>
       <w:pPr>
-        <w:pStyle w:val="Sinespaciado"/>
+        <w:pStyle w:val="NoSpacing"/>
         <w:jc w:val="both"/>
         <w:rPr>
           <w:rFonts w:eastAsiaTheme="majorEastAsia"/>
@@ -18808,55 +18761,111 @@
         <w:rPr>
           <w:rFonts w:eastAsiaTheme="majorEastAsia"/>
         </w:rPr>
-        <w:t xml:space="preserve"> &amp;</w:t>
-      </w:r>
-      <w:proofErr w:type="gramStart"/>
-      <w:r>
+        <w:t xml:space="preserve"> &amp;&amp; !agotado) {</w:t>
+      </w:r>
+    </w:p>
+    <w:p>
+      <w:pPr>
+        <w:pStyle w:val="NoSpacing"/>
+        <w:jc w:val="both"/>
         <w:rPr>
           <w:rFonts w:eastAsiaTheme="majorEastAsia"/>
         </w:rPr>
-        <w:t>&amp; !agotado</w:t>
-      </w:r>
-      <w:proofErr w:type="gramEnd"/>
+      </w:pPr>
       <w:r>
         <w:rPr>
           <w:rFonts w:eastAsiaTheme="majorEastAsia"/>
         </w:rPr>
-        <w:t>) {</w:t>
-      </w:r>
-    </w:p>
-    <w:p>
-      <w:pPr>
-        <w:pStyle w:val="Sinespaciado"/>
-        <w:jc w:val="both"/>
+        <w:t xml:space="preserve">    </w:t>
+      </w:r>
+      <w:proofErr w:type="spellStart"/>
+      <w:r>
         <w:rPr>
           <w:rFonts w:eastAsiaTheme="majorEastAsia"/>
         </w:rPr>
-      </w:pPr>
+        <w:t>intentarProbar</w:t>
+      </w:r>
+      <w:proofErr w:type="spellEnd"/>
       <w:r>
         <w:rPr>
           <w:rFonts w:eastAsiaTheme="majorEastAsia"/>
         </w:rPr>
-        <w:t xml:space="preserve">    </w:t>
-      </w:r>
+        <w:t>(formula);</w:t>
+      </w:r>
+    </w:p>
+    <w:p>
+      <w:pPr>
+        <w:pStyle w:val="NoSpacing"/>
+        <w:jc w:val="both"/>
+        <w:rPr>
+          <w:rFonts w:eastAsiaTheme="majorEastAsia"/>
+        </w:rPr>
+      </w:pPr>
+      <w:r>
+        <w:rPr>
+          <w:rFonts w:eastAsiaTheme="majorEastAsia"/>
+        </w:rPr>
+        <w:t xml:space="preserve">  }</w:t>
+      </w:r>
+    </w:p>
+    <w:p>
+      <w:pPr>
+        <w:pStyle w:val="NoSpacing"/>
+        <w:jc w:val="both"/>
+        <w:rPr>
+          <w:rFonts w:eastAsiaTheme="majorEastAsia"/>
+        </w:rPr>
+      </w:pPr>
+      <w:r>
+        <w:rPr>
+          <w:rFonts w:eastAsiaTheme="majorEastAsia"/>
+        </w:rPr>
+        <w:t>}</w:t>
+      </w:r>
+    </w:p>
+    <w:p>
+      <w:pPr>
+        <w:pStyle w:val="NoSpacing"/>
+        <w:jc w:val="both"/>
+        <w:rPr>
+          <w:rFonts w:eastAsiaTheme="majorEastAsia"/>
+        </w:rPr>
+      </w:pPr>
+    </w:p>
+    <w:p>
+      <w:pPr>
+        <w:pStyle w:val="Heading4"/>
+        <w:jc w:val="both"/>
+      </w:pPr>
       <w:proofErr w:type="spellStart"/>
       <w:r>
+        <w:t>Inexpresabilidad</w:t>
+      </w:r>
+      <w:proofErr w:type="spellEnd"/>
+    </w:p>
+    <w:p>
+      <w:pPr>
+        <w:jc w:val="both"/>
+      </w:pPr>
+    </w:p>
+    <w:p>
+      <w:pPr>
+        <w:pStyle w:val="NoSpacing"/>
+        <w:jc w:val="both"/>
         <w:rPr>
           <w:rFonts w:eastAsiaTheme="majorEastAsia"/>
         </w:rPr>
-        <w:t>intentarProbar</w:t>
-      </w:r>
-      <w:proofErr w:type="spellEnd"/>
+      </w:pPr>
       <w:r>
         <w:rPr>
           <w:rFonts w:eastAsiaTheme="majorEastAsia"/>
         </w:rPr>
-        <w:t>(formula);</w:t>
-      </w:r>
-    </w:p>
-    <w:p>
-      <w:pPr>
-        <w:pStyle w:val="Sinespaciado"/>
+        <w:t xml:space="preserve">Hay propiedades que no pueden ser representadas en la lógica de primer orden. </w:t>
+      </w:r>
+    </w:p>
+    <w:p>
+      <w:pPr>
+        <w:pStyle w:val="NoSpacing"/>
         <w:jc w:val="both"/>
         <w:rPr>
           <w:rFonts w:eastAsiaTheme="majorEastAsia"/>
@@ -18866,82 +18875,12 @@
         <w:rPr>
           <w:rFonts w:eastAsiaTheme="majorEastAsia"/>
         </w:rPr>
-        <w:t xml:space="preserve">  }</w:t>
-      </w:r>
-    </w:p>
-    <w:p>
-      <w:pPr>
-        <w:pStyle w:val="Sinespaciado"/>
-        <w:jc w:val="both"/>
-        <w:rPr>
-          <w:rFonts w:eastAsiaTheme="majorEastAsia"/>
-        </w:rPr>
-      </w:pPr>
-      <w:r>
-        <w:rPr>
-          <w:rFonts w:eastAsiaTheme="majorEastAsia"/>
-        </w:rPr>
-        <w:t>}</w:t>
-      </w:r>
-    </w:p>
-    <w:p>
-      <w:pPr>
-        <w:pStyle w:val="Sinespaciado"/>
-        <w:jc w:val="both"/>
-        <w:rPr>
-          <w:rFonts w:eastAsiaTheme="majorEastAsia"/>
-        </w:rPr>
-      </w:pPr>
-    </w:p>
-    <w:p>
-      <w:pPr>
-        <w:pStyle w:val="Ttulo4"/>
-        <w:jc w:val="both"/>
-      </w:pPr>
-      <w:proofErr w:type="spellStart"/>
-      <w:r>
-        <w:t>Inexpresabilidad</w:t>
-      </w:r>
-      <w:proofErr w:type="spellEnd"/>
-    </w:p>
-    <w:p>
-      <w:pPr>
-        <w:jc w:val="both"/>
-      </w:pPr>
-    </w:p>
-    <w:p>
-      <w:pPr>
-        <w:pStyle w:val="Sinespaciado"/>
-        <w:jc w:val="both"/>
-        <w:rPr>
-          <w:rFonts w:eastAsiaTheme="majorEastAsia"/>
-        </w:rPr>
-      </w:pPr>
-      <w:r>
-        <w:rPr>
-          <w:rFonts w:eastAsiaTheme="majorEastAsia"/>
-        </w:rPr>
-        <w:t xml:space="preserve">Hay propiedades que no pueden ser representadas en la lógica de primer orden. </w:t>
-      </w:r>
-    </w:p>
-    <w:p>
-      <w:pPr>
-        <w:pStyle w:val="Sinespaciado"/>
-        <w:jc w:val="both"/>
-        <w:rPr>
-          <w:rFonts w:eastAsiaTheme="majorEastAsia"/>
-        </w:rPr>
-      </w:pPr>
-      <w:r>
-        <w:rPr>
-          <w:rFonts w:eastAsiaTheme="majorEastAsia"/>
-        </w:rPr>
         <w:t>Ejemplo:</w:t>
       </w:r>
     </w:p>
     <w:p>
       <w:pPr>
-        <w:pStyle w:val="Sinespaciado"/>
+        <w:pStyle w:val="NoSpacing"/>
         <w:jc w:val="both"/>
         <w:rPr>
           <w:rFonts w:eastAsiaTheme="majorEastAsia"/>
@@ -18970,7 +18909,7 @@
     </w:p>
     <w:p>
       <w:pPr>
-        <w:pStyle w:val="Sinespaciado"/>
+        <w:pStyle w:val="NoSpacing"/>
         <w:jc w:val="both"/>
         <w:rPr>
           <w:rFonts w:eastAsiaTheme="majorEastAsia"/>
@@ -18979,7 +18918,7 @@
     </w:p>
     <w:p>
       <w:pPr>
-        <w:pStyle w:val="Ttulo2"/>
+        <w:pStyle w:val="Heading2"/>
         <w:jc w:val="both"/>
       </w:pPr>
       <w:bookmarkStart w:id="21" w:name="_Toc194008613"/>
@@ -18995,7 +18934,7 @@
     </w:p>
     <w:p>
       <w:pPr>
-        <w:pStyle w:val="Sinespaciado"/>
+        <w:pStyle w:val="NoSpacing"/>
         <w:jc w:val="both"/>
         <w:rPr>
           <w:rFonts w:eastAsiaTheme="majorEastAsia"/>
@@ -19024,7 +18963,7 @@
     </w:p>
     <w:p>
       <w:pPr>
-        <w:pStyle w:val="Sinespaciado"/>
+        <w:pStyle w:val="NoSpacing"/>
         <w:jc w:val="both"/>
         <w:rPr>
           <w:rFonts w:eastAsiaTheme="majorEastAsia"/>
@@ -19033,7 +18972,7 @@
     </w:p>
     <w:p>
       <w:pPr>
-        <w:pStyle w:val="Sinespaciado"/>
+        <w:pStyle w:val="NoSpacing"/>
         <w:jc w:val="both"/>
         <w:rPr>
           <w:rFonts w:eastAsiaTheme="majorEastAsia"/>
@@ -19052,7 +18991,7 @@
     </w:p>
     <w:p>
       <w:pPr>
-        <w:pStyle w:val="Sinespaciado"/>
+        <w:pStyle w:val="NoSpacing"/>
         <w:jc w:val="both"/>
         <w:rPr>
           <w:rFonts w:eastAsiaTheme="majorEastAsia"/>
@@ -19063,7 +19002,7 @@
     </w:p>
     <w:p>
       <w:pPr>
-        <w:pStyle w:val="Sinespaciado"/>
+        <w:pStyle w:val="NoSpacing"/>
         <w:jc w:val="both"/>
         <w:rPr>
           <w:rFonts w:eastAsiaTheme="majorEastAsia"/>
@@ -19086,7 +19025,7 @@
     </w:p>
     <w:p>
       <w:pPr>
-        <w:pStyle w:val="Sinespaciado"/>
+        <w:pStyle w:val="NoSpacing"/>
         <w:jc w:val="both"/>
         <w:rPr>
           <w:rFonts w:eastAsiaTheme="majorEastAsia"/>
@@ -19101,7 +19040,7 @@
     </w:p>
     <w:p>
       <w:pPr>
-        <w:pStyle w:val="Sinespaciado"/>
+        <w:pStyle w:val="NoSpacing"/>
         <w:jc w:val="both"/>
         <w:rPr>
           <w:rFonts w:eastAsiaTheme="majorEastAsia"/>
@@ -19110,7 +19049,7 @@
     </w:p>
     <w:p>
       <w:pPr>
-        <w:pStyle w:val="Sinespaciado"/>
+        <w:pStyle w:val="NoSpacing"/>
         <w:jc w:val="both"/>
         <w:rPr>
           <w:rFonts w:eastAsiaTheme="majorEastAsia"/>
@@ -19135,7 +19074,7 @@
     </w:p>
     <w:p>
       <w:pPr>
-        <w:pStyle w:val="Sinespaciado"/>
+        <w:pStyle w:val="NoSpacing"/>
         <w:jc w:val="both"/>
         <w:rPr>
           <w:rFonts w:eastAsiaTheme="majorEastAsia"/>
@@ -19178,7 +19117,7 @@
     </w:p>
     <w:p>
       <w:pPr>
-        <w:pStyle w:val="Sinespaciado"/>
+        <w:pStyle w:val="NoSpacing"/>
         <w:jc w:val="both"/>
         <w:rPr>
           <w:rFonts w:eastAsiaTheme="majorEastAsia"/>
@@ -19193,7 +19132,7 @@
     </w:p>
     <w:p>
       <w:pPr>
-        <w:pStyle w:val="Sinespaciado"/>
+        <w:pStyle w:val="NoSpacing"/>
         <w:jc w:val="both"/>
         <w:rPr>
           <w:rFonts w:eastAsiaTheme="majorEastAsia"/>
@@ -19202,7 +19141,7 @@
     </w:p>
     <w:p>
       <w:pPr>
-        <w:pStyle w:val="Sinespaciado"/>
+        <w:pStyle w:val="NoSpacing"/>
         <w:jc w:val="both"/>
         <w:rPr>
           <w:rFonts w:eastAsiaTheme="majorEastAsia"/>
@@ -19225,7 +19164,7 @@
     </w:p>
     <w:p>
       <w:pPr>
-        <w:pStyle w:val="Sinespaciado"/>
+        <w:pStyle w:val="NoSpacing"/>
         <w:jc w:val="both"/>
         <w:rPr>
           <w:rFonts w:eastAsiaTheme="majorEastAsia"/>
@@ -19236,7 +19175,6 @@
         <w:rPr>
           <w:rFonts w:eastAsiaTheme="majorEastAsia"/>
         </w:rPr>
-        <w:lastRenderedPageBreak/>
         <w:t>let</w:t>
       </w:r>
       <w:proofErr w:type="spellEnd"/>
@@ -19265,7 +19203,7 @@
     </w:p>
     <w:p>
       <w:pPr>
-        <w:pStyle w:val="Sinespaciado"/>
+        <w:pStyle w:val="NoSpacing"/>
         <w:jc w:val="both"/>
         <w:rPr>
           <w:rFonts w:eastAsiaTheme="majorEastAsia"/>
@@ -19274,7 +19212,7 @@
     </w:p>
     <w:p>
       <w:pPr>
-        <w:pStyle w:val="Ttulo3"/>
+        <w:pStyle w:val="Heading3"/>
         <w:jc w:val="both"/>
       </w:pPr>
       <w:bookmarkStart w:id="22" w:name="_Toc194008614"/>
@@ -19290,7 +19228,7 @@
     </w:p>
     <w:p>
       <w:pPr>
-        <w:pStyle w:val="Sinespaciado"/>
+        <w:pStyle w:val="NoSpacing"/>
         <w:jc w:val="both"/>
         <w:rPr>
           <w:rFonts w:eastAsiaTheme="majorEastAsia"/>
@@ -19305,7 +19243,7 @@
     </w:p>
     <w:p>
       <w:pPr>
-        <w:pStyle w:val="Sinespaciado"/>
+        <w:pStyle w:val="NoSpacing"/>
         <w:jc w:val="both"/>
         <w:rPr>
           <w:rFonts w:eastAsiaTheme="majorEastAsia"/>
@@ -19314,7 +19252,7 @@
     </w:p>
     <w:p>
       <w:pPr>
-        <w:pStyle w:val="Sinespaciado"/>
+        <w:pStyle w:val="NoSpacing"/>
         <w:numPr>
           <w:ilvl w:val="0"/>
           <w:numId w:val="19"/>
@@ -19333,7 +19271,7 @@
     </w:p>
     <w:p>
       <w:pPr>
-        <w:pStyle w:val="Sinespaciado"/>
+        <w:pStyle w:val="NoSpacing"/>
         <w:numPr>
           <w:ilvl w:val="0"/>
           <w:numId w:val="19"/>
@@ -19352,7 +19290,7 @@
     </w:p>
     <w:p>
       <w:pPr>
-        <w:pStyle w:val="Sinespaciado"/>
+        <w:pStyle w:val="NoSpacing"/>
         <w:numPr>
           <w:ilvl w:val="0"/>
           <w:numId w:val="19"/>
@@ -19371,7 +19309,7 @@
     </w:p>
     <w:p>
       <w:pPr>
-        <w:pStyle w:val="Sinespaciado"/>
+        <w:pStyle w:val="NoSpacing"/>
         <w:ind w:firstLine="360"/>
         <w:jc w:val="both"/>
         <w:rPr>
@@ -19387,7 +19325,7 @@
     </w:p>
     <w:p>
       <w:pPr>
-        <w:pStyle w:val="Sinespaciado"/>
+        <w:pStyle w:val="NoSpacing"/>
         <w:ind w:firstLine="360"/>
         <w:jc w:val="both"/>
         <w:rPr>
@@ -19397,7 +19335,7 @@
     </w:p>
     <w:p>
       <w:pPr>
-        <w:pStyle w:val="Sinespaciado"/>
+        <w:pStyle w:val="NoSpacing"/>
         <w:ind w:firstLine="360"/>
         <w:jc w:val="both"/>
         <w:rPr>
@@ -19435,284 +19373,279 @@
         <w:t xml:space="preserve">(u =&gt; </w:t>
       </w:r>
       <w:proofErr w:type="spellStart"/>
+      <w:r>
+        <w:rPr>
+          <w:rFonts w:eastAsiaTheme="majorEastAsia"/>
+        </w:rPr>
+        <w:t>u.compras</w:t>
+      </w:r>
+      <w:proofErr w:type="spellEnd"/>
+      <w:r>
+        <w:rPr>
+          <w:rFonts w:eastAsiaTheme="majorEastAsia"/>
+        </w:rPr>
+        <w:t xml:space="preserve"> &lt;= 3 || </w:t>
+      </w:r>
+      <w:proofErr w:type="spellStart"/>
+      <w:r>
+        <w:rPr>
+          <w:rFonts w:eastAsiaTheme="majorEastAsia"/>
+        </w:rPr>
+        <w:t>u.recomendar</w:t>
+      </w:r>
+      <w:proofErr w:type="spellEnd"/>
+      <w:r>
+        <w:rPr>
+          <w:rFonts w:eastAsiaTheme="majorEastAsia"/>
+        </w:rPr>
+        <w:t>);</w:t>
+      </w:r>
+    </w:p>
+    <w:p>
+      <w:pPr>
+        <w:jc w:val="both"/>
+        <w:rPr>
+          <w:u w:val="single"/>
+        </w:rPr>
+      </w:pPr>
+    </w:p>
+    <w:p>
+      <w:pPr>
+        <w:jc w:val="both"/>
+        <w:rPr>
+          <w:u w:val="single"/>
+        </w:rPr>
+      </w:pPr>
+    </w:p>
+    <w:p>
+      <w:pPr>
+        <w:jc w:val="both"/>
+        <w:rPr>
+          <w:u w:val="single"/>
+        </w:rPr>
+      </w:pPr>
+    </w:p>
+    <w:p>
+      <w:pPr>
+        <w:jc w:val="both"/>
+        <w:rPr>
+          <w:u w:val="single"/>
+        </w:rPr>
+      </w:pPr>
+    </w:p>
+    <w:p>
+      <w:pPr>
+        <w:jc w:val="both"/>
+        <w:rPr>
+          <w:u w:val="single"/>
+        </w:rPr>
+      </w:pPr>
+    </w:p>
+    <w:p>
+      <w:pPr>
+        <w:jc w:val="both"/>
+        <w:rPr>
+          <w:u w:val="single"/>
+        </w:rPr>
+      </w:pPr>
+    </w:p>
+    <w:p>
+      <w:pPr>
+        <w:jc w:val="both"/>
+        <w:rPr>
+          <w:u w:val="single"/>
+        </w:rPr>
+      </w:pPr>
+    </w:p>
+    <w:p>
+      <w:pPr>
+        <w:jc w:val="both"/>
+        <w:rPr>
+          <w:u w:val="single"/>
+        </w:rPr>
+      </w:pPr>
+    </w:p>
+    <w:p>
+      <w:pPr>
+        <w:jc w:val="both"/>
+        <w:rPr>
+          <w:u w:val="single"/>
+        </w:rPr>
+      </w:pPr>
+    </w:p>
+    <w:p>
+      <w:pPr>
+        <w:jc w:val="both"/>
+        <w:rPr>
+          <w:u w:val="single"/>
+        </w:rPr>
+      </w:pPr>
+    </w:p>
+    <w:p>
+      <w:pPr>
+        <w:jc w:val="both"/>
+        <w:rPr>
+          <w:u w:val="single"/>
+        </w:rPr>
+      </w:pPr>
+    </w:p>
+    <w:p>
+      <w:pPr>
+        <w:jc w:val="both"/>
+        <w:rPr>
+          <w:u w:val="single"/>
+        </w:rPr>
+      </w:pPr>
+    </w:p>
+    <w:p>
+      <w:pPr>
+        <w:jc w:val="both"/>
+        <w:rPr>
+          <w:u w:val="single"/>
+        </w:rPr>
+      </w:pPr>
+    </w:p>
+    <w:p>
+      <w:pPr>
+        <w:jc w:val="both"/>
+        <w:rPr>
+          <w:u w:val="single"/>
+        </w:rPr>
+      </w:pPr>
+    </w:p>
+    <w:p>
+      <w:pPr>
+        <w:jc w:val="both"/>
+        <w:rPr>
+          <w:u w:val="single"/>
+        </w:rPr>
+      </w:pPr>
+    </w:p>
+    <w:p>
+      <w:pPr>
+        <w:jc w:val="both"/>
+        <w:rPr>
+          <w:u w:val="single"/>
+        </w:rPr>
+      </w:pPr>
+    </w:p>
+    <w:p>
+      <w:pPr>
+        <w:jc w:val="both"/>
+        <w:rPr>
+          <w:u w:val="single"/>
+        </w:rPr>
+      </w:pPr>
+    </w:p>
+    <w:p>
+      <w:pPr>
+        <w:jc w:val="both"/>
+        <w:rPr>
+          <w:u w:val="single"/>
+        </w:rPr>
+      </w:pPr>
+    </w:p>
+    <w:p>
+      <w:pPr>
+        <w:jc w:val="both"/>
+        <w:rPr>
+          <w:u w:val="single"/>
+        </w:rPr>
+      </w:pPr>
+    </w:p>
+    <w:p>
+      <w:pPr>
+        <w:jc w:val="both"/>
+        <w:rPr>
+          <w:u w:val="single"/>
+        </w:rPr>
+      </w:pPr>
+    </w:p>
+    <w:p>
+      <w:pPr>
+        <w:jc w:val="both"/>
+        <w:rPr>
+          <w:u w:val="single"/>
+        </w:rPr>
+      </w:pPr>
+    </w:p>
+    <w:p>
+      <w:pPr>
+        <w:pStyle w:val="NoSpacing"/>
+        <w:jc w:val="both"/>
+      </w:pPr>
+    </w:p>
+    <w:p>
+      <w:pPr>
+        <w:pStyle w:val="Heading2"/>
+      </w:pPr>
+      <w:bookmarkStart w:id="23" w:name="_Toc194008615"/>
+      <w:r>
+        <w:t>CAPÍTULO 3: LÓGICA DIGITAL</w:t>
+      </w:r>
+      <w:bookmarkEnd w:id="23"/>
+    </w:p>
+    <w:p/>
+    <w:p>
+      <w:pPr>
+        <w:pStyle w:val="Heading3"/>
+      </w:pPr>
+      <w:bookmarkStart w:id="24" w:name="_Toc194008616"/>
+      <w:r>
+        <w:t>Introducción al Álgebra de Boole y a las Compuertas Lógicas</w:t>
+      </w:r>
+      <w:bookmarkEnd w:id="24"/>
+    </w:p>
+    <w:p/>
+    <w:p>
+      <w:pPr>
+        <w:pStyle w:val="NoSpacing"/>
+        <w:jc w:val="both"/>
+      </w:pPr>
+      <w:r>
+        <w:t>La lógica digital se fundamenta en la aplicación de los principios de la lógica booleana al diseño de circuitos electrónicos. En estos circuitos, la información se representa mediante señales binarias, donde el "0" se asimila a falso y el "1" a verdadero.</w:t>
+      </w:r>
+    </w:p>
+    <w:p>
+      <w:pPr>
+        <w:pStyle w:val="NoSpacing"/>
+        <w:jc w:val="both"/>
+      </w:pPr>
+    </w:p>
+    <w:p>
+      <w:pPr>
+        <w:pStyle w:val="Heading4"/>
+      </w:pPr>
+      <w:r>
+        <w:t>Antecedentes Históricos</w:t>
+      </w:r>
+    </w:p>
+    <w:p>
+      <w:pPr>
+        <w:pStyle w:val="NoSpacing"/>
+        <w:jc w:val="both"/>
+      </w:pPr>
+      <w:r>
+        <w:t xml:space="preserve">El desarrollo de la lógica digital comenzó con los estudios de George Boole en el siglo XIX, quien formalizó un álgebra basada en operaciones como AND, OR y NOT. Posteriormente, en 1937, Claude Shannon demostró cómo aplicar </w:t>
+      </w:r>
       <w:proofErr w:type="gramStart"/>
       <w:r>
-        <w:rPr>
-          <w:rFonts w:eastAsiaTheme="majorEastAsia"/>
-        </w:rPr>
-        <w:t>u.compras</w:t>
-      </w:r>
-      <w:proofErr w:type="spellEnd"/>
+        <w:t>este álgebra</w:t>
+      </w:r>
       <w:proofErr w:type="gramEnd"/>
       <w:r>
-        <w:rPr>
-          <w:rFonts w:eastAsiaTheme="majorEastAsia"/>
-        </w:rPr>
-        <w:t xml:space="preserve"> &lt;= 3 || </w:t>
-      </w:r>
-      <w:proofErr w:type="spellStart"/>
-      <w:proofErr w:type="gramStart"/>
-      <w:r>
-        <w:rPr>
-          <w:rFonts w:eastAsiaTheme="majorEastAsia"/>
-        </w:rPr>
-        <w:t>u.recomendar</w:t>
-      </w:r>
-      <w:proofErr w:type="spellEnd"/>
-      <w:proofErr w:type="gramEnd"/>
-      <w:r>
-        <w:rPr>
-          <w:rFonts w:eastAsiaTheme="majorEastAsia"/>
-        </w:rPr>
-        <w:t>);</w:t>
-      </w:r>
-    </w:p>
-    <w:p>
-      <w:pPr>
-        <w:jc w:val="both"/>
-        <w:rPr>
-          <w:u w:val="single"/>
-        </w:rPr>
-      </w:pPr>
-    </w:p>
-    <w:p>
-      <w:pPr>
-        <w:jc w:val="both"/>
-        <w:rPr>
-          <w:u w:val="single"/>
-        </w:rPr>
-      </w:pPr>
-    </w:p>
-    <w:p>
-      <w:pPr>
-        <w:jc w:val="both"/>
-        <w:rPr>
-          <w:u w:val="single"/>
-        </w:rPr>
-      </w:pPr>
-    </w:p>
-    <w:p>
-      <w:pPr>
-        <w:jc w:val="both"/>
-        <w:rPr>
-          <w:u w:val="single"/>
-        </w:rPr>
-      </w:pPr>
-    </w:p>
-    <w:p>
-      <w:pPr>
-        <w:jc w:val="both"/>
-        <w:rPr>
-          <w:u w:val="single"/>
-        </w:rPr>
-      </w:pPr>
-    </w:p>
-    <w:p>
-      <w:pPr>
-        <w:jc w:val="both"/>
-        <w:rPr>
-          <w:u w:val="single"/>
-        </w:rPr>
-      </w:pPr>
-    </w:p>
-    <w:p>
-      <w:pPr>
-        <w:jc w:val="both"/>
-        <w:rPr>
-          <w:u w:val="single"/>
-        </w:rPr>
-      </w:pPr>
-    </w:p>
-    <w:p>
-      <w:pPr>
-        <w:jc w:val="both"/>
-        <w:rPr>
-          <w:u w:val="single"/>
-        </w:rPr>
-      </w:pPr>
-    </w:p>
-    <w:p>
-      <w:pPr>
-        <w:jc w:val="both"/>
-        <w:rPr>
-          <w:u w:val="single"/>
-        </w:rPr>
-      </w:pPr>
-    </w:p>
-    <w:p>
-      <w:pPr>
-        <w:jc w:val="both"/>
-        <w:rPr>
-          <w:u w:val="single"/>
-        </w:rPr>
-      </w:pPr>
-    </w:p>
-    <w:p>
-      <w:pPr>
-        <w:jc w:val="both"/>
-        <w:rPr>
-          <w:u w:val="single"/>
-        </w:rPr>
-      </w:pPr>
-    </w:p>
-    <w:p>
-      <w:pPr>
-        <w:jc w:val="both"/>
-        <w:rPr>
-          <w:u w:val="single"/>
-        </w:rPr>
-      </w:pPr>
-    </w:p>
-    <w:p>
-      <w:pPr>
-        <w:jc w:val="both"/>
-        <w:rPr>
-          <w:u w:val="single"/>
-        </w:rPr>
-      </w:pPr>
-    </w:p>
-    <w:p>
-      <w:pPr>
-        <w:jc w:val="both"/>
-        <w:rPr>
-          <w:u w:val="single"/>
-        </w:rPr>
-      </w:pPr>
-    </w:p>
-    <w:p>
-      <w:pPr>
-        <w:jc w:val="both"/>
-        <w:rPr>
-          <w:u w:val="single"/>
-        </w:rPr>
-      </w:pPr>
-    </w:p>
-    <w:p>
-      <w:pPr>
-        <w:jc w:val="both"/>
-        <w:rPr>
-          <w:u w:val="single"/>
-        </w:rPr>
-      </w:pPr>
-    </w:p>
-    <w:p>
-      <w:pPr>
-        <w:jc w:val="both"/>
-        <w:rPr>
-          <w:u w:val="single"/>
-        </w:rPr>
-      </w:pPr>
-    </w:p>
-    <w:p>
-      <w:pPr>
-        <w:jc w:val="both"/>
-        <w:rPr>
-          <w:u w:val="single"/>
-        </w:rPr>
-      </w:pPr>
-    </w:p>
-    <w:p>
-      <w:pPr>
-        <w:jc w:val="both"/>
-        <w:rPr>
-          <w:u w:val="single"/>
-        </w:rPr>
-      </w:pPr>
-    </w:p>
-    <w:p>
-      <w:pPr>
-        <w:jc w:val="both"/>
-        <w:rPr>
-          <w:u w:val="single"/>
-        </w:rPr>
-      </w:pPr>
-    </w:p>
-    <w:p>
-      <w:pPr>
-        <w:jc w:val="both"/>
-        <w:rPr>
-          <w:u w:val="single"/>
-        </w:rPr>
-      </w:pPr>
-    </w:p>
-    <w:p>
-      <w:pPr>
-        <w:pStyle w:val="Sinespaciado"/>
-        <w:jc w:val="both"/>
-      </w:pPr>
-    </w:p>
-    <w:p>
-      <w:pPr>
-        <w:pStyle w:val="Ttulo2"/>
-      </w:pPr>
-      <w:bookmarkStart w:id="23" w:name="_Toc194008615"/>
-      <w:r>
-        <w:lastRenderedPageBreak/>
-        <w:t>CAPÍTULO 3: LÓGICA DIGITAL</w:t>
-      </w:r>
-      <w:bookmarkEnd w:id="23"/>
-    </w:p>
-    <w:p/>
-    <w:p>
-      <w:pPr>
-        <w:pStyle w:val="Ttulo3"/>
-      </w:pPr>
-      <w:bookmarkStart w:id="24" w:name="_Toc194008616"/>
-      <w:r>
-        <w:t>Introducción al Álgebra de Boole y a las Compuertas Lógicas</w:t>
-      </w:r>
-      <w:bookmarkEnd w:id="24"/>
-    </w:p>
-    <w:p/>
-    <w:p>
-      <w:pPr>
-        <w:pStyle w:val="Sinespaciado"/>
-        <w:jc w:val="both"/>
-      </w:pPr>
-      <w:r>
-        <w:t>La lógica digital se fundamenta en la aplicación de los principios de la lógica booleana al diseño de circuitos electrónicos. En estos circuitos, la información se representa mediante señales binarias, donde el "0" se asimila a falso y el "1" a verdadero.</w:t>
-      </w:r>
-    </w:p>
-    <w:p>
-      <w:pPr>
-        <w:pStyle w:val="Sinespaciado"/>
-        <w:jc w:val="both"/>
-      </w:pPr>
-    </w:p>
-    <w:p>
-      <w:pPr>
-        <w:pStyle w:val="Ttulo4"/>
-      </w:pPr>
-      <w:r>
-        <w:t>Antecedentes Históricos</w:t>
-      </w:r>
-    </w:p>
-    <w:p>
-      <w:pPr>
-        <w:pStyle w:val="Sinespaciado"/>
-        <w:jc w:val="both"/>
-      </w:pPr>
-      <w:r>
-        <w:t xml:space="preserve">El desarrollo de la lógica digital comenzó con los estudios de George Boole en el siglo XIX, quien formalizó un álgebra basada en operaciones como AND, OR y NOT. Posteriormente, en 1937, Claude Shannon demostró cómo aplicar </w:t>
-      </w:r>
-      <w:proofErr w:type="gramStart"/>
-      <w:r>
-        <w:t>este álgebra</w:t>
-      </w:r>
-      <w:proofErr w:type="gramEnd"/>
-      <w:r>
         <w:t xml:space="preserve"> para analizar y optimizar circuitos de conmutación eléctrica, lo que representó un hito importante en la ingeniería de la información.</w:t>
       </w:r>
     </w:p>
     <w:p>
       <w:pPr>
-        <w:pStyle w:val="Sinespaciado"/>
-        <w:jc w:val="both"/>
-      </w:pPr>
-    </w:p>
-    <w:p>
-      <w:pPr>
-        <w:pStyle w:val="Ttulo4"/>
+        <w:pStyle w:val="NoSpacing"/>
+        <w:jc w:val="both"/>
+      </w:pPr>
+    </w:p>
+    <w:p>
+      <w:pPr>
+        <w:pStyle w:val="Heading4"/>
       </w:pPr>
       <w:r>
         <w:t>Variables, Operaciones y Diagramas</w:t>
@@ -19720,7 +19653,7 @@
     </w:p>
     <w:p>
       <w:pPr>
-        <w:pStyle w:val="Sinespaciado"/>
+        <w:pStyle w:val="NoSpacing"/>
         <w:jc w:val="both"/>
       </w:pPr>
       <w:r>
@@ -19729,13 +19662,13 @@
     </w:p>
     <w:p>
       <w:pPr>
-        <w:pStyle w:val="Sinespaciado"/>
-        <w:jc w:val="both"/>
-      </w:pPr>
-    </w:p>
-    <w:p>
-      <w:pPr>
-        <w:pStyle w:val="Sinespaciado"/>
+        <w:pStyle w:val="NoSpacing"/>
+        <w:jc w:val="both"/>
+      </w:pPr>
+    </w:p>
+    <w:p>
+      <w:pPr>
+        <w:pStyle w:val="NoSpacing"/>
         <w:numPr>
           <w:ilvl w:val="0"/>
           <w:numId w:val="19"/>
@@ -19748,7 +19681,7 @@
     </w:p>
     <w:p>
       <w:pPr>
-        <w:pStyle w:val="Sinespaciado"/>
+        <w:pStyle w:val="NoSpacing"/>
         <w:numPr>
           <w:ilvl w:val="0"/>
           <w:numId w:val="19"/>
@@ -19761,7 +19694,7 @@
     </w:p>
     <w:p>
       <w:pPr>
-        <w:pStyle w:val="Sinespaciado"/>
+        <w:pStyle w:val="NoSpacing"/>
         <w:numPr>
           <w:ilvl w:val="0"/>
           <w:numId w:val="19"/>
@@ -19774,7 +19707,7 @@
     </w:p>
     <w:p>
       <w:pPr>
-        <w:pStyle w:val="Sinespaciado"/>
+        <w:pStyle w:val="NoSpacing"/>
         <w:numPr>
           <w:ilvl w:val="0"/>
           <w:numId w:val="19"/>
@@ -19787,7 +19720,7 @@
     </w:p>
     <w:p>
       <w:pPr>
-        <w:pStyle w:val="Sinespaciado"/>
+        <w:pStyle w:val="NoSpacing"/>
         <w:numPr>
           <w:ilvl w:val="0"/>
           <w:numId w:val="19"/>
@@ -19800,7 +19733,7 @@
     </w:p>
     <w:p>
       <w:pPr>
-        <w:pStyle w:val="Sinespaciado"/>
+        <w:pStyle w:val="NoSpacing"/>
         <w:numPr>
           <w:ilvl w:val="0"/>
           <w:numId w:val="19"/>
@@ -19813,13 +19746,13 @@
     </w:p>
     <w:p>
       <w:pPr>
-        <w:pStyle w:val="Sinespaciado"/>
-        <w:jc w:val="both"/>
-      </w:pPr>
-    </w:p>
-    <w:p>
-      <w:pPr>
-        <w:pStyle w:val="Sinespaciado"/>
+        <w:pStyle w:val="NoSpacing"/>
+        <w:jc w:val="both"/>
+      </w:pPr>
+    </w:p>
+    <w:p>
+      <w:pPr>
+        <w:pStyle w:val="NoSpacing"/>
         <w:jc w:val="both"/>
       </w:pPr>
       <w:r>
@@ -19828,7 +19761,7 @@
     </w:p>
     <w:p>
       <w:pPr>
-        <w:pStyle w:val="Sinespaciado"/>
+        <w:pStyle w:val="NoSpacing"/>
         <w:jc w:val="both"/>
       </w:pPr>
       <w:r>
@@ -19837,11 +19770,12 @@
     </w:p>
     <w:p>
       <w:pPr>
-        <w:pStyle w:val="Sinespaciado"/>
-        <w:jc w:val="both"/>
-      </w:pPr>
-      <w:r>
-        <w:rPr>
+        <w:pStyle w:val="NoSpacing"/>
+        <w:jc w:val="both"/>
+      </w:pPr>
+      <w:r>
+        <w:rPr>
+          <w:noProof/>
           <w:color w:val="FF0000"/>
         </w:rPr>
         <w:drawing>
@@ -19903,7 +19837,7 @@
     </w:p>
     <w:p>
       <w:pPr>
-        <w:pStyle w:val="Sinespaciado"/>
+        <w:pStyle w:val="NoSpacing"/>
         <w:jc w:val="both"/>
         <w:rPr>
           <w:color w:val="FF0000"/>
@@ -19912,7 +19846,7 @@
     </w:p>
     <w:p>
       <w:pPr>
-        <w:pStyle w:val="Sinespaciado"/>
+        <w:pStyle w:val="NoSpacing"/>
         <w:jc w:val="both"/>
         <w:rPr>
           <w:color w:val="FF0000"/>
@@ -19921,7 +19855,7 @@
     </w:p>
     <w:p>
       <w:pPr>
-        <w:pStyle w:val="Sinespaciado"/>
+        <w:pStyle w:val="NoSpacing"/>
         <w:jc w:val="both"/>
         <w:rPr>
           <w:color w:val="FF0000"/>
@@ -19930,7 +19864,7 @@
     </w:p>
     <w:p>
       <w:pPr>
-        <w:pStyle w:val="Sinespaciado"/>
+        <w:pStyle w:val="NoSpacing"/>
         <w:jc w:val="both"/>
         <w:rPr>
           <w:color w:val="FF0000"/>
@@ -19939,7 +19873,7 @@
     </w:p>
     <w:p>
       <w:pPr>
-        <w:pStyle w:val="Sinespaciado"/>
+        <w:pStyle w:val="NoSpacing"/>
         <w:jc w:val="both"/>
         <w:rPr>
           <w:color w:val="FF0000"/>
@@ -19948,7 +19882,7 @@
     </w:p>
     <w:p>
       <w:pPr>
-        <w:pStyle w:val="Sinespaciado"/>
+        <w:pStyle w:val="NoSpacing"/>
         <w:jc w:val="both"/>
         <w:rPr>
           <w:color w:val="FF0000"/>
@@ -19957,7 +19891,7 @@
     </w:p>
     <w:p>
       <w:pPr>
-        <w:pStyle w:val="Sinespaciado"/>
+        <w:pStyle w:val="NoSpacing"/>
         <w:jc w:val="both"/>
         <w:rPr>
           <w:color w:val="FF0000"/>
@@ -19966,7 +19900,7 @@
     </w:p>
     <w:p>
       <w:pPr>
-        <w:pStyle w:val="Sinespaciado"/>
+        <w:pStyle w:val="NoSpacing"/>
         <w:jc w:val="both"/>
         <w:rPr>
           <w:color w:val="FF0000"/>
@@ -19975,7 +19909,7 @@
     </w:p>
     <w:p>
       <w:pPr>
-        <w:pStyle w:val="Sinespaciado"/>
+        <w:pStyle w:val="NoSpacing"/>
         <w:jc w:val="both"/>
         <w:rPr>
           <w:color w:val="FF0000"/>
@@ -19984,7 +19918,7 @@
     </w:p>
     <w:p>
       <w:pPr>
-        <w:pStyle w:val="Sinespaciado"/>
+        <w:pStyle w:val="NoSpacing"/>
         <w:jc w:val="both"/>
         <w:rPr>
           <w:color w:val="FF0000"/>
@@ -19993,7 +19927,7 @@
     </w:p>
     <w:p>
       <w:pPr>
-        <w:pStyle w:val="Sinespaciado"/>
+        <w:pStyle w:val="NoSpacing"/>
         <w:jc w:val="both"/>
         <w:rPr>
           <w:color w:val="FF0000"/>
@@ -20002,7 +19936,7 @@
     </w:p>
     <w:p>
       <w:pPr>
-        <w:pStyle w:val="Sinespaciado"/>
+        <w:pStyle w:val="NoSpacing"/>
         <w:jc w:val="both"/>
         <w:rPr>
           <w:color w:val="FF0000"/>
@@ -20011,17 +19945,16 @@
     </w:p>
     <w:p>
       <w:pPr>
-        <w:pStyle w:val="Ttulo4"/>
-      </w:pPr>
-      <w:r>
-        <w:lastRenderedPageBreak/>
+        <w:pStyle w:val="Heading4"/>
+      </w:pPr>
+      <w:r>
         <w:t>Diseño y Optimización de Circuitos Digitales</w:t>
       </w:r>
     </w:p>
     <w:p/>
     <w:p>
       <w:pPr>
-        <w:pStyle w:val="Sinespaciado"/>
+        <w:pStyle w:val="NoSpacing"/>
         <w:jc w:val="both"/>
       </w:pPr>
       <w:r>
@@ -20030,13 +19963,13 @@
     </w:p>
     <w:p>
       <w:pPr>
-        <w:pStyle w:val="Sinespaciado"/>
-        <w:jc w:val="both"/>
-      </w:pPr>
-    </w:p>
-    <w:p>
-      <w:pPr>
-        <w:pStyle w:val="Sinespaciado"/>
+        <w:pStyle w:val="NoSpacing"/>
+        <w:jc w:val="both"/>
+      </w:pPr>
+    </w:p>
+    <w:p>
+      <w:pPr>
+        <w:pStyle w:val="NoSpacing"/>
         <w:jc w:val="both"/>
       </w:pPr>
       <w:r>
@@ -20045,19 +19978,19 @@
     </w:p>
     <w:p>
       <w:pPr>
-        <w:pStyle w:val="Sinespaciado"/>
-        <w:jc w:val="both"/>
-      </w:pPr>
-    </w:p>
-    <w:p>
-      <w:pPr>
-        <w:pStyle w:val="Sinespaciado"/>
-        <w:jc w:val="both"/>
-      </w:pPr>
-    </w:p>
-    <w:p>
-      <w:pPr>
-        <w:pStyle w:val="Sinespaciado"/>
+        <w:pStyle w:val="NoSpacing"/>
+        <w:jc w:val="both"/>
+      </w:pPr>
+    </w:p>
+    <w:p>
+      <w:pPr>
+        <w:pStyle w:val="NoSpacing"/>
+        <w:jc w:val="both"/>
+      </w:pPr>
+    </w:p>
+    <w:p>
+      <w:pPr>
+        <w:pStyle w:val="NoSpacing"/>
         <w:jc w:val="both"/>
       </w:pPr>
       <w:r>
@@ -20066,56 +19999,60 @@
     </w:p>
     <w:p>
       <w:pPr>
-        <w:pStyle w:val="Sinespaciado"/>
-        <w:jc w:val="both"/>
-      </w:pPr>
-    </w:p>
-    <w:p>
-      <w:pPr>
-        <w:pStyle w:val="Sinespaciado"/>
-        <w:jc w:val="both"/>
+        <w:pStyle w:val="NoSpacing"/>
+        <w:jc w:val="both"/>
+      </w:pPr>
+    </w:p>
+    <w:p>
+      <w:pPr>
+        <w:pStyle w:val="NoSpacing"/>
+        <w:jc w:val="both"/>
+        <w:rPr>
+          <w:lang w:val="en-US"/>
+        </w:rPr>
       </w:pPr>
       <w:proofErr w:type="gramStart"/>
       <w:r>
+        <w:rPr>
+          <w:lang w:val="en-US"/>
+        </w:rPr>
         <w:t>F(</w:t>
       </w:r>
       <w:proofErr w:type="gramEnd"/>
       <w:r>
+        <w:rPr>
+          <w:lang w:val="en-US"/>
+        </w:rPr>
         <w:t>A, B, C) = (A AND NOT B) OR (B AND C).</w:t>
       </w:r>
     </w:p>
     <w:p>
       <w:pPr>
-        <w:pStyle w:val="Sinespaciado"/>
-        <w:jc w:val="both"/>
-      </w:pPr>
-    </w:p>
-    <w:p>
-      <w:pPr>
-        <w:pStyle w:val="Sinespaciado"/>
-        <w:jc w:val="both"/>
-      </w:pPr>
-      <w:r>
-        <w:t xml:space="preserve">La implementación de esta función con compuertas lógicas reflejará la estructura de la expresión original. No obstante, la expresión inicial puede no ser la </w:t>
-      </w:r>
-      <w:proofErr w:type="gramStart"/>
-      <w:r>
-        <w:t>más óptima</w:t>
-      </w:r>
-      <w:proofErr w:type="gramEnd"/>
-      <w:r>
-        <w:t xml:space="preserve"> en términos de cantidad de compuertas utilizadas. Por ello, se busca optimizar la implementación para reducir costos, disminuir la latencia y mejorar la eficiencia energética.</w:t>
-      </w:r>
-    </w:p>
-    <w:p>
-      <w:pPr>
-        <w:pStyle w:val="Sinespaciado"/>
-        <w:jc w:val="both"/>
-      </w:pPr>
-    </w:p>
-    <w:p>
-      <w:pPr>
-        <w:pStyle w:val="Ttulo5"/>
+        <w:pStyle w:val="NoSpacing"/>
+        <w:jc w:val="both"/>
+        <w:rPr>
+          <w:lang w:val="en-US"/>
+        </w:rPr>
+      </w:pPr>
+    </w:p>
+    <w:p>
+      <w:pPr>
+        <w:pStyle w:val="NoSpacing"/>
+        <w:jc w:val="both"/>
+      </w:pPr>
+      <w:r>
+        <w:t>La implementación de esta función con compuertas lógicas reflejará la estructura de la expresión original. No obstante, la expresión inicial puede no ser la más óptima en términos de cantidad de compuertas utilizadas. Por ello, se busca optimizar la implementación para reducir costos, disminuir la latencia y mejorar la eficiencia energética.</w:t>
+      </w:r>
+    </w:p>
+    <w:p>
+      <w:pPr>
+        <w:pStyle w:val="NoSpacing"/>
+        <w:jc w:val="both"/>
+      </w:pPr>
+    </w:p>
+    <w:p>
+      <w:pPr>
+        <w:pStyle w:val="Heading5"/>
       </w:pPr>
       <w:r>
         <w:t>Ejemplo Ilustrativo: Minimización con Mapas de Karnaugh</w:t>
@@ -20124,7 +20061,7 @@
     <w:p/>
     <w:p>
       <w:pPr>
-        <w:pStyle w:val="Sinespaciado"/>
+        <w:pStyle w:val="NoSpacing"/>
         <w:jc w:val="both"/>
       </w:pPr>
       <w:r>
@@ -20133,7 +20070,7 @@
     </w:p>
     <w:tbl>
       <w:tblPr>
-        <w:tblStyle w:val="Tablanormal1"/>
+        <w:tblStyle w:val="PlainTable1"/>
         <w:tblpPr w:leftFromText="141" w:rightFromText="141" w:vertAnchor="text" w:horzAnchor="margin" w:tblpY="436"/>
         <w:tblOverlap w:val="never"/>
         <w:tblW w:w="0" w:type="auto"/>
@@ -20541,79 +20478,79 @@
     </w:tbl>
     <w:p>
       <w:pPr>
-        <w:pStyle w:val="Sinespaciado"/>
-        <w:jc w:val="both"/>
-      </w:pPr>
-    </w:p>
-    <w:p>
-      <w:pPr>
-        <w:pStyle w:val="Sinespaciado"/>
-        <w:jc w:val="both"/>
-      </w:pPr>
-    </w:p>
-    <w:p>
-      <w:pPr>
-        <w:pStyle w:val="Sinespaciado"/>
-        <w:jc w:val="both"/>
-      </w:pPr>
-    </w:p>
-    <w:p>
-      <w:pPr>
-        <w:pStyle w:val="Sinespaciado"/>
-        <w:jc w:val="both"/>
-      </w:pPr>
-    </w:p>
-    <w:p>
-      <w:pPr>
-        <w:pStyle w:val="Sinespaciado"/>
-        <w:jc w:val="both"/>
-      </w:pPr>
-    </w:p>
-    <w:p>
-      <w:pPr>
-        <w:pStyle w:val="Sinespaciado"/>
-        <w:jc w:val="both"/>
-      </w:pPr>
-    </w:p>
-    <w:p>
-      <w:pPr>
-        <w:pStyle w:val="Sinespaciado"/>
-        <w:jc w:val="both"/>
-      </w:pPr>
-    </w:p>
-    <w:p>
-      <w:pPr>
-        <w:pStyle w:val="Sinespaciado"/>
-        <w:jc w:val="both"/>
-      </w:pPr>
-    </w:p>
-    <w:p>
-      <w:pPr>
-        <w:pStyle w:val="Sinespaciado"/>
-        <w:jc w:val="both"/>
-      </w:pPr>
-    </w:p>
-    <w:p>
-      <w:pPr>
-        <w:pStyle w:val="Sinespaciado"/>
-        <w:jc w:val="both"/>
-      </w:pPr>
-    </w:p>
-    <w:p>
-      <w:pPr>
-        <w:pStyle w:val="Sinespaciado"/>
-        <w:jc w:val="both"/>
-      </w:pPr>
-    </w:p>
-    <w:p>
-      <w:pPr>
-        <w:pStyle w:val="Sinespaciado"/>
-        <w:jc w:val="both"/>
-      </w:pPr>
-    </w:p>
-    <w:p>
-      <w:pPr>
-        <w:pStyle w:val="Sinespaciado"/>
+        <w:pStyle w:val="NoSpacing"/>
+        <w:jc w:val="both"/>
+      </w:pPr>
+    </w:p>
+    <w:p>
+      <w:pPr>
+        <w:pStyle w:val="NoSpacing"/>
+        <w:jc w:val="both"/>
+      </w:pPr>
+    </w:p>
+    <w:p>
+      <w:pPr>
+        <w:pStyle w:val="NoSpacing"/>
+        <w:jc w:val="both"/>
+      </w:pPr>
+    </w:p>
+    <w:p>
+      <w:pPr>
+        <w:pStyle w:val="NoSpacing"/>
+        <w:jc w:val="both"/>
+      </w:pPr>
+    </w:p>
+    <w:p>
+      <w:pPr>
+        <w:pStyle w:val="NoSpacing"/>
+        <w:jc w:val="both"/>
+      </w:pPr>
+    </w:p>
+    <w:p>
+      <w:pPr>
+        <w:pStyle w:val="NoSpacing"/>
+        <w:jc w:val="both"/>
+      </w:pPr>
+    </w:p>
+    <w:p>
+      <w:pPr>
+        <w:pStyle w:val="NoSpacing"/>
+        <w:jc w:val="both"/>
+      </w:pPr>
+    </w:p>
+    <w:p>
+      <w:pPr>
+        <w:pStyle w:val="NoSpacing"/>
+        <w:jc w:val="both"/>
+      </w:pPr>
+    </w:p>
+    <w:p>
+      <w:pPr>
+        <w:pStyle w:val="NoSpacing"/>
+        <w:jc w:val="both"/>
+      </w:pPr>
+    </w:p>
+    <w:p>
+      <w:pPr>
+        <w:pStyle w:val="NoSpacing"/>
+        <w:jc w:val="both"/>
+      </w:pPr>
+    </w:p>
+    <w:p>
+      <w:pPr>
+        <w:pStyle w:val="NoSpacing"/>
+        <w:jc w:val="both"/>
+      </w:pPr>
+    </w:p>
+    <w:p>
+      <w:pPr>
+        <w:pStyle w:val="NoSpacing"/>
+        <w:jc w:val="both"/>
+      </w:pPr>
+    </w:p>
+    <w:p>
+      <w:pPr>
+        <w:pStyle w:val="NoSpacing"/>
         <w:jc w:val="both"/>
       </w:pPr>
       <w:r>
@@ -20622,13 +20559,13 @@
     </w:p>
     <w:p>
       <w:pPr>
-        <w:pStyle w:val="Sinespaciado"/>
-        <w:jc w:val="both"/>
-      </w:pPr>
-    </w:p>
-    <w:p>
-      <w:pPr>
-        <w:pStyle w:val="Sinespaciado"/>
+        <w:pStyle w:val="NoSpacing"/>
+        <w:jc w:val="both"/>
+      </w:pPr>
+    </w:p>
+    <w:p>
+      <w:pPr>
+        <w:pStyle w:val="NoSpacing"/>
         <w:jc w:val="both"/>
       </w:pPr>
       <w:r>
@@ -20637,7 +20574,7 @@
     </w:p>
     <w:p>
       <w:pPr>
-        <w:pStyle w:val="Sinespaciado"/>
+        <w:pStyle w:val="NoSpacing"/>
         <w:jc w:val="both"/>
       </w:pPr>
       <w:r>
@@ -20646,7 +20583,7 @@
     </w:p>
     <w:p>
       <w:pPr>
-        <w:pStyle w:val="Sinespaciado"/>
+        <w:pStyle w:val="NoSpacing"/>
         <w:jc w:val="both"/>
       </w:pPr>
       <w:r>
@@ -20655,7 +20592,7 @@
     </w:p>
     <w:p>
       <w:pPr>
-        <w:pStyle w:val="Sinespaciado"/>
+        <w:pStyle w:val="NoSpacing"/>
         <w:jc w:val="both"/>
       </w:pPr>
       <w:r>
@@ -20664,7 +20601,7 @@
     </w:p>
     <w:p>
       <w:pPr>
-        <w:pStyle w:val="Sinespaciado"/>
+        <w:pStyle w:val="NoSpacing"/>
         <w:jc w:val="both"/>
       </w:pPr>
       <w:r>
@@ -20673,13 +20610,13 @@
     </w:p>
     <w:p>
       <w:pPr>
-        <w:pStyle w:val="Sinespaciado"/>
-        <w:jc w:val="both"/>
-      </w:pPr>
-    </w:p>
-    <w:p>
-      <w:pPr>
-        <w:pStyle w:val="Sinespaciado"/>
+        <w:pStyle w:val="NoSpacing"/>
+        <w:jc w:val="both"/>
+      </w:pPr>
+    </w:p>
+    <w:p>
+      <w:pPr>
+        <w:pStyle w:val="NoSpacing"/>
         <w:jc w:val="both"/>
       </w:pPr>
       <w:r>
@@ -20696,13 +20633,13 @@
     </w:p>
     <w:p>
       <w:pPr>
-        <w:pStyle w:val="Sinespaciado"/>
-        <w:jc w:val="both"/>
-      </w:pPr>
-    </w:p>
-    <w:p>
-      <w:pPr>
-        <w:pStyle w:val="Sinespaciado"/>
+        <w:pStyle w:val="NoSpacing"/>
+        <w:jc w:val="both"/>
+      </w:pPr>
+    </w:p>
+    <w:p>
+      <w:pPr>
+        <w:pStyle w:val="NoSpacing"/>
         <w:jc w:val="both"/>
       </w:pPr>
       <w:r>
@@ -20711,13 +20648,13 @@
     </w:p>
     <w:p>
       <w:pPr>
-        <w:pStyle w:val="Sinespaciado"/>
-        <w:jc w:val="both"/>
-      </w:pPr>
-    </w:p>
-    <w:p>
-      <w:pPr>
-        <w:pStyle w:val="Sinespaciado"/>
+        <w:pStyle w:val="NoSpacing"/>
+        <w:jc w:val="both"/>
+      </w:pPr>
+    </w:p>
+    <w:p>
+      <w:pPr>
+        <w:pStyle w:val="NoSpacing"/>
         <w:jc w:val="both"/>
       </w:pPr>
       <w:r>
@@ -20726,13 +20663,13 @@
     </w:p>
     <w:p>
       <w:pPr>
-        <w:pStyle w:val="Sinespaciado"/>
-        <w:jc w:val="both"/>
-      </w:pPr>
-    </w:p>
-    <w:p>
-      <w:pPr>
-        <w:pStyle w:val="Sinespaciado"/>
+        <w:pStyle w:val="NoSpacing"/>
+        <w:jc w:val="both"/>
+      </w:pPr>
+    </w:p>
+    <w:p>
+      <w:pPr>
+        <w:pStyle w:val="NoSpacing"/>
         <w:jc w:val="both"/>
       </w:pPr>
       <w:r>
@@ -20741,13 +20678,13 @@
     </w:p>
     <w:p>
       <w:pPr>
-        <w:pStyle w:val="Sinespaciado"/>
-        <w:jc w:val="both"/>
-      </w:pPr>
-    </w:p>
-    <w:p>
-      <w:pPr>
-        <w:pStyle w:val="Sinespaciado"/>
+        <w:pStyle w:val="NoSpacing"/>
+        <w:jc w:val="both"/>
+      </w:pPr>
+    </w:p>
+    <w:p>
+      <w:pPr>
+        <w:pStyle w:val="NoSpacing"/>
         <w:jc w:val="both"/>
       </w:pPr>
       <w:r>
@@ -20756,7 +20693,7 @@
     </w:p>
     <w:p>
       <w:pPr>
-        <w:pStyle w:val="Sinespaciado"/>
+        <w:pStyle w:val="NoSpacing"/>
         <w:jc w:val="both"/>
       </w:pPr>
       <w:r>
@@ -20765,7 +20702,7 @@
     </w:p>
     <w:p>
       <w:pPr>
-        <w:pStyle w:val="Sinespaciado"/>
+        <w:pStyle w:val="NoSpacing"/>
         <w:jc w:val="both"/>
       </w:pPr>
       <w:r>
@@ -20774,7 +20711,7 @@
     </w:p>
     <w:p>
       <w:pPr>
-        <w:pStyle w:val="Sinespaciado"/>
+        <w:pStyle w:val="NoSpacing"/>
         <w:jc w:val="both"/>
       </w:pPr>
       <w:r>
@@ -20783,13 +20720,13 @@
     </w:p>
     <w:p>
       <w:pPr>
-        <w:pStyle w:val="Sinespaciado"/>
-        <w:jc w:val="both"/>
-      </w:pPr>
-    </w:p>
-    <w:p>
-      <w:pPr>
-        <w:pStyle w:val="Sinespaciado"/>
+        <w:pStyle w:val="NoSpacing"/>
+        <w:jc w:val="both"/>
+      </w:pPr>
+    </w:p>
+    <w:p>
+      <w:pPr>
+        <w:pStyle w:val="NoSpacing"/>
         <w:jc w:val="both"/>
       </w:pPr>
       <w:r>
@@ -20798,13 +20735,13 @@
     </w:p>
     <w:p>
       <w:pPr>
-        <w:pStyle w:val="Sinespaciado"/>
-        <w:jc w:val="both"/>
-      </w:pPr>
-    </w:p>
-    <w:p>
-      <w:pPr>
-        <w:pStyle w:val="Ttulo4"/>
+        <w:pStyle w:val="NoSpacing"/>
+        <w:jc w:val="both"/>
+      </w:pPr>
+    </w:p>
+    <w:p>
+      <w:pPr>
+        <w:pStyle w:val="Heading4"/>
       </w:pPr>
       <w:r>
         <w:t>Conexión con Puertas Universales: NAND y NOR</w:t>
@@ -20813,7 +20750,7 @@
     <w:p/>
     <w:p>
       <w:pPr>
-        <w:pStyle w:val="Sinespaciado"/>
+        <w:pStyle w:val="NoSpacing"/>
         <w:jc w:val="both"/>
       </w:pPr>
       <w:r>
@@ -20822,13 +20759,13 @@
     </w:p>
     <w:p>
       <w:pPr>
-        <w:pStyle w:val="Sinespaciado"/>
-        <w:jc w:val="both"/>
-      </w:pPr>
-    </w:p>
-    <w:p>
-      <w:pPr>
-        <w:pStyle w:val="Sinespaciado"/>
+        <w:pStyle w:val="NoSpacing"/>
+        <w:jc w:val="both"/>
+      </w:pPr>
+    </w:p>
+    <w:p>
+      <w:pPr>
+        <w:pStyle w:val="NoSpacing"/>
         <w:numPr>
           <w:ilvl w:val="0"/>
           <w:numId w:val="19"/>
@@ -20849,7 +20786,7 @@
     </w:p>
     <w:p>
       <w:pPr>
-        <w:pStyle w:val="Sinespaciado"/>
+        <w:pStyle w:val="NoSpacing"/>
         <w:numPr>
           <w:ilvl w:val="0"/>
           <w:numId w:val="19"/>
@@ -20870,7 +20807,7 @@
     </w:p>
     <w:p>
       <w:pPr>
-        <w:pStyle w:val="Sinespaciado"/>
+        <w:pStyle w:val="NoSpacing"/>
         <w:numPr>
           <w:ilvl w:val="0"/>
           <w:numId w:val="19"/>
@@ -20891,13 +20828,13 @@
     </w:p>
     <w:p>
       <w:pPr>
-        <w:pStyle w:val="Sinespaciado"/>
-        <w:jc w:val="both"/>
-      </w:pPr>
-    </w:p>
-    <w:p>
-      <w:pPr>
-        <w:pStyle w:val="Sinespaciado"/>
+        <w:pStyle w:val="NoSpacing"/>
+        <w:jc w:val="both"/>
+      </w:pPr>
+    </w:p>
+    <w:p>
+      <w:pPr>
+        <w:pStyle w:val="NoSpacing"/>
         <w:jc w:val="both"/>
       </w:pPr>
       <w:r>
@@ -20906,13 +20843,13 @@
     </w:p>
     <w:p>
       <w:pPr>
-        <w:pStyle w:val="Sinespaciado"/>
-        <w:jc w:val="both"/>
-      </w:pPr>
-    </w:p>
-    <w:p>
-      <w:pPr>
-        <w:pStyle w:val="Ttulo5"/>
+        <w:pStyle w:val="NoSpacing"/>
+        <w:jc w:val="both"/>
+      </w:pPr>
+    </w:p>
+    <w:p>
+      <w:pPr>
+        <w:pStyle w:val="Heading5"/>
       </w:pPr>
       <w:r>
         <w:t>Caso Práctico: Trabajo con Simuladores Gratuitos</w:t>
@@ -20920,7 +20857,7 @@
     </w:p>
     <w:p>
       <w:pPr>
-        <w:pStyle w:val="Sinespaciado"/>
+        <w:pStyle w:val="NoSpacing"/>
         <w:jc w:val="both"/>
       </w:pPr>
       <w:r>
@@ -20937,13 +20874,13 @@
     </w:p>
     <w:p>
       <w:pPr>
-        <w:pStyle w:val="Sinespaciado"/>
-        <w:jc w:val="both"/>
-      </w:pPr>
-    </w:p>
-    <w:p>
-      <w:pPr>
-        <w:pStyle w:val="Sinespaciado"/>
+        <w:pStyle w:val="NoSpacing"/>
+        <w:jc w:val="both"/>
+      </w:pPr>
+    </w:p>
+    <w:p>
+      <w:pPr>
+        <w:pStyle w:val="NoSpacing"/>
         <w:numPr>
           <w:ilvl w:val="0"/>
           <w:numId w:val="50"/>
@@ -20956,7 +20893,7 @@
     </w:p>
     <w:p>
       <w:pPr>
-        <w:pStyle w:val="Sinespaciado"/>
+        <w:pStyle w:val="NoSpacing"/>
         <w:numPr>
           <w:ilvl w:val="0"/>
           <w:numId w:val="50"/>
@@ -20969,7 +20906,7 @@
     </w:p>
     <w:p>
       <w:pPr>
-        <w:pStyle w:val="Sinespaciado"/>
+        <w:pStyle w:val="NoSpacing"/>
         <w:numPr>
           <w:ilvl w:val="0"/>
           <w:numId w:val="50"/>
@@ -20982,13 +20919,13 @@
     </w:p>
     <w:p>
       <w:pPr>
-        <w:pStyle w:val="Sinespaciado"/>
-        <w:jc w:val="both"/>
-      </w:pPr>
-    </w:p>
-    <w:p>
-      <w:pPr>
-        <w:pStyle w:val="Sinespaciado"/>
+        <w:pStyle w:val="NoSpacing"/>
+        <w:jc w:val="both"/>
+      </w:pPr>
+    </w:p>
+    <w:p>
+      <w:pPr>
+        <w:pStyle w:val="NoSpacing"/>
         <w:jc w:val="both"/>
       </w:pPr>
       <w:r>
@@ -20997,13 +20934,13 @@
     </w:p>
     <w:p>
       <w:pPr>
-        <w:pStyle w:val="Sinespaciado"/>
-        <w:jc w:val="both"/>
-      </w:pPr>
-    </w:p>
-    <w:p>
-      <w:pPr>
-        <w:pStyle w:val="Ttulo5"/>
+        <w:pStyle w:val="NoSpacing"/>
+        <w:jc w:val="both"/>
+      </w:pPr>
+    </w:p>
+    <w:p>
+      <w:pPr>
+        <w:pStyle w:val="Heading5"/>
       </w:pPr>
       <w:r>
         <w:t>Herramientas y Simuladores Gratuitos</w:t>
@@ -21011,7 +20948,7 @@
     </w:p>
     <w:p>
       <w:pPr>
-        <w:pStyle w:val="Sinespaciado"/>
+        <w:pStyle w:val="NoSpacing"/>
         <w:jc w:val="both"/>
       </w:pPr>
       <w:r>
@@ -21020,13 +20957,13 @@
     </w:p>
     <w:p>
       <w:pPr>
-        <w:pStyle w:val="Sinespaciado"/>
-        <w:jc w:val="both"/>
-      </w:pPr>
-    </w:p>
-    <w:p>
-      <w:pPr>
-        <w:pStyle w:val="Sinespaciado"/>
+        <w:pStyle w:val="NoSpacing"/>
+        <w:jc w:val="both"/>
+      </w:pPr>
+    </w:p>
+    <w:p>
+      <w:pPr>
+        <w:pStyle w:val="NoSpacing"/>
         <w:numPr>
           <w:ilvl w:val="0"/>
           <w:numId w:val="50"/>
@@ -21052,7 +20989,7 @@
     </w:p>
     <w:p>
       <w:pPr>
-        <w:pStyle w:val="Sinespaciado"/>
+        <w:pStyle w:val="NoSpacing"/>
         <w:numPr>
           <w:ilvl w:val="0"/>
           <w:numId w:val="50"/>
@@ -21060,19 +20997,18 @@
         <w:jc w:val="both"/>
       </w:pPr>
       <w:r>
-        <w:lastRenderedPageBreak/>
         <w:t>Digital (versión en línea): Un simulador web gratuito que facilita el diseño y la prueba de circuitos lógicos.</w:t>
       </w:r>
     </w:p>
     <w:p>
       <w:pPr>
-        <w:pStyle w:val="Sinespaciado"/>
-        <w:jc w:val="both"/>
-      </w:pPr>
-    </w:p>
-    <w:p>
-      <w:pPr>
-        <w:pStyle w:val="Sinespaciado"/>
+        <w:pStyle w:val="NoSpacing"/>
+        <w:jc w:val="both"/>
+      </w:pPr>
+    </w:p>
+    <w:p>
+      <w:pPr>
+        <w:pStyle w:val="NoSpacing"/>
         <w:jc w:val="both"/>
       </w:pPr>
       <w:r>
@@ -21097,13 +21033,13 @@
     </w:p>
     <w:p>
       <w:pPr>
-        <w:pStyle w:val="Sinespaciado"/>
-        <w:jc w:val="both"/>
-      </w:pPr>
-    </w:p>
-    <w:p>
-      <w:pPr>
-        <w:pStyle w:val="Ttulo6"/>
+        <w:pStyle w:val="NoSpacing"/>
+        <w:jc w:val="both"/>
+      </w:pPr>
+    </w:p>
+    <w:p>
+      <w:pPr>
+        <w:pStyle w:val="Heading6"/>
       </w:pPr>
       <w:r>
         <w:t>Instrucciones para el Trabajo Práctico</w:t>
@@ -21111,7 +21047,7 @@
     </w:p>
     <w:p>
       <w:pPr>
-        <w:pStyle w:val="Sinespaciado"/>
+        <w:pStyle w:val="NoSpacing"/>
         <w:jc w:val="both"/>
       </w:pPr>
       <w:r>
@@ -21126,13 +21062,13 @@
     </w:p>
     <w:p>
       <w:pPr>
-        <w:pStyle w:val="Sinespaciado"/>
-        <w:jc w:val="both"/>
-      </w:pPr>
-    </w:p>
-    <w:p>
-      <w:pPr>
-        <w:pStyle w:val="Sinespaciado"/>
+        <w:pStyle w:val="NoSpacing"/>
+        <w:jc w:val="both"/>
+      </w:pPr>
+    </w:p>
+    <w:p>
+      <w:pPr>
+        <w:pStyle w:val="NoSpacing"/>
         <w:numPr>
           <w:ilvl w:val="0"/>
           <w:numId w:val="50"/>
@@ -21145,14 +21081,14 @@
     </w:p>
     <w:p>
       <w:pPr>
-        <w:pStyle w:val="Sinespaciado"/>
+        <w:pStyle w:val="NoSpacing"/>
         <w:ind w:left="360"/>
         <w:jc w:val="both"/>
       </w:pPr>
     </w:p>
     <w:p>
       <w:pPr>
-        <w:pStyle w:val="Sinespaciado"/>
+        <w:pStyle w:val="NoSpacing"/>
         <w:jc w:val="both"/>
       </w:pPr>
       <w:r>
@@ -21161,7 +21097,7 @@
     </w:p>
     <w:p>
       <w:pPr>
-        <w:pStyle w:val="Sinespaciado"/>
+        <w:pStyle w:val="NoSpacing"/>
         <w:ind w:left="708"/>
         <w:jc w:val="both"/>
       </w:pPr>
@@ -21177,13 +21113,13 @@
     </w:p>
     <w:p>
       <w:pPr>
-        <w:pStyle w:val="Sinespaciado"/>
-        <w:jc w:val="both"/>
-      </w:pPr>
-    </w:p>
-    <w:p>
-      <w:pPr>
-        <w:pStyle w:val="Sinespaciado"/>
+        <w:pStyle w:val="NoSpacing"/>
+        <w:jc w:val="both"/>
+      </w:pPr>
+    </w:p>
+    <w:p>
+      <w:pPr>
+        <w:pStyle w:val="NoSpacing"/>
         <w:jc w:val="both"/>
       </w:pPr>
       <w:r>
@@ -21192,13 +21128,13 @@
     </w:p>
     <w:p>
       <w:pPr>
-        <w:pStyle w:val="Sinespaciado"/>
-        <w:jc w:val="both"/>
-      </w:pPr>
-    </w:p>
-    <w:p>
-      <w:pPr>
-        <w:pStyle w:val="Sinespaciado"/>
+        <w:pStyle w:val="NoSpacing"/>
+        <w:jc w:val="both"/>
+      </w:pPr>
+    </w:p>
+    <w:p>
+      <w:pPr>
+        <w:pStyle w:val="NoSpacing"/>
         <w:numPr>
           <w:ilvl w:val="0"/>
           <w:numId w:val="50"/>
@@ -21211,7 +21147,7 @@
     </w:p>
     <w:p>
       <w:pPr>
-        <w:pStyle w:val="Sinespaciado"/>
+        <w:pStyle w:val="NoSpacing"/>
         <w:numPr>
           <w:ilvl w:val="0"/>
           <w:numId w:val="50"/>
@@ -21224,13 +21160,13 @@
     </w:p>
     <w:p>
       <w:pPr>
-        <w:pStyle w:val="Sinespaciado"/>
-        <w:jc w:val="both"/>
-      </w:pPr>
-    </w:p>
-    <w:p>
-      <w:pPr>
-        <w:pStyle w:val="Sinespaciado"/>
+        <w:pStyle w:val="NoSpacing"/>
+        <w:jc w:val="both"/>
+      </w:pPr>
+    </w:p>
+    <w:p>
+      <w:pPr>
+        <w:pStyle w:val="NoSpacing"/>
         <w:jc w:val="both"/>
       </w:pPr>
       <w:r>
@@ -21239,7 +21175,7 @@
     </w:p>
     <w:p>
       <w:pPr>
-        <w:pStyle w:val="Sinespaciado"/>
+        <w:pStyle w:val="NoSpacing"/>
         <w:numPr>
           <w:ilvl w:val="0"/>
           <w:numId w:val="50"/>
@@ -21252,7 +21188,7 @@
     </w:p>
     <w:p>
       <w:pPr>
-        <w:pStyle w:val="Sinespaciado"/>
+        <w:pStyle w:val="NoSpacing"/>
         <w:numPr>
           <w:ilvl w:val="0"/>
           <w:numId w:val="50"/>
@@ -21265,7 +21201,7 @@
     </w:p>
     <w:p>
       <w:pPr>
-        <w:pStyle w:val="Sinespaciado"/>
+        <w:pStyle w:val="NoSpacing"/>
         <w:numPr>
           <w:ilvl w:val="0"/>
           <w:numId w:val="50"/>
@@ -21278,7 +21214,7 @@
     </w:p>
     <w:p>
       <w:pPr>
-        <w:pStyle w:val="Sinespaciado"/>
+        <w:pStyle w:val="NoSpacing"/>
         <w:numPr>
           <w:ilvl w:val="0"/>
           <w:numId w:val="50"/>
@@ -21291,14 +21227,14 @@
     </w:p>
     <w:p>
       <w:pPr>
-        <w:pStyle w:val="Sinespaciado"/>
+        <w:pStyle w:val="NoSpacing"/>
         <w:ind w:left="720"/>
         <w:jc w:val="both"/>
       </w:pPr>
     </w:p>
     <w:p>
       <w:pPr>
-        <w:pStyle w:val="Sinespaciado"/>
+        <w:pStyle w:val="NoSpacing"/>
         <w:jc w:val="both"/>
       </w:pPr>
       <w:r>
@@ -21307,7 +21243,7 @@
     </w:p>
     <w:p>
       <w:pPr>
-        <w:pStyle w:val="Sinespaciado"/>
+        <w:pStyle w:val="NoSpacing"/>
         <w:ind w:left="708"/>
         <w:jc w:val="both"/>
       </w:pPr>
@@ -21323,13 +21259,13 @@
     </w:p>
     <w:p>
       <w:pPr>
-        <w:pStyle w:val="Sinespaciado"/>
-        <w:jc w:val="both"/>
-      </w:pPr>
-    </w:p>
-    <w:p>
-      <w:pPr>
-        <w:pStyle w:val="Ttulo2"/>
+        <w:pStyle w:val="NoSpacing"/>
+        <w:jc w:val="both"/>
+      </w:pPr>
+    </w:p>
+    <w:p>
+      <w:pPr>
+        <w:pStyle w:val="Heading2"/>
       </w:pPr>
       <w:bookmarkStart w:id="25" w:name="_Toc194008617"/>
       <w:r>
@@ -21340,7 +21276,7 @@
     <w:p/>
     <w:p>
       <w:pPr>
-        <w:pStyle w:val="Ttulo3"/>
+        <w:pStyle w:val="Heading3"/>
       </w:pPr>
       <w:bookmarkStart w:id="26" w:name="_Toc194008618"/>
       <w:r>
@@ -21351,11 +21287,11 @@
     <w:p/>
     <w:p>
       <w:pPr>
-        <w:pStyle w:val="Sinespaciado"/>
-      </w:pPr>
-      <w:r>
-        <w:rPr>
-          <w:rStyle w:val="Ttulo4Car"/>
+        <w:pStyle w:val="NoSpacing"/>
+      </w:pPr>
+      <w:r>
+        <w:rPr>
+          <w:rStyle w:val="Heading4Char"/>
         </w:rPr>
         <w:t>¿Qué son?</w:t>
       </w:r>
@@ -21366,16 +21302,16 @@
     </w:p>
     <w:p>
       <w:pPr>
-        <w:pStyle w:val="Sinespaciado"/>
-      </w:pPr>
-    </w:p>
-    <w:p>
-      <w:pPr>
-        <w:pStyle w:val="Sinespaciado"/>
-      </w:pPr>
-      <w:r>
-        <w:rPr>
-          <w:rStyle w:val="Ttulo4Car"/>
+        <w:pStyle w:val="NoSpacing"/>
+      </w:pPr>
+    </w:p>
+    <w:p>
+      <w:pPr>
+        <w:pStyle w:val="NoSpacing"/>
+      </w:pPr>
+      <w:r>
+        <w:rPr>
+          <w:rStyle w:val="Heading4Char"/>
         </w:rPr>
         <w:t>¿Para qué sirve?</w:t>
       </w:r>
@@ -21402,12 +21338,12 @@
     </w:p>
     <w:p>
       <w:pPr>
-        <w:pStyle w:val="Sinespaciado"/>
-      </w:pPr>
-    </w:p>
-    <w:p>
-      <w:pPr>
-        <w:pStyle w:val="Sinespaciado"/>
+        <w:pStyle w:val="NoSpacing"/>
+      </w:pPr>
+    </w:p>
+    <w:p>
+      <w:pPr>
+        <w:pStyle w:val="NoSpacing"/>
       </w:pPr>
       <w:r>
         <w:t>Ejemplo real:</w:t>
@@ -21419,22 +21355,22 @@
     </w:p>
     <w:p>
       <w:pPr>
-        <w:pStyle w:val="Sinespaciado"/>
-      </w:pPr>
-    </w:p>
-    <w:p>
-      <w:pPr>
-        <w:pStyle w:val="Sinespaciado"/>
-      </w:pPr>
-    </w:p>
-    <w:p>
-      <w:pPr>
-        <w:pStyle w:val="Sinespaciado"/>
-      </w:pPr>
-    </w:p>
-    <w:p>
-      <w:pPr>
-        <w:pStyle w:val="Sinespaciado"/>
+        <w:pStyle w:val="NoSpacing"/>
+      </w:pPr>
+    </w:p>
+    <w:p>
+      <w:pPr>
+        <w:pStyle w:val="NoSpacing"/>
+      </w:pPr>
+    </w:p>
+    <w:p>
+      <w:pPr>
+        <w:pStyle w:val="NoSpacing"/>
+      </w:pPr>
+    </w:p>
+    <w:p>
+      <w:pPr>
+        <w:pStyle w:val="NoSpacing"/>
       </w:pPr>
       <w:r>
         <w:t>Esquema básico:</w:t>
@@ -21454,12 +21390,12 @@
     </w:p>
     <w:p>
       <w:pPr>
-        <w:pStyle w:val="Sinespaciado"/>
-      </w:pPr>
-    </w:p>
-    <w:p>
-      <w:pPr>
-        <w:pStyle w:val="Sinespaciado"/>
+        <w:pStyle w:val="NoSpacing"/>
+      </w:pPr>
+    </w:p>
+    <w:p>
+      <w:pPr>
+        <w:pStyle w:val="NoSpacing"/>
       </w:pPr>
       <w:r>
         <w:t>Tabla de verdad simple (MUX 2:1):</w:t>
@@ -21467,7 +21403,7 @@
     </w:p>
     <w:p>
       <w:pPr>
-        <w:pStyle w:val="Sinespaciado"/>
+        <w:pStyle w:val="NoSpacing"/>
         <w:rPr>
           <w:rFonts w:ascii="Segoe UI Emoji" w:hAnsi="Segoe UI Emoji" w:cs="Segoe UI Emoji"/>
         </w:rPr>
@@ -21475,7 +21411,7 @@
     </w:p>
     <w:tbl>
       <w:tblPr>
-        <w:tblStyle w:val="Tablanormal1"/>
+        <w:tblStyle w:val="PlainTable1"/>
         <w:tblW w:w="0" w:type="auto"/>
         <w:tblLook w:val="0420" w:firstRow="1" w:lastRow="0" w:firstColumn="0" w:lastColumn="0" w:noHBand="0" w:noVBand="1"/>
       </w:tblPr>
@@ -21620,7 +21556,7 @@
     </w:tbl>
     <w:p>
       <w:pPr>
-        <w:pStyle w:val="Sinespaciado"/>
+        <w:pStyle w:val="NoSpacing"/>
         <w:rPr>
           <w:rFonts w:ascii="Segoe UI Emoji" w:hAnsi="Segoe UI Emoji" w:cs="Segoe UI Emoji"/>
         </w:rPr>
@@ -21628,7 +21564,7 @@
     </w:p>
     <w:p>
       <w:pPr>
-        <w:pStyle w:val="Ttulo3"/>
+        <w:pStyle w:val="Heading3"/>
       </w:pPr>
       <w:bookmarkStart w:id="27" w:name="_Toc194008619"/>
       <w:r>
@@ -21642,11 +21578,11 @@
     <w:p/>
     <w:p>
       <w:pPr>
-        <w:pStyle w:val="Sinespaciado"/>
-      </w:pPr>
-      <w:r>
-        <w:rPr>
-          <w:rStyle w:val="Ttulo4Car"/>
+        <w:pStyle w:val="NoSpacing"/>
+      </w:pPr>
+      <w:r>
+        <w:rPr>
+          <w:rStyle w:val="Heading4Char"/>
         </w:rPr>
         <w:t>¿Qué son?</w:t>
       </w:r>
@@ -21657,16 +21593,16 @@
     </w:p>
     <w:p>
       <w:pPr>
-        <w:pStyle w:val="Sinespaciado"/>
-      </w:pPr>
-    </w:p>
-    <w:p>
-      <w:pPr>
-        <w:pStyle w:val="Sinespaciado"/>
-      </w:pPr>
-      <w:r>
-        <w:rPr>
-          <w:rStyle w:val="Ttulo4Car"/>
+        <w:pStyle w:val="NoSpacing"/>
+      </w:pPr>
+    </w:p>
+    <w:p>
+      <w:pPr>
+        <w:pStyle w:val="NoSpacing"/>
+      </w:pPr>
+      <w:r>
+        <w:rPr>
+          <w:rStyle w:val="Heading4Char"/>
         </w:rPr>
         <w:t>¿Para qué sirve?</w:t>
       </w:r>
@@ -21677,12 +21613,12 @@
     </w:p>
     <w:p>
       <w:pPr>
-        <w:pStyle w:val="Sinespaciado"/>
-      </w:pPr>
-    </w:p>
-    <w:p>
-      <w:pPr>
-        <w:pStyle w:val="Sinespaciado"/>
+        <w:pStyle w:val="NoSpacing"/>
+      </w:pPr>
+    </w:p>
+    <w:p>
+      <w:pPr>
+        <w:pStyle w:val="NoSpacing"/>
       </w:pPr>
       <w:r>
         <w:t>Ejemplo real:</w:t>
@@ -21694,12 +21630,12 @@
     </w:p>
     <w:p>
       <w:pPr>
-        <w:pStyle w:val="Sinespaciado"/>
-      </w:pPr>
-    </w:p>
-    <w:p>
-      <w:pPr>
-        <w:pStyle w:val="Ttulo3"/>
+        <w:pStyle w:val="NoSpacing"/>
+      </w:pPr>
+    </w:p>
+    <w:p>
+      <w:pPr>
+        <w:pStyle w:val="Heading3"/>
       </w:pPr>
       <w:bookmarkStart w:id="28" w:name="_Toc194008620"/>
       <w:r>
@@ -21718,11 +21654,11 @@
     <w:p/>
     <w:p>
       <w:pPr>
-        <w:pStyle w:val="Sinespaciado"/>
-      </w:pPr>
-      <w:r>
-        <w:rPr>
-          <w:rStyle w:val="Ttulo4Car"/>
+        <w:pStyle w:val="NoSpacing"/>
+      </w:pPr>
+      <w:r>
+        <w:rPr>
+          <w:rStyle w:val="Heading4Char"/>
         </w:rPr>
         <w:t>¿Qué son?</w:t>
       </w:r>
@@ -21733,12 +21669,12 @@
     </w:p>
     <w:p>
       <w:pPr>
-        <w:pStyle w:val="Sinespaciado"/>
-      </w:pPr>
-    </w:p>
-    <w:p>
-      <w:pPr>
-        <w:pStyle w:val="Sinespaciado"/>
+        <w:pStyle w:val="NoSpacing"/>
+      </w:pPr>
+    </w:p>
+    <w:p>
+      <w:pPr>
+        <w:pStyle w:val="NoSpacing"/>
       </w:pPr>
       <w:r>
         <w:t>Tipos comunes:</w:t>
@@ -21786,16 +21722,16 @@
     </w:p>
     <w:p>
       <w:pPr>
-        <w:pStyle w:val="Sinespaciado"/>
-      </w:pPr>
-    </w:p>
-    <w:p>
-      <w:pPr>
-        <w:pStyle w:val="Sinespaciado"/>
-      </w:pPr>
-      <w:r>
-        <w:rPr>
-          <w:rStyle w:val="Ttulo4Car"/>
+        <w:pStyle w:val="NoSpacing"/>
+      </w:pPr>
+    </w:p>
+    <w:p>
+      <w:pPr>
+        <w:pStyle w:val="NoSpacing"/>
+      </w:pPr>
+      <w:r>
+        <w:rPr>
+          <w:rStyle w:val="Heading4Char"/>
         </w:rPr>
         <w:t>¿Para qué sirve?</w:t>
       </w:r>
@@ -21814,12 +21750,12 @@
     </w:p>
     <w:p>
       <w:pPr>
-        <w:pStyle w:val="Sinespaciado"/>
-      </w:pPr>
-    </w:p>
-    <w:p>
-      <w:pPr>
-        <w:pStyle w:val="Sinespaciado"/>
+        <w:pStyle w:val="NoSpacing"/>
+      </w:pPr>
+    </w:p>
+    <w:p>
+      <w:pPr>
+        <w:pStyle w:val="NoSpacing"/>
       </w:pPr>
       <w:r>
         <w:t>Ejemplo real:</w:t>
@@ -21839,11 +21775,10 @@
     </w:p>
     <w:p>
       <w:pPr>
-        <w:pStyle w:val="Ttulo3"/>
+        <w:pStyle w:val="Heading3"/>
       </w:pPr>
       <w:bookmarkStart w:id="29" w:name="_Toc194008621"/>
       <w:r>
-        <w:lastRenderedPageBreak/>
         <w:t>Memorias</w:t>
       </w:r>
       <w:bookmarkEnd w:id="29"/>
@@ -21851,11 +21786,11 @@
     <w:p/>
     <w:p>
       <w:pPr>
-        <w:pStyle w:val="Sinespaciado"/>
-      </w:pPr>
-      <w:r>
-        <w:rPr>
-          <w:rStyle w:val="Ttulo4Car"/>
+        <w:pStyle w:val="NoSpacing"/>
+      </w:pPr>
+      <w:r>
+        <w:rPr>
+          <w:rStyle w:val="Heading4Char"/>
         </w:rPr>
         <w:t>¿Qué son?</w:t>
       </w:r>
@@ -21874,12 +21809,12 @@
     </w:p>
     <w:p>
       <w:pPr>
-        <w:pStyle w:val="Sinespaciado"/>
-      </w:pPr>
-    </w:p>
-    <w:p>
-      <w:pPr>
-        <w:pStyle w:val="Sinespaciado"/>
+        <w:pStyle w:val="NoSpacing"/>
+      </w:pPr>
+    </w:p>
+    <w:p>
+      <w:pPr>
+        <w:pStyle w:val="NoSpacing"/>
       </w:pPr>
       <w:r>
         <w:t>Tipos básicos:</w:t>
@@ -21895,16 +21830,16 @@
     </w:p>
     <w:p>
       <w:pPr>
-        <w:pStyle w:val="Sinespaciado"/>
-      </w:pPr>
-    </w:p>
-    <w:p>
-      <w:pPr>
-        <w:pStyle w:val="Sinespaciado"/>
-      </w:pPr>
-      <w:r>
-        <w:rPr>
-          <w:rStyle w:val="Ttulo4Car"/>
+        <w:pStyle w:val="NoSpacing"/>
+      </w:pPr>
+    </w:p>
+    <w:p>
+      <w:pPr>
+        <w:pStyle w:val="NoSpacing"/>
+      </w:pPr>
+      <w:r>
+        <w:rPr>
+          <w:rStyle w:val="Heading4Char"/>
         </w:rPr>
         <w:t>¿Dónde se usa?</w:t>
       </w:r>
@@ -21915,7 +21850,7 @@
     </w:p>
     <w:p>
       <w:pPr>
-        <w:pStyle w:val="Sinespaciado"/>
+        <w:pStyle w:val="NoSpacing"/>
         <w:rPr>
           <w:rFonts w:ascii="Segoe UI Emoji" w:hAnsi="Segoe UI Emoji" w:cs="Segoe UI Emoji"/>
         </w:rPr>
@@ -21923,7 +21858,7 @@
     </w:p>
     <w:p>
       <w:pPr>
-        <w:pStyle w:val="Ttulo3"/>
+        <w:pStyle w:val="Heading3"/>
       </w:pPr>
       <w:bookmarkStart w:id="30" w:name="_Toc194008622"/>
       <w:r>
@@ -21934,11 +21869,11 @@
     <w:p/>
     <w:p>
       <w:pPr>
-        <w:pStyle w:val="Sinespaciado"/>
-      </w:pPr>
-      <w:r>
-        <w:rPr>
-          <w:rStyle w:val="Ttulo4Car"/>
+        <w:pStyle w:val="NoSpacing"/>
+      </w:pPr>
+      <w:r>
+        <w:rPr>
+          <w:rStyle w:val="Heading4Char"/>
         </w:rPr>
         <w:t>¿Qué son?</w:t>
       </w:r>
@@ -21949,16 +21884,16 @@
     </w:p>
     <w:p>
       <w:pPr>
-        <w:pStyle w:val="Sinespaciado"/>
-      </w:pPr>
-    </w:p>
-    <w:p>
-      <w:pPr>
-        <w:pStyle w:val="Sinespaciado"/>
-      </w:pPr>
-      <w:r>
-        <w:rPr>
-          <w:rStyle w:val="Ttulo4Car"/>
+        <w:pStyle w:val="NoSpacing"/>
+      </w:pPr>
+    </w:p>
+    <w:p>
+      <w:pPr>
+        <w:pStyle w:val="NoSpacing"/>
+      </w:pPr>
+      <w:r>
+        <w:rPr>
+          <w:rStyle w:val="Heading4Char"/>
         </w:rPr>
         <w:t>¿Para qué sirve?</w:t>
       </w:r>
@@ -21969,12 +21904,12 @@
     </w:p>
     <w:p>
       <w:pPr>
-        <w:pStyle w:val="Sinespaciado"/>
-      </w:pPr>
-    </w:p>
-    <w:p>
-      <w:pPr>
-        <w:pStyle w:val="Sinespaciado"/>
+        <w:pStyle w:val="NoSpacing"/>
+      </w:pPr>
+    </w:p>
+    <w:p>
+      <w:pPr>
+        <w:pStyle w:val="NoSpacing"/>
       </w:pPr>
       <w:r>
         <w:t>Ejemplo real:</w:t>
@@ -21986,12 +21921,12 @@
     </w:p>
     <w:p>
       <w:pPr>
-        <w:pStyle w:val="Sinespaciado"/>
-      </w:pPr>
-    </w:p>
-    <w:p>
-      <w:pPr>
-        <w:pStyle w:val="Sinespaciado"/>
+        <w:pStyle w:val="NoSpacing"/>
+      </w:pPr>
+    </w:p>
+    <w:p>
+      <w:pPr>
+        <w:pStyle w:val="NoSpacing"/>
       </w:pPr>
       <w:r>
         <w:t>¿Por qué es importante este tema para un analista de datos?</w:t>
@@ -21999,7 +21934,7 @@
     </w:p>
     <w:p>
       <w:pPr>
-        <w:pStyle w:val="Sinespaciado"/>
+        <w:pStyle w:val="NoSpacing"/>
       </w:pPr>
       <w:r>
         <w:t>Aunque no armes circuitos, saber cómo fluye y se almacena la información a bajo nivel te da:</w:t>
@@ -22007,7 +21942,7 @@
     </w:p>
     <w:p>
       <w:pPr>
-        <w:pStyle w:val="Sinespaciado"/>
+        <w:pStyle w:val="NoSpacing"/>
       </w:pPr>
       <w:r>
         <w:t>- Mejor comprensión del rendimiento de los sistemas</w:t>
@@ -22023,12 +21958,12 @@
     </w:p>
     <w:p>
       <w:pPr>
-        <w:pStyle w:val="Sinespaciado"/>
-      </w:pPr>
-    </w:p>
-    <w:p>
-      <w:pPr>
-        <w:pStyle w:val="Ttulo2"/>
+        <w:pStyle w:val="NoSpacing"/>
+      </w:pPr>
+    </w:p>
+    <w:p>
+      <w:pPr>
+        <w:pStyle w:val="Heading2"/>
       </w:pPr>
       <w:bookmarkStart w:id="31" w:name="_Toc194008623"/>
       <w:r>
@@ -22039,7 +21974,7 @@
     <w:p/>
     <w:p>
       <w:pPr>
-        <w:pStyle w:val="Sinespaciado"/>
+        <w:pStyle w:val="NoSpacing"/>
         <w:jc w:val="both"/>
       </w:pPr>
       <w:r>
@@ -22048,13 +21983,13 @@
     </w:p>
     <w:p>
       <w:pPr>
-        <w:pStyle w:val="Sinespaciado"/>
-        <w:jc w:val="both"/>
-      </w:pPr>
-    </w:p>
-    <w:p>
-      <w:pPr>
-        <w:pStyle w:val="Sinespaciado"/>
+        <w:pStyle w:val="NoSpacing"/>
+        <w:jc w:val="both"/>
+      </w:pPr>
+    </w:p>
+    <w:p>
+      <w:pPr>
+        <w:pStyle w:val="NoSpacing"/>
         <w:numPr>
           <w:ilvl w:val="0"/>
           <w:numId w:val="19"/>
@@ -22067,7 +22002,7 @@
     </w:p>
     <w:p>
       <w:pPr>
-        <w:pStyle w:val="Sinespaciado"/>
+        <w:pStyle w:val="NoSpacing"/>
         <w:numPr>
           <w:ilvl w:val="0"/>
           <w:numId w:val="19"/>
@@ -22088,7 +22023,7 @@
     </w:p>
     <w:p>
       <w:pPr>
-        <w:pStyle w:val="Sinespaciado"/>
+        <w:pStyle w:val="NoSpacing"/>
         <w:numPr>
           <w:ilvl w:val="0"/>
           <w:numId w:val="19"/>
@@ -22109,7 +22044,7 @@
     </w:p>
     <w:p>
       <w:pPr>
-        <w:pStyle w:val="Sinespaciado"/>
+        <w:pStyle w:val="NoSpacing"/>
         <w:numPr>
           <w:ilvl w:val="0"/>
           <w:numId w:val="19"/>
@@ -22119,7 +22054,7 @@
     </w:p>
     <w:p>
       <w:pPr>
-        <w:pStyle w:val="Sinespaciado"/>
+        <w:pStyle w:val="NoSpacing"/>
         <w:jc w:val="both"/>
       </w:pPr>
       <w:r>
@@ -22136,18 +22071,17 @@
     </w:p>
     <w:p>
       <w:pPr>
-        <w:pStyle w:val="Sinespaciado"/>
-        <w:jc w:val="both"/>
-      </w:pPr>
-      <w:r>
-        <w:lastRenderedPageBreak/>
+        <w:pStyle w:val="NoSpacing"/>
+        <w:jc w:val="both"/>
+      </w:pPr>
+      <w:r>
         <w:t>Relación con la Computación y la Ciencia de Datos</w:t>
       </w:r>
     </w:p>
     <w:p/>
     <w:p>
       <w:pPr>
-        <w:pStyle w:val="Sinespaciado"/>
+        <w:pStyle w:val="NoSpacing"/>
         <w:jc w:val="both"/>
       </w:pPr>
       <w:r>
@@ -22156,13 +22090,13 @@
     </w:p>
     <w:p>
       <w:pPr>
-        <w:pStyle w:val="Sinespaciado"/>
-        <w:jc w:val="both"/>
-      </w:pPr>
-    </w:p>
-    <w:p>
-      <w:pPr>
-        <w:pStyle w:val="Sinespaciado"/>
+        <w:pStyle w:val="NoSpacing"/>
+        <w:jc w:val="both"/>
+      </w:pPr>
+    </w:p>
+    <w:p>
+      <w:pPr>
+        <w:pStyle w:val="NoSpacing"/>
         <w:jc w:val="both"/>
       </w:pPr>
       <w:r>
@@ -22171,7 +22105,7 @@
     </w:p>
     <w:p>
       <w:pPr>
-        <w:pStyle w:val="Sinespaciado"/>
+        <w:pStyle w:val="NoSpacing"/>
         <w:numPr>
           <w:ilvl w:val="0"/>
           <w:numId w:val="19"/>
@@ -22200,7 +22134,7 @@
     </w:p>
     <w:p>
       <w:pPr>
-        <w:pStyle w:val="Sinespaciado"/>
+        <w:pStyle w:val="NoSpacing"/>
         <w:numPr>
           <w:ilvl w:val="0"/>
           <w:numId w:val="19"/>
@@ -22213,13 +22147,13 @@
     </w:p>
     <w:p>
       <w:pPr>
-        <w:pStyle w:val="Sinespaciado"/>
-        <w:jc w:val="both"/>
-      </w:pPr>
-    </w:p>
-    <w:p>
-      <w:pPr>
-        <w:pStyle w:val="Sinespaciado"/>
+        <w:pStyle w:val="NoSpacing"/>
+        <w:jc w:val="both"/>
+      </w:pPr>
+    </w:p>
+    <w:p>
+      <w:pPr>
+        <w:pStyle w:val="NoSpacing"/>
         <w:jc w:val="both"/>
       </w:pPr>
       <w:r>
@@ -22228,21 +22162,21 @@
     </w:p>
     <w:p>
       <w:pPr>
-        <w:pStyle w:val="Sinespaciado"/>
-        <w:jc w:val="both"/>
-      </w:pPr>
-    </w:p>
-    <w:p>
-      <w:pPr>
-        <w:pStyle w:val="Ttulo2"/>
-        <w:rPr>
-          <w:rStyle w:val="Ttulo2Car"/>
+        <w:pStyle w:val="NoSpacing"/>
+        <w:jc w:val="both"/>
+      </w:pPr>
+    </w:p>
+    <w:p>
+      <w:pPr>
+        <w:pStyle w:val="Heading2"/>
+        <w:rPr>
+          <w:rStyle w:val="Heading2Char"/>
         </w:rPr>
       </w:pPr>
       <w:bookmarkStart w:id="32" w:name="_Toc194008624"/>
       <w:r>
         <w:rPr>
-          <w:rStyle w:val="Ttulo2Car"/>
+          <w:rStyle w:val="Heading2Char"/>
         </w:rPr>
         <w:t>Conclusiones</w:t>
       </w:r>
@@ -22251,7 +22185,7 @@
     <w:p/>
     <w:p>
       <w:pPr>
-        <w:pStyle w:val="Sinespaciado"/>
+        <w:pStyle w:val="NoSpacing"/>
         <w:jc w:val="both"/>
       </w:pPr>
       <w:r>
@@ -22268,7 +22202,7 @@
     </w:p>
     <w:p>
       <w:pPr>
-        <w:pStyle w:val="Sinespaciado"/>
+        <w:pStyle w:val="NoSpacing"/>
         <w:jc w:val="both"/>
       </w:pPr>
       <w:r>
@@ -22277,7 +22211,7 @@
     </w:p>
     <w:p>
       <w:pPr>
-        <w:pStyle w:val="Sinespaciado"/>
+        <w:pStyle w:val="NoSpacing"/>
         <w:jc w:val="both"/>
       </w:pPr>
       <w:r>
@@ -22292,7 +22226,7 @@
     </w:p>
     <w:p>
       <w:pPr>
-        <w:pStyle w:val="Sinespaciado"/>
+        <w:pStyle w:val="NoSpacing"/>
         <w:jc w:val="both"/>
       </w:pPr>
     </w:p>
@@ -22356,7 +22290,7 @@
     <w:sdtContent>
       <w:p>
         <w:pPr>
-          <w:pStyle w:val="Piedepgina"/>
+          <w:pStyle w:val="Footer"/>
           <w:jc w:val="right"/>
         </w:pPr>
         <w:r>
@@ -22382,7 +22316,7 @@
   </w:sdt>
   <w:p>
     <w:pPr>
-      <w:pStyle w:val="Piedepgina"/>
+      <w:pStyle w:val="Footer"/>
     </w:pPr>
   </w:p>
 </w:ftr>
@@ -22417,7 +22351,7 @@
 <w:hdr xmlns:wpc="http://schemas.microsoft.com/office/word/2010/wordprocessingCanvas" xmlns:cx="http://schemas.microsoft.com/office/drawing/2014/chartex" xmlns:cx1="http://schemas.microsoft.com/office/drawing/2015/9/8/chartex" xmlns:cx2="http://schemas.microsoft.com/office/drawing/2015/10/21/chartex" xmlns:cx3="http://schemas.microsoft.com/office/drawing/2016/5/9/chartex" xmlns:cx4="http://schemas.microsoft.com/office/drawing/2016/5/10/chartex" xmlns:cx5="http://schemas.microsoft.com/office/drawing/2016/5/11/chartex" xmlns:cx6="http://schemas.microsoft.com/office/drawing/2016/5/12/chartex" xmlns:cx7="http://schemas.microsoft.com/office/drawing/2016/5/13/chartex" xmlns:cx8="http://schemas.microsoft.com/office/drawing/2016/5/14/chartex" xmlns:mc="http://schemas.openxmlformats.org/markup-compatibility/2006" xmlns:aink="http://schemas.microsoft.com/office/drawing/2016/ink" xmlns:am3d="http://schemas.microsoft.com/office/drawing/2017/model3d" xmlns:o="urn:schemas-microsoft-com:office:office" xmlns:oel="http://schemas.microsoft.com/office/2019/extlst" xmlns:r="http://schemas.openxmlformats.org/officeDocument/2006/relationships" xmlns:m="http://schemas.openxmlformats.org/officeDocument/2006/math" xmlns:v="urn:schemas-microsoft-com:vml" xmlns:wp14="http://schemas.microsoft.com/office/word/2010/wordprocessingDrawing" xmlns:wp="http://schemas.openxmlformats.org/drawingml/2006/wordprocessingDrawing" xmlns:w10="urn:schemas-microsoft-com:office:word" xmlns:w="http://schemas.openxmlformats.org/wordprocessingml/2006/main" xmlns:w14="http://schemas.microsoft.com/office/word/2010/wordml" xmlns:w15="http://schemas.microsoft.com/office/word/2012/wordml" xmlns:w16cex="http://schemas.microsoft.com/office/word/2018/wordml/cex" xmlns:w16cid="http://schemas.microsoft.com/office/word/2016/wordml/cid" xmlns:w16="http://schemas.microsoft.com/office/word/2018/wordml" xmlns:w16du="http://schemas.microsoft.com/office/word/2023/wordml/word16du" xmlns:w16sdtdh="http://schemas.microsoft.com/office/word/2020/wordml/sdtdatahash" xmlns:w16sdtfl="http://schemas.microsoft.com/office/word/2024/wordml/sdtformatlock" xmlns:w16se="http://schemas.microsoft.com/office/word/2015/wordml/symex" xmlns:wpg="http://schemas.microsoft.com/office/word/2010/wordprocessingGroup" xmlns:wpi="http://schemas.microsoft.com/office/word/2010/wordprocessingInk" xmlns:wne="http://schemas.microsoft.com/office/word/2006/wordml" xmlns:wps="http://schemas.microsoft.com/office/word/2010/wordprocessingShape" mc:Ignorable="w14 w15 w16se w16cid w16 w16cex w16sdtdh w16sdtfl w16du wp14">
   <w:p>
     <w:pPr>
-      <w:pStyle w:val="Sinespaciado"/>
+      <w:pStyle w:val="NoSpacing"/>
       <w:jc w:val="right"/>
       <w:rPr>
         <w:sz w:val="18"/>
@@ -22431,21 +22365,12 @@
       </w:rPr>
       <w:t xml:space="preserve">INSTITUTO SUPERIOR DE FORMACIÓN DOCENTE Y TÉCNICA </w:t>
     </w:r>
-    <w:proofErr w:type="spellStart"/>
     <w:r>
       <w:rPr>
         <w:sz w:val="18"/>
         <w:szCs w:val="18"/>
       </w:rPr>
-      <w:t>N°</w:t>
-    </w:r>
-    <w:proofErr w:type="spellEnd"/>
-    <w:r>
-      <w:rPr>
-        <w:sz w:val="18"/>
-        <w:szCs w:val="18"/>
-      </w:rPr>
-      <w:t xml:space="preserve"> 57 – CICLO LECTIVO: 2025</w:t>
+      <w:t>N° 57 – CICLO LECTIVO: 2025</w:t>
     </w:r>
     <w:r>
       <w:rPr>
@@ -22457,7 +22382,7 @@
   </w:p>
   <w:p>
     <w:pPr>
-      <w:pStyle w:val="Encabezado"/>
+      <w:pStyle w:val="Header"/>
       <w:jc w:val="right"/>
       <w:rPr>
         <w:sz w:val="18"/>
@@ -22481,7 +22406,7 @@
   </w:p>
   <w:p>
     <w:pPr>
-      <w:pStyle w:val="Encabezado"/>
+      <w:pStyle w:val="Header"/>
       <w:rPr>
         <w:lang w:val="es-ES"/>
       </w:rPr>
@@ -29776,11 +29701,11 @@
     <w:qFormat/>
     <w:rsid w:val="00613291"/>
   </w:style>
-  <w:style w:type="paragraph" w:styleId="Ttulo1">
+  <w:style w:type="paragraph" w:styleId="Heading1">
     <w:name w:val="heading 1"/>
     <w:basedOn w:val="Normal"/>
     <w:next w:val="Normal"/>
-    <w:link w:val="Ttulo1Car"/>
+    <w:link w:val="Heading1Char"/>
     <w:uiPriority w:val="9"/>
     <w:qFormat/>
     <w:rsid w:val="00613291"/>
@@ -29797,11 +29722,11 @@
       <w:szCs w:val="30"/>
     </w:rPr>
   </w:style>
-  <w:style w:type="paragraph" w:styleId="Ttulo2">
+  <w:style w:type="paragraph" w:styleId="Heading2">
     <w:name w:val="heading 2"/>
     <w:basedOn w:val="Normal"/>
     <w:next w:val="Normal"/>
-    <w:link w:val="Ttulo2Car"/>
+    <w:link w:val="Heading2Char"/>
     <w:uiPriority w:val="9"/>
     <w:unhideWhenUsed/>
     <w:qFormat/>
@@ -29819,11 +29744,11 @@
       <w:szCs w:val="28"/>
     </w:rPr>
   </w:style>
-  <w:style w:type="paragraph" w:styleId="Ttulo3">
+  <w:style w:type="paragraph" w:styleId="Heading3">
     <w:name w:val="heading 3"/>
     <w:basedOn w:val="Normal"/>
     <w:next w:val="Normal"/>
-    <w:link w:val="Ttulo3Car"/>
+    <w:link w:val="Heading3Char"/>
     <w:uiPriority w:val="9"/>
     <w:unhideWhenUsed/>
     <w:qFormat/>
@@ -29841,11 +29766,11 @@
       <w:szCs w:val="26"/>
     </w:rPr>
   </w:style>
-  <w:style w:type="paragraph" w:styleId="Ttulo4">
+  <w:style w:type="paragraph" w:styleId="Heading4">
     <w:name w:val="heading 4"/>
     <w:basedOn w:val="Normal"/>
     <w:next w:val="Normal"/>
-    <w:link w:val="Ttulo4Car"/>
+    <w:link w:val="Heading4Char"/>
     <w:uiPriority w:val="9"/>
     <w:unhideWhenUsed/>
     <w:qFormat/>
@@ -29865,11 +29790,11 @@
       <w:szCs w:val="25"/>
     </w:rPr>
   </w:style>
-  <w:style w:type="paragraph" w:styleId="Ttulo5">
+  <w:style w:type="paragraph" w:styleId="Heading5">
     <w:name w:val="heading 5"/>
     <w:basedOn w:val="Normal"/>
     <w:next w:val="Normal"/>
-    <w:link w:val="Ttulo5Car"/>
+    <w:link w:val="Heading5Char"/>
     <w:uiPriority w:val="9"/>
     <w:unhideWhenUsed/>
     <w:qFormat/>
@@ -29889,11 +29814,11 @@
       <w:szCs w:val="24"/>
     </w:rPr>
   </w:style>
-  <w:style w:type="paragraph" w:styleId="Ttulo6">
+  <w:style w:type="paragraph" w:styleId="Heading6">
     <w:name w:val="heading 6"/>
     <w:basedOn w:val="Normal"/>
     <w:next w:val="Normal"/>
-    <w:link w:val="Ttulo6Car"/>
+    <w:link w:val="Heading6Char"/>
     <w:uiPriority w:val="9"/>
     <w:unhideWhenUsed/>
     <w:qFormat/>
@@ -29913,11 +29838,11 @@
       <w:szCs w:val="23"/>
     </w:rPr>
   </w:style>
-  <w:style w:type="paragraph" w:styleId="Ttulo7">
+  <w:style w:type="paragraph" w:styleId="Heading7">
     <w:name w:val="heading 7"/>
     <w:basedOn w:val="Normal"/>
     <w:next w:val="Normal"/>
-    <w:link w:val="Ttulo7Car"/>
+    <w:link w:val="Heading7Char"/>
     <w:uiPriority w:val="9"/>
     <w:semiHidden/>
     <w:unhideWhenUsed/>
@@ -29934,11 +29859,11 @@
       <w:color w:val="0A2F41" w:themeColor="accent1" w:themeShade="80"/>
     </w:rPr>
   </w:style>
-  <w:style w:type="paragraph" w:styleId="Ttulo8">
+  <w:style w:type="paragraph" w:styleId="Heading8">
     <w:name w:val="heading 8"/>
     <w:basedOn w:val="Normal"/>
     <w:next w:val="Normal"/>
-    <w:link w:val="Ttulo8Car"/>
+    <w:link w:val="Heading8Char"/>
     <w:uiPriority w:val="9"/>
     <w:semiHidden/>
     <w:unhideWhenUsed/>
@@ -29957,11 +29882,11 @@
       <w:szCs w:val="21"/>
     </w:rPr>
   </w:style>
-  <w:style w:type="paragraph" w:styleId="Ttulo9">
+  <w:style w:type="paragraph" w:styleId="Heading9">
     <w:name w:val="heading 9"/>
     <w:basedOn w:val="Normal"/>
     <w:next w:val="Normal"/>
-    <w:link w:val="Ttulo9Car"/>
+    <w:link w:val="Heading9Char"/>
     <w:uiPriority w:val="9"/>
     <w:semiHidden/>
     <w:unhideWhenUsed/>
@@ -29978,12 +29903,13 @@
       <w:color w:val="275317" w:themeColor="accent6" w:themeShade="80"/>
     </w:rPr>
   </w:style>
-  <w:style w:type="character" w:default="1" w:styleId="Fuentedeprrafopredeter">
+  <w:style w:type="character" w:default="1" w:styleId="DefaultParagraphFont">
     <w:name w:val="Default Paragraph Font"/>
     <w:uiPriority w:val="1"/>
+    <w:semiHidden/>
     <w:unhideWhenUsed/>
   </w:style>
-  <w:style w:type="table" w:default="1" w:styleId="Tablanormal">
+  <w:style w:type="table" w:default="1" w:styleId="TableNormal">
     <w:name w:val="Normal Table"/>
     <w:uiPriority w:val="99"/>
     <w:semiHidden/>
@@ -29998,16 +29924,16 @@
       </w:tblCellMar>
     </w:tblPr>
   </w:style>
-  <w:style w:type="numbering" w:default="1" w:styleId="Sinlista">
+  <w:style w:type="numbering" w:default="1" w:styleId="NoList">
     <w:name w:val="No List"/>
     <w:uiPriority w:val="99"/>
     <w:semiHidden/>
     <w:unhideWhenUsed/>
   </w:style>
-  <w:style w:type="character" w:customStyle="1" w:styleId="Ttulo1Car">
-    <w:name w:val="Título 1 Car"/>
-    <w:basedOn w:val="Fuentedeprrafopredeter"/>
-    <w:link w:val="Ttulo1"/>
+  <w:style w:type="character" w:customStyle="1" w:styleId="Heading1Char">
+    <w:name w:val="Heading 1 Char"/>
+    <w:basedOn w:val="DefaultParagraphFont"/>
+    <w:link w:val="Heading1"/>
     <w:uiPriority w:val="9"/>
     <w:rsid w:val="00613291"/>
     <w:rPr>
@@ -30017,10 +29943,10 @@
       <w:szCs w:val="30"/>
     </w:rPr>
   </w:style>
-  <w:style w:type="character" w:customStyle="1" w:styleId="Ttulo2Car">
-    <w:name w:val="Título 2 Car"/>
-    <w:basedOn w:val="Fuentedeprrafopredeter"/>
-    <w:link w:val="Ttulo2"/>
+  <w:style w:type="character" w:customStyle="1" w:styleId="Heading2Char">
+    <w:name w:val="Heading 2 Char"/>
+    <w:basedOn w:val="DefaultParagraphFont"/>
+    <w:link w:val="Heading2"/>
     <w:uiPriority w:val="9"/>
     <w:rsid w:val="00613291"/>
     <w:rPr>
@@ -30030,10 +29956,10 @@
       <w:szCs w:val="28"/>
     </w:rPr>
   </w:style>
-  <w:style w:type="character" w:customStyle="1" w:styleId="Ttulo3Car">
-    <w:name w:val="Título 3 Car"/>
-    <w:basedOn w:val="Fuentedeprrafopredeter"/>
-    <w:link w:val="Ttulo3"/>
+  <w:style w:type="character" w:customStyle="1" w:styleId="Heading3Char">
+    <w:name w:val="Heading 3 Char"/>
+    <w:basedOn w:val="DefaultParagraphFont"/>
+    <w:link w:val="Heading3"/>
     <w:uiPriority w:val="9"/>
     <w:rsid w:val="00613291"/>
     <w:rPr>
@@ -30043,10 +29969,10 @@
       <w:szCs w:val="26"/>
     </w:rPr>
   </w:style>
-  <w:style w:type="character" w:customStyle="1" w:styleId="Ttulo4Car">
-    <w:name w:val="Título 4 Car"/>
-    <w:basedOn w:val="Fuentedeprrafopredeter"/>
-    <w:link w:val="Ttulo4"/>
+  <w:style w:type="character" w:customStyle="1" w:styleId="Heading4Char">
+    <w:name w:val="Heading 4 Char"/>
+    <w:basedOn w:val="DefaultParagraphFont"/>
+    <w:link w:val="Heading4"/>
     <w:uiPriority w:val="9"/>
     <w:rsid w:val="00613291"/>
     <w:rPr>
@@ -30058,10 +29984,10 @@
       <w:szCs w:val="25"/>
     </w:rPr>
   </w:style>
-  <w:style w:type="character" w:customStyle="1" w:styleId="Ttulo5Car">
-    <w:name w:val="Título 5 Car"/>
-    <w:basedOn w:val="Fuentedeprrafopredeter"/>
-    <w:link w:val="Ttulo5"/>
+  <w:style w:type="character" w:customStyle="1" w:styleId="Heading5Char">
+    <w:name w:val="Heading 5 Char"/>
+    <w:basedOn w:val="DefaultParagraphFont"/>
+    <w:link w:val="Heading5"/>
     <w:uiPriority w:val="9"/>
     <w:rsid w:val="00613291"/>
     <w:rPr>
@@ -30073,10 +29999,10 @@
       <w:szCs w:val="24"/>
     </w:rPr>
   </w:style>
-  <w:style w:type="character" w:customStyle="1" w:styleId="Ttulo6Car">
-    <w:name w:val="Título 6 Car"/>
-    <w:basedOn w:val="Fuentedeprrafopredeter"/>
-    <w:link w:val="Ttulo6"/>
+  <w:style w:type="character" w:customStyle="1" w:styleId="Heading6Char">
+    <w:name w:val="Heading 6 Char"/>
+    <w:basedOn w:val="DefaultParagraphFont"/>
+    <w:link w:val="Heading6"/>
     <w:uiPriority w:val="9"/>
     <w:rsid w:val="00613291"/>
     <w:rPr>
@@ -30088,10 +30014,10 @@
       <w:szCs w:val="23"/>
     </w:rPr>
   </w:style>
-  <w:style w:type="character" w:customStyle="1" w:styleId="Ttulo7Car">
-    <w:name w:val="Título 7 Car"/>
-    <w:basedOn w:val="Fuentedeprrafopredeter"/>
-    <w:link w:val="Ttulo7"/>
+  <w:style w:type="character" w:customStyle="1" w:styleId="Heading7Char">
+    <w:name w:val="Heading 7 Char"/>
+    <w:basedOn w:val="DefaultParagraphFont"/>
+    <w:link w:val="Heading7"/>
     <w:uiPriority w:val="9"/>
     <w:semiHidden/>
     <w:rsid w:val="00613291"/>
@@ -30100,10 +30026,10 @@
       <w:color w:val="0A2F41" w:themeColor="accent1" w:themeShade="80"/>
     </w:rPr>
   </w:style>
-  <w:style w:type="character" w:customStyle="1" w:styleId="Ttulo8Car">
-    <w:name w:val="Título 8 Car"/>
-    <w:basedOn w:val="Fuentedeprrafopredeter"/>
-    <w:link w:val="Ttulo8"/>
+  <w:style w:type="character" w:customStyle="1" w:styleId="Heading8Char">
+    <w:name w:val="Heading 8 Char"/>
+    <w:basedOn w:val="DefaultParagraphFont"/>
+    <w:link w:val="Heading8"/>
     <w:uiPriority w:val="9"/>
     <w:semiHidden/>
     <w:rsid w:val="00613291"/>
@@ -30114,10 +30040,10 @@
       <w:szCs w:val="21"/>
     </w:rPr>
   </w:style>
-  <w:style w:type="character" w:customStyle="1" w:styleId="Ttulo9Car">
-    <w:name w:val="Título 9 Car"/>
-    <w:basedOn w:val="Fuentedeprrafopredeter"/>
-    <w:link w:val="Ttulo9"/>
+  <w:style w:type="character" w:customStyle="1" w:styleId="Heading9Char">
+    <w:name w:val="Heading 9 Char"/>
+    <w:basedOn w:val="DefaultParagraphFont"/>
+    <w:link w:val="Heading9"/>
     <w:uiPriority w:val="9"/>
     <w:semiHidden/>
     <w:rsid w:val="00613291"/>
@@ -30126,11 +30052,11 @@
       <w:color w:val="275317" w:themeColor="accent6" w:themeShade="80"/>
     </w:rPr>
   </w:style>
-  <w:style w:type="paragraph" w:styleId="Ttulo">
+  <w:style w:type="paragraph" w:styleId="Title">
     <w:name w:val="Title"/>
     <w:basedOn w:val="Normal"/>
     <w:next w:val="Normal"/>
-    <w:link w:val="TtuloCar"/>
+    <w:link w:val="TitleChar"/>
     <w:uiPriority w:val="10"/>
     <w:qFormat/>
     <w:rsid w:val="00613291"/>
@@ -30146,10 +30072,10 @@
       <w:szCs w:val="52"/>
     </w:rPr>
   </w:style>
-  <w:style w:type="character" w:customStyle="1" w:styleId="TtuloCar">
-    <w:name w:val="Título Car"/>
-    <w:basedOn w:val="Fuentedeprrafopredeter"/>
-    <w:link w:val="Ttulo"/>
+  <w:style w:type="character" w:customStyle="1" w:styleId="TitleChar">
+    <w:name w:val="Title Char"/>
+    <w:basedOn w:val="DefaultParagraphFont"/>
+    <w:link w:val="Title"/>
     <w:uiPriority w:val="10"/>
     <w:rsid w:val="00613291"/>
     <w:rPr>
@@ -30160,11 +30086,11 @@
       <w:szCs w:val="52"/>
     </w:rPr>
   </w:style>
-  <w:style w:type="paragraph" w:styleId="Subttulo">
+  <w:style w:type="paragraph" w:styleId="Subtitle">
     <w:name w:val="Subtitle"/>
     <w:basedOn w:val="Normal"/>
     <w:next w:val="Normal"/>
-    <w:link w:val="SubttuloCar"/>
+    <w:link w:val="SubtitleChar"/>
     <w:uiPriority w:val="11"/>
     <w:qFormat/>
     <w:rsid w:val="00613291"/>
@@ -30178,21 +30104,21 @@
       <w:rFonts w:asciiTheme="majorHAnsi" w:eastAsiaTheme="majorEastAsia" w:hAnsiTheme="majorHAnsi" w:cstheme="majorBidi"/>
     </w:rPr>
   </w:style>
-  <w:style w:type="character" w:customStyle="1" w:styleId="SubttuloCar">
-    <w:name w:val="Subtítulo Car"/>
-    <w:basedOn w:val="Fuentedeprrafopredeter"/>
-    <w:link w:val="Subttulo"/>
+  <w:style w:type="character" w:customStyle="1" w:styleId="SubtitleChar">
+    <w:name w:val="Subtitle Char"/>
+    <w:basedOn w:val="DefaultParagraphFont"/>
+    <w:link w:val="Subtitle"/>
     <w:uiPriority w:val="11"/>
     <w:rsid w:val="00613291"/>
     <w:rPr>
       <w:rFonts w:asciiTheme="majorHAnsi" w:eastAsiaTheme="majorEastAsia" w:hAnsiTheme="majorHAnsi" w:cstheme="majorBidi"/>
     </w:rPr>
   </w:style>
-  <w:style w:type="paragraph" w:styleId="Cita">
+  <w:style w:type="paragraph" w:styleId="Quote">
     <w:name w:val="Quote"/>
     <w:basedOn w:val="Normal"/>
     <w:next w:val="Normal"/>
-    <w:link w:val="CitaCar"/>
+    <w:link w:val="QuoteChar"/>
     <w:uiPriority w:val="29"/>
     <w:qFormat/>
     <w:rsid w:val="00613291"/>
@@ -30206,10 +30132,10 @@
       <w:iCs/>
     </w:rPr>
   </w:style>
-  <w:style w:type="character" w:customStyle="1" w:styleId="CitaCar">
-    <w:name w:val="Cita Car"/>
-    <w:basedOn w:val="Fuentedeprrafopredeter"/>
-    <w:link w:val="Cita"/>
+  <w:style w:type="character" w:customStyle="1" w:styleId="QuoteChar">
+    <w:name w:val="Quote Char"/>
+    <w:basedOn w:val="DefaultParagraphFont"/>
+    <w:link w:val="Quote"/>
     <w:uiPriority w:val="29"/>
     <w:rsid w:val="00613291"/>
     <w:rPr>
@@ -30217,7 +30143,7 @@
       <w:iCs/>
     </w:rPr>
   </w:style>
-  <w:style w:type="paragraph" w:styleId="Prrafodelista">
+  <w:style w:type="paragraph" w:styleId="ListParagraph">
     <w:name w:val="List Paragraph"/>
     <w:basedOn w:val="Normal"/>
     <w:uiPriority w:val="34"/>
@@ -30228,9 +30154,9 @@
       <w:contextualSpacing/>
     </w:pPr>
   </w:style>
-  <w:style w:type="character" w:styleId="nfasisintenso">
+  <w:style w:type="character" w:styleId="IntenseEmphasis">
     <w:name w:val="Intense Emphasis"/>
-    <w:basedOn w:val="Fuentedeprrafopredeter"/>
+    <w:basedOn w:val="DefaultParagraphFont"/>
     <w:uiPriority w:val="21"/>
     <w:qFormat/>
     <w:rsid w:val="00613291"/>
@@ -30242,11 +30168,11 @@
       <w:color w:val="156082" w:themeColor="accent1"/>
     </w:rPr>
   </w:style>
-  <w:style w:type="paragraph" w:styleId="Citadestacada">
+  <w:style w:type="paragraph" w:styleId="IntenseQuote">
     <w:name w:val="Intense Quote"/>
     <w:basedOn w:val="Normal"/>
     <w:next w:val="Normal"/>
-    <w:link w:val="CitadestacadaCar"/>
+    <w:link w:val="IntenseQuoteChar"/>
     <w:uiPriority w:val="30"/>
     <w:qFormat/>
     <w:rsid w:val="00613291"/>
@@ -30262,10 +30188,10 @@
       <w:szCs w:val="24"/>
     </w:rPr>
   </w:style>
-  <w:style w:type="character" w:customStyle="1" w:styleId="CitadestacadaCar">
-    <w:name w:val="Cita destacada Car"/>
-    <w:basedOn w:val="Fuentedeprrafopredeter"/>
-    <w:link w:val="Citadestacada"/>
+  <w:style w:type="character" w:customStyle="1" w:styleId="IntenseQuoteChar">
+    <w:name w:val="Intense Quote Char"/>
+    <w:basedOn w:val="DefaultParagraphFont"/>
+    <w:link w:val="IntenseQuote"/>
     <w:uiPriority w:val="30"/>
     <w:rsid w:val="00613291"/>
     <w:rPr>
@@ -30275,9 +30201,9 @@
       <w:szCs w:val="24"/>
     </w:rPr>
   </w:style>
-  <w:style w:type="character" w:styleId="Referenciaintensa">
+  <w:style w:type="character" w:styleId="IntenseReference">
     <w:name w:val="Intense Reference"/>
-    <w:basedOn w:val="Fuentedeprrafopredeter"/>
+    <w:basedOn w:val="DefaultParagraphFont"/>
     <w:uiPriority w:val="32"/>
     <w:qFormat/>
     <w:rsid w:val="00613291"/>
@@ -30290,9 +30216,9 @@
       <w:u w:val="single"/>
     </w:rPr>
   </w:style>
-  <w:style w:type="character" w:styleId="Hipervnculo">
+  <w:style w:type="character" w:styleId="Hyperlink">
     <w:name w:val="Hyperlink"/>
-    <w:basedOn w:val="Fuentedeprrafopredeter"/>
+    <w:basedOn w:val="DefaultParagraphFont"/>
     <w:uiPriority w:val="99"/>
     <w:unhideWhenUsed/>
     <w:rsid w:val="006D16B3"/>
@@ -30301,9 +30227,9 @@
       <w:u w:val="single"/>
     </w:rPr>
   </w:style>
-  <w:style w:type="character" w:styleId="Mencinsinresolver">
+  <w:style w:type="character" w:styleId="UnresolvedMention">
     <w:name w:val="Unresolved Mention"/>
-    <w:basedOn w:val="Fuentedeprrafopredeter"/>
+    <w:basedOn w:val="DefaultParagraphFont"/>
     <w:uiPriority w:val="99"/>
     <w:semiHidden/>
     <w:unhideWhenUsed/>
@@ -30313,10 +30239,10 @@
       <w:shd w:val="clear" w:color="auto" w:fill="E1DFDD"/>
     </w:rPr>
   </w:style>
-  <w:style w:type="paragraph" w:styleId="Encabezado">
+  <w:style w:type="paragraph" w:styleId="Header">
     <w:name w:val="header"/>
     <w:basedOn w:val="Normal"/>
-    <w:link w:val="EncabezadoCar"/>
+    <w:link w:val="HeaderChar"/>
     <w:uiPriority w:val="99"/>
     <w:unhideWhenUsed/>
     <w:rsid w:val="00881B89"/>
@@ -30328,17 +30254,17 @@
       <w:spacing w:after="0" w:line="240" w:lineRule="auto"/>
     </w:pPr>
   </w:style>
-  <w:style w:type="character" w:customStyle="1" w:styleId="EncabezadoCar">
-    <w:name w:val="Encabezado Car"/>
-    <w:basedOn w:val="Fuentedeprrafopredeter"/>
-    <w:link w:val="Encabezado"/>
+  <w:style w:type="character" w:customStyle="1" w:styleId="HeaderChar">
+    <w:name w:val="Header Char"/>
+    <w:basedOn w:val="DefaultParagraphFont"/>
+    <w:link w:val="Header"/>
     <w:uiPriority w:val="99"/>
     <w:rsid w:val="00881B89"/>
   </w:style>
-  <w:style w:type="paragraph" w:styleId="Piedepgina">
+  <w:style w:type="paragraph" w:styleId="Footer">
     <w:name w:val="footer"/>
     <w:basedOn w:val="Normal"/>
-    <w:link w:val="PiedepginaCar"/>
+    <w:link w:val="FooterChar"/>
     <w:uiPriority w:val="99"/>
     <w:unhideWhenUsed/>
     <w:rsid w:val="00881B89"/>
@@ -30350,14 +30276,14 @@
       <w:spacing w:after="0" w:line="240" w:lineRule="auto"/>
     </w:pPr>
   </w:style>
-  <w:style w:type="character" w:customStyle="1" w:styleId="PiedepginaCar">
-    <w:name w:val="Pie de página Car"/>
-    <w:basedOn w:val="Fuentedeprrafopredeter"/>
-    <w:link w:val="Piedepgina"/>
+  <w:style w:type="character" w:customStyle="1" w:styleId="FooterChar">
+    <w:name w:val="Footer Char"/>
+    <w:basedOn w:val="DefaultParagraphFont"/>
+    <w:link w:val="Footer"/>
     <w:uiPriority w:val="99"/>
     <w:rsid w:val="00881B89"/>
   </w:style>
-  <w:style w:type="paragraph" w:styleId="Descripcin">
+  <w:style w:type="paragraph" w:styleId="Caption">
     <w:name w:val="caption"/>
     <w:basedOn w:val="Normal"/>
     <w:next w:val="Normal"/>
@@ -30377,9 +30303,9 @@
       <w:spacing w:val="6"/>
     </w:rPr>
   </w:style>
-  <w:style w:type="character" w:styleId="Textoennegrita">
+  <w:style w:type="character" w:styleId="Strong">
     <w:name w:val="Strong"/>
-    <w:basedOn w:val="Fuentedeprrafopredeter"/>
+    <w:basedOn w:val="DefaultParagraphFont"/>
     <w:uiPriority w:val="22"/>
     <w:qFormat/>
     <w:rsid w:val="00613291"/>
@@ -30388,9 +30314,9 @@
       <w:bCs/>
     </w:rPr>
   </w:style>
-  <w:style w:type="character" w:styleId="nfasis">
+  <w:style w:type="character" w:styleId="Emphasis">
     <w:name w:val="Emphasis"/>
-    <w:basedOn w:val="Fuentedeprrafopredeter"/>
+    <w:basedOn w:val="DefaultParagraphFont"/>
     <w:uiPriority w:val="20"/>
     <w:qFormat/>
     <w:rsid w:val="00613291"/>
@@ -30399,9 +30325,9 @@
       <w:iCs/>
     </w:rPr>
   </w:style>
-  <w:style w:type="paragraph" w:styleId="Sinespaciado">
+  <w:style w:type="paragraph" w:styleId="NoSpacing">
     <w:name w:val="No Spacing"/>
-    <w:link w:val="SinespaciadoCar"/>
+    <w:link w:val="NoSpacingChar"/>
     <w:uiPriority w:val="1"/>
     <w:qFormat/>
     <w:rsid w:val="00613291"/>
@@ -30409,9 +30335,9 @@
       <w:spacing w:after="0" w:line="240" w:lineRule="auto"/>
     </w:pPr>
   </w:style>
-  <w:style w:type="character" w:styleId="nfasissutil">
+  <w:style w:type="character" w:styleId="SubtleEmphasis">
     <w:name w:val="Subtle Emphasis"/>
-    <w:basedOn w:val="Fuentedeprrafopredeter"/>
+    <w:basedOn w:val="DefaultParagraphFont"/>
     <w:uiPriority w:val="19"/>
     <w:qFormat/>
     <w:rsid w:val="00613291"/>
@@ -30421,9 +30347,9 @@
       <w:color w:val="404040" w:themeColor="text1" w:themeTint="BF"/>
     </w:rPr>
   </w:style>
-  <w:style w:type="character" w:styleId="Referenciasutil">
+  <w:style w:type="character" w:styleId="SubtleReference">
     <w:name w:val="Subtle Reference"/>
-    <w:basedOn w:val="Fuentedeprrafopredeter"/>
+    <w:basedOn w:val="DefaultParagraphFont"/>
     <w:uiPriority w:val="31"/>
     <w:qFormat/>
     <w:rsid w:val="00613291"/>
@@ -30433,9 +30359,9 @@
       <w:u w:val="single" w:color="7F7F7F" w:themeColor="text1" w:themeTint="80"/>
     </w:rPr>
   </w:style>
-  <w:style w:type="character" w:styleId="Ttulodellibro">
+  <w:style w:type="character" w:styleId="BookTitle">
     <w:name w:val="Book Title"/>
-    <w:basedOn w:val="Fuentedeprrafopredeter"/>
+    <w:basedOn w:val="DefaultParagraphFont"/>
     <w:uiPriority w:val="33"/>
     <w:qFormat/>
     <w:rsid w:val="00613291"/>
@@ -30445,9 +30371,9 @@
       <w:smallCaps/>
     </w:rPr>
   </w:style>
-  <w:style w:type="paragraph" w:styleId="TtuloTDC">
+  <w:style w:type="paragraph" w:styleId="TOCHeading">
     <w:name w:val="TOC Heading"/>
-    <w:basedOn w:val="Ttulo1"/>
+    <w:basedOn w:val="Heading1"/>
     <w:next w:val="Normal"/>
     <w:uiPriority w:val="39"/>
     <w:unhideWhenUsed/>
@@ -30457,9 +30383,9 @@
       <w:outlineLvl w:val="9"/>
     </w:pPr>
   </w:style>
-  <w:style w:type="table" w:styleId="Tablaconcuadrcula">
+  <w:style w:type="table" w:styleId="TableGrid">
     <w:name w:val="Table Grid"/>
-    <w:basedOn w:val="Tablanormal"/>
+    <w:basedOn w:val="TableNormal"/>
     <w:uiPriority w:val="39"/>
     <w:rsid w:val="00957AB2"/>
     <w:pPr>
@@ -30476,9 +30402,9 @@
       </w:tblBorders>
     </w:tblPr>
   </w:style>
-  <w:style w:type="table" w:styleId="Tablanormal1">
+  <w:style w:type="table" w:styleId="PlainTable1">
     <w:name w:val="Plain Table 1"/>
-    <w:basedOn w:val="Tablanormal"/>
+    <w:basedOn w:val="TableNormal"/>
     <w:uiPriority w:val="41"/>
     <w:rsid w:val="00957AB2"/>
     <w:pPr>
@@ -30539,14 +30465,14 @@
       </w:tcPr>
     </w:tblStylePr>
   </w:style>
-  <w:style w:type="character" w:customStyle="1" w:styleId="SinespaciadoCar">
-    <w:name w:val="Sin espaciado Car"/>
-    <w:basedOn w:val="Fuentedeprrafopredeter"/>
-    <w:link w:val="Sinespaciado"/>
+  <w:style w:type="character" w:customStyle="1" w:styleId="NoSpacingChar">
+    <w:name w:val="No Spacing Char"/>
+    <w:basedOn w:val="DefaultParagraphFont"/>
+    <w:link w:val="NoSpacing"/>
     <w:uiPriority w:val="1"/>
     <w:rsid w:val="005E73A5"/>
   </w:style>
-  <w:style w:type="paragraph" w:styleId="ndice1">
+  <w:style w:type="paragraph" w:styleId="Index1">
     <w:name w:val="index 1"/>
     <w:basedOn w:val="Normal"/>
     <w:next w:val="Normal"/>
@@ -30563,7 +30489,7 @@
       <w:szCs w:val="18"/>
     </w:rPr>
   </w:style>
-  <w:style w:type="paragraph" w:styleId="ndice2">
+  <w:style w:type="paragraph" w:styleId="Index2">
     <w:name w:val="index 2"/>
     <w:basedOn w:val="Normal"/>
     <w:next w:val="Normal"/>
@@ -30580,7 +30506,7 @@
       <w:szCs w:val="18"/>
     </w:rPr>
   </w:style>
-  <w:style w:type="paragraph" w:styleId="ndice3">
+  <w:style w:type="paragraph" w:styleId="Index3">
     <w:name w:val="index 3"/>
     <w:basedOn w:val="Normal"/>
     <w:next w:val="Normal"/>
@@ -30597,7 +30523,7 @@
       <w:szCs w:val="18"/>
     </w:rPr>
   </w:style>
-  <w:style w:type="paragraph" w:styleId="ndice4">
+  <w:style w:type="paragraph" w:styleId="Index4">
     <w:name w:val="index 4"/>
     <w:basedOn w:val="Normal"/>
     <w:next w:val="Normal"/>
@@ -30614,7 +30540,7 @@
       <w:szCs w:val="18"/>
     </w:rPr>
   </w:style>
-  <w:style w:type="paragraph" w:styleId="ndice5">
+  <w:style w:type="paragraph" w:styleId="Index5">
     <w:name w:val="index 5"/>
     <w:basedOn w:val="Normal"/>
     <w:next w:val="Normal"/>
@@ -30631,7 +30557,7 @@
       <w:szCs w:val="18"/>
     </w:rPr>
   </w:style>
-  <w:style w:type="paragraph" w:styleId="ndice6">
+  <w:style w:type="paragraph" w:styleId="Index6">
     <w:name w:val="index 6"/>
     <w:basedOn w:val="Normal"/>
     <w:next w:val="Normal"/>
@@ -30648,7 +30574,7 @@
       <w:szCs w:val="18"/>
     </w:rPr>
   </w:style>
-  <w:style w:type="paragraph" w:styleId="ndice7">
+  <w:style w:type="paragraph" w:styleId="Index7">
     <w:name w:val="index 7"/>
     <w:basedOn w:val="Normal"/>
     <w:next w:val="Normal"/>
@@ -30665,7 +30591,7 @@
       <w:szCs w:val="18"/>
     </w:rPr>
   </w:style>
-  <w:style w:type="paragraph" w:styleId="ndice8">
+  <w:style w:type="paragraph" w:styleId="Index8">
     <w:name w:val="index 8"/>
     <w:basedOn w:val="Normal"/>
     <w:next w:val="Normal"/>
@@ -30682,7 +30608,7 @@
       <w:szCs w:val="18"/>
     </w:rPr>
   </w:style>
-  <w:style w:type="paragraph" w:styleId="ndice9">
+  <w:style w:type="paragraph" w:styleId="Index9">
     <w:name w:val="index 9"/>
     <w:basedOn w:val="Normal"/>
     <w:next w:val="Normal"/>
@@ -30699,10 +30625,10 @@
       <w:szCs w:val="18"/>
     </w:rPr>
   </w:style>
-  <w:style w:type="paragraph" w:styleId="Ttulodendice">
+  <w:style w:type="paragraph" w:styleId="IndexHeading">
     <w:name w:val="index heading"/>
     <w:basedOn w:val="Normal"/>
-    <w:next w:val="ndice1"/>
+    <w:next w:val="Index1"/>
     <w:uiPriority w:val="99"/>
     <w:unhideWhenUsed/>
     <w:rsid w:val="000E5711"/>
@@ -30721,7 +30647,7 @@
       <w:szCs w:val="26"/>
     </w:rPr>
   </w:style>
-  <w:style w:type="paragraph" w:styleId="TDC1">
+  <w:style w:type="paragraph" w:styleId="TOC1">
     <w:name w:val="toc 1"/>
     <w:basedOn w:val="Normal"/>
     <w:next w:val="Normal"/>
@@ -30733,9 +30659,9 @@
       <w:spacing w:after="100"/>
     </w:pPr>
   </w:style>
-  <w:style w:type="character" w:styleId="Hipervnculovisitado">
+  <w:style w:type="character" w:styleId="FollowedHyperlink">
     <w:name w:val="FollowedHyperlink"/>
-    <w:basedOn w:val="Fuentedeprrafopredeter"/>
+    <w:basedOn w:val="DefaultParagraphFont"/>
     <w:uiPriority w:val="99"/>
     <w:semiHidden/>
     <w:unhideWhenUsed/>
@@ -30745,7 +30671,7 @@
       <w:u w:val="single"/>
     </w:rPr>
   </w:style>
-  <w:style w:type="paragraph" w:styleId="TDC2">
+  <w:style w:type="paragraph" w:styleId="TOC2">
     <w:name w:val="toc 2"/>
     <w:basedOn w:val="Normal"/>
     <w:next w:val="Normal"/>
@@ -30758,7 +30684,7 @@
       <w:ind w:left="220"/>
     </w:pPr>
   </w:style>
-  <w:style w:type="paragraph" w:styleId="TDC3">
+  <w:style w:type="paragraph" w:styleId="TOC3">
     <w:name w:val="toc 3"/>
     <w:basedOn w:val="Normal"/>
     <w:next w:val="Normal"/>
